--- a/doc/dv_flow_user_guide.docx
+++ b/doc/dv_flow_user_guide.docx
@@ -430,7 +430,7 @@
           </w:pPr>
           <w:hyperlink w:history="1" w:anchor="_Toc15">
             <w:r>
-              <w:t xml:space="preserve">The simulation executable</w:t>
+              <w:t xml:space="preserve">Job scripts: tcsh and sh</w:t>
             </w:r>
             <w:r>
               <w:tab/>
@@ -438,28 +438,6 @@
             <w:r>
               <w:fldChar w:fldCharType="begin" w:dirty="true"/>
               <w:instrText xml:space="preserve">PAGEREF _Toc15 \h</w:instrText>
-              <w:fldChar w:fldCharType="separate"/>
-              <w:fldChar w:fldCharType="end"/>
-            </w:r>
-          </w:hyperlink>
-        </w:p>
-        <w:p>
-          <w:pPr>
-            <w:pStyle w:val="TOC1"/>
-            <w:tabs>
-              <w:tab w:val="right" w:pos="9638" w:leader="dot"/>
-            </w:tabs>
-          </w:pPr>
-          <w:hyperlink w:history="1" w:anchor="_Toc16">
-            <w:r>
-              <w:t xml:space="preserve">Basic setup: adding your design</w:t>
-            </w:r>
-            <w:r>
-              <w:tab/>
-            </w:r>
-            <w:r>
-              <w:fldChar w:fldCharType="begin" w:dirty="true"/>
-              <w:instrText xml:space="preserve">PAGEREF _Toc16 \h</w:instrText>
               <w:fldChar w:fldCharType="separate"/>
               <w:fldChar w:fldCharType="end"/>
             </w:r>
@@ -473,9 +451,31 @@
             </w:tabs>
             <w:ind w:left="220"/>
           </w:pPr>
+          <w:hyperlink w:history="1" w:anchor="_Toc16">
+            <w:r>
+              <w:t xml:space="preserve">The simulation executable</w:t>
+            </w:r>
+            <w:r>
+              <w:tab/>
+            </w:r>
+            <w:r>
+              <w:fldChar w:fldCharType="begin" w:dirty="true"/>
+              <w:instrText xml:space="preserve">PAGEREF _Toc16 \h</w:instrText>
+              <w:fldChar w:fldCharType="separate"/>
+              <w:fldChar w:fldCharType="end"/>
+            </w:r>
+          </w:hyperlink>
+        </w:p>
+        <w:p>
+          <w:pPr>
+            <w:pStyle w:val="TOC1"/>
+            <w:tabs>
+              <w:tab w:val="right" w:pos="9638" w:leader="dot"/>
+            </w:tabs>
+          </w:pPr>
           <w:hyperlink w:history="1" w:anchor="_Toc17">
             <w:r>
-              <w:t xml:space="preserve">Step 1 - File list</w:t>
+              <w:t xml:space="preserve">Basic setup: adding your design</w:t>
             </w:r>
             <w:r>
               <w:tab/>
@@ -498,7 +498,7 @@
           </w:pPr>
           <w:hyperlink w:history="1" w:anchor="_Toc18">
             <w:r>
-              <w:t xml:space="preserve">Step 2 - Add the model</w:t>
+              <w:t xml:space="preserve">Step 1 - File list</w:t>
             </w:r>
             <w:r>
               <w:tab/>
@@ -521,7 +521,7 @@
           </w:pPr>
           <w:hyperlink w:history="1" w:anchor="_Toc19">
             <w:r>
-              <w:t xml:space="preserve">Step 3 - Write the test list</w:t>
+              <w:t xml:space="preserve">Step 2 - Add the model</w:t>
             </w:r>
             <w:r>
               <w:tab/>
@@ -544,7 +544,7 @@
           </w:pPr>
           <w:hyperlink w:history="1" w:anchor="_Toc20">
             <w:r>
-              <w:t xml:space="preserve">Step 4 - Check, then build</w:t>
+              <w:t xml:space="preserve">Step 3 - Write the test list</w:t>
             </w:r>
             <w:r>
               <w:tab/>
@@ -567,7 +567,7 @@
           </w:pPr>
           <w:hyperlink w:history="1" w:anchor="_Toc21">
             <w:r>
-              <w:t xml:space="preserve">Step 5 - Run tests</w:t>
+              <w:t xml:space="preserve">Step 4 - Check, then build</w:t>
             </w:r>
             <w:r>
               <w:tab/>
@@ -575,28 +575,6 @@
             <w:r>
               <w:fldChar w:fldCharType="begin" w:dirty="true"/>
               <w:instrText xml:space="preserve">PAGEREF _Toc21 \h</w:instrText>
-              <w:fldChar w:fldCharType="separate"/>
-              <w:fldChar w:fldCharType="end"/>
-            </w:r>
-          </w:hyperlink>
-        </w:p>
-        <w:p>
-          <w:pPr>
-            <w:pStyle w:val="TOC1"/>
-            <w:tabs>
-              <w:tab w:val="right" w:pos="9638" w:leader="dot"/>
-            </w:tabs>
-          </w:pPr>
-          <w:hyperlink w:history="1" w:anchor="_Toc22">
-            <w:r>
-              <w:t xml:space="preserve">Command line reference</w:t>
-            </w:r>
-            <w:r>
-              <w:tab/>
-            </w:r>
-            <w:r>
-              <w:fldChar w:fldCharType="begin" w:dirty="true"/>
-              <w:instrText xml:space="preserve">PAGEREF _Toc22 \h</w:instrText>
               <w:fldChar w:fldCharType="separate"/>
               <w:fldChar w:fldCharType="end"/>
             </w:r>
@@ -610,9 +588,31 @@
             </w:tabs>
             <w:ind w:left="220"/>
           </w:pPr>
+          <w:hyperlink w:history="1" w:anchor="_Toc22">
+            <w:r>
+              <w:t xml:space="preserve">Step 5 - Run tests</w:t>
+            </w:r>
+            <w:r>
+              <w:tab/>
+            </w:r>
+            <w:r>
+              <w:fldChar w:fldCharType="begin" w:dirty="true"/>
+              <w:instrText xml:space="preserve">PAGEREF _Toc22 \h</w:instrText>
+              <w:fldChar w:fldCharType="separate"/>
+              <w:fldChar w:fldCharType="end"/>
+            </w:r>
+          </w:hyperlink>
+        </w:p>
+        <w:p>
+          <w:pPr>
+            <w:pStyle w:val="TOC1"/>
+            <w:tabs>
+              <w:tab w:val="right" w:pos="9638" w:leader="dot"/>
+            </w:tabs>
+          </w:pPr>
           <w:hyperlink w:history="1" w:anchor="_Toc23">
             <w:r>
-              <w:t xml:space="preserve">Everyday commands</w:t>
+              <w:t xml:space="preserve">Command line reference</w:t>
             </w:r>
             <w:r>
               <w:tab/>
@@ -635,7 +635,7 @@
           </w:pPr>
           <w:hyperlink w:history="1" w:anchor="_Toc24">
             <w:r>
-              <w:t xml:space="preserve">Seeds and run counts</w:t>
+              <w:t xml:space="preserve">Everyday commands</w:t>
             </w:r>
             <w:r>
               <w:tab/>
@@ -643,28 +643,6 @@
             <w:r>
               <w:fldChar w:fldCharType="begin" w:dirty="true"/>
               <w:instrText xml:space="preserve">PAGEREF _Toc24 \h</w:instrText>
-              <w:fldChar w:fldCharType="separate"/>
-              <w:fldChar w:fldCharType="end"/>
-            </w:r>
-          </w:hyperlink>
-        </w:p>
-        <w:p>
-          <w:pPr>
-            <w:pStyle w:val="TOC1"/>
-            <w:tabs>
-              <w:tab w:val="right" w:pos="9638" w:leader="dot"/>
-            </w:tabs>
-          </w:pPr>
-          <w:hyperlink w:history="1" w:anchor="_Toc25">
-            <w:r>
-              <w:t xml:space="preserve">Test lists</w:t>
-            </w:r>
-            <w:r>
-              <w:tab/>
-            </w:r>
-            <w:r>
-              <w:fldChar w:fldCharType="begin" w:dirty="true"/>
-              <w:instrText xml:space="preserve">PAGEREF _Toc25 \h</w:instrText>
               <w:fldChar w:fldCharType="separate"/>
               <w:fldChar w:fldCharType="end"/>
             </w:r>
@@ -678,9 +656,31 @@
             </w:tabs>
             <w:ind w:left="220"/>
           </w:pPr>
+          <w:hyperlink w:history="1" w:anchor="_Toc25">
+            <w:r>
+              <w:t xml:space="preserve">Seeds and run counts</w:t>
+            </w:r>
+            <w:r>
+              <w:tab/>
+            </w:r>
+            <w:r>
+              <w:fldChar w:fldCharType="begin" w:dirty="true"/>
+              <w:instrText xml:space="preserve">PAGEREF _Toc25 \h</w:instrText>
+              <w:fldChar w:fldCharType="separate"/>
+              <w:fldChar w:fldCharType="end"/>
+            </w:r>
+          </w:hyperlink>
+        </w:p>
+        <w:p>
+          <w:pPr>
+            <w:pStyle w:val="TOC1"/>
+            <w:tabs>
+              <w:tab w:val="right" w:pos="9638" w:leader="dot"/>
+            </w:tabs>
+          </w:pPr>
           <w:hyperlink w:history="1" w:anchor="_Toc26">
             <w:r>
-              <w:t xml:space="preserve">Test entry fields</w:t>
+              <w:t xml:space="preserve">Test lists</w:t>
             </w:r>
             <w:r>
               <w:tab/>
@@ -703,7 +703,7 @@
           </w:pPr>
           <w:hyperlink w:history="1" w:anchor="_Toc27">
             <w:r>
-              <w:t xml:space="preserve">Sections with defaults</w:t>
+              <w:t xml:space="preserve">Test entry fields</w:t>
             </w:r>
             <w:r>
               <w:tab/>
@@ -726,7 +726,7 @@
           </w:pPr>
           <w:hyperlink w:history="1" w:anchor="_Toc28">
             <w:r>
-              <w:t xml:space="preserve">One UVM test, many testcases</w:t>
+              <w:t xml:space="preserve">Sections with defaults</w:t>
             </w:r>
             <w:r>
               <w:tab/>
@@ -749,7 +749,7 @@
           </w:pPr>
           <w:hyperlink w:history="1" w:anchor="_Toc29">
             <w:r>
-              <w:t xml:space="preserve">Generating tests with Jinja</w:t>
+              <w:t xml:space="preserve">One UVM test, many testcases</w:t>
             </w:r>
             <w:r>
               <w:tab/>
@@ -772,7 +772,7 @@
           </w:pPr>
           <w:hyperlink w:history="1" w:anchor="_Toc30">
             <w:r>
-              <w:t xml:space="preserve">Listing tests</w:t>
+              <w:t xml:space="preserve">Generating tests with Jinja</w:t>
             </w:r>
             <w:r>
               <w:tab/>
@@ -795,7 +795,7 @@
           </w:pPr>
           <w:hyperlink w:history="1" w:anchor="_Toc31">
             <w:r>
-              <w:t xml:space="preserve">Selecting tests</w:t>
+              <w:t xml:space="preserve">Listing tests</w:t>
             </w:r>
             <w:r>
               <w:tab/>
@@ -803,28 +803,6 @@
             <w:r>
               <w:fldChar w:fldCharType="begin" w:dirty="true"/>
               <w:instrText xml:space="preserve">PAGEREF _Toc31 \h</w:instrText>
-              <w:fldChar w:fldCharType="separate"/>
-              <w:fldChar w:fldCharType="end"/>
-            </w:r>
-          </w:hyperlink>
-        </w:p>
-        <w:p>
-          <w:pPr>
-            <w:pStyle w:val="TOC1"/>
-            <w:tabs>
-              <w:tab w:val="right" w:pos="9638" w:leader="dot"/>
-            </w:tabs>
-          </w:pPr>
-          <w:hyperlink w:history="1" w:anchor="_Toc32">
-            <w:r>
-              <w:t xml:space="preserve">Phase arguments</w:t>
-            </w:r>
-            <w:r>
-              <w:tab/>
-            </w:r>
-            <w:r>
-              <w:fldChar w:fldCharType="begin" w:dirty="true"/>
-              <w:instrText xml:space="preserve">PAGEREF _Toc32 \h</w:instrText>
               <w:fldChar w:fldCharType="separate"/>
               <w:fldChar w:fldCharType="end"/>
             </w:r>
@@ -838,9 +816,31 @@
             </w:tabs>
             <w:ind w:left="220"/>
           </w:pPr>
+          <w:hyperlink w:history="1" w:anchor="_Toc32">
+            <w:r>
+              <w:t xml:space="preserve">Selecting tests</w:t>
+            </w:r>
+            <w:r>
+              <w:tab/>
+            </w:r>
+            <w:r>
+              <w:fldChar w:fldCharType="begin" w:dirty="true"/>
+              <w:instrText xml:space="preserve">PAGEREF _Toc32 \h</w:instrText>
+              <w:fldChar w:fldCharType="separate"/>
+              <w:fldChar w:fldCharType="end"/>
+            </w:r>
+          </w:hyperlink>
+        </w:p>
+        <w:p>
+          <w:pPr>
+            <w:pStyle w:val="TOC1"/>
+            <w:tabs>
+              <w:tab w:val="right" w:pos="9638" w:leader="dot"/>
+            </w:tabs>
+          </w:pPr>
           <w:hyperlink w:history="1" w:anchor="_Toc33">
             <w:r>
-              <w:t xml:space="preserve">Key syntax</w:t>
+              <w:t xml:space="preserve">Phase arguments</w:t>
             </w:r>
             <w:r>
               <w:tab/>
@@ -863,7 +863,7 @@
           </w:pPr>
           <w:hyperlink w:history="1" w:anchor="_Toc34">
             <w:r>
-              <w:t xml:space="preserve">In a test list</w:t>
+              <w:t xml:space="preserve">Key syntax</w:t>
             </w:r>
             <w:r>
               <w:tab/>
@@ -886,7 +886,7 @@
           </w:pPr>
           <w:hyperlink w:history="1" w:anchor="_Toc35">
             <w:r>
-              <w:t xml:space="preserve">Order of precedence</w:t>
+              <w:t xml:space="preserve">In a test list</w:t>
             </w:r>
             <w:r>
               <w:tab/>
@@ -894,28 +894,6 @@
             <w:r>
               <w:fldChar w:fldCharType="begin" w:dirty="true"/>
               <w:instrText xml:space="preserve">PAGEREF _Toc35 \h</w:instrText>
-              <w:fldChar w:fldCharType="separate"/>
-              <w:fldChar w:fldCharType="end"/>
-            </w:r>
-          </w:hyperlink>
-        </w:p>
-        <w:p>
-          <w:pPr>
-            <w:pStyle w:val="TOC1"/>
-            <w:tabs>
-              <w:tab w:val="right" w:pos="9638" w:leader="dot"/>
-            </w:tabs>
-          </w:pPr>
-          <w:hyperlink w:history="1" w:anchor="_Toc36">
-            <w:r>
-              <w:t xml:space="preserve">Advanced configuration</w:t>
-            </w:r>
-            <w:r>
-              <w:tab/>
-            </w:r>
-            <w:r>
-              <w:fldChar w:fldCharType="begin" w:dirty="true"/>
-              <w:instrText xml:space="preserve">PAGEREF _Toc36 \h</w:instrText>
               <w:fldChar w:fldCharType="separate"/>
               <w:fldChar w:fldCharType="end"/>
             </w:r>
@@ -929,9 +907,31 @@
             </w:tabs>
             <w:ind w:left="220"/>
           </w:pPr>
+          <w:hyperlink w:history="1" w:anchor="_Toc36">
+            <w:r>
+              <w:t xml:space="preserve">Order of precedence</w:t>
+            </w:r>
+            <w:r>
+              <w:tab/>
+            </w:r>
+            <w:r>
+              <w:fldChar w:fldCharType="begin" w:dirty="true"/>
+              <w:instrText xml:space="preserve">PAGEREF _Toc36 \h</w:instrText>
+              <w:fldChar w:fldCharType="separate"/>
+              <w:fldChar w:fldCharType="end"/>
+            </w:r>
+          </w:hyperlink>
+        </w:p>
+        <w:p>
+          <w:pPr>
+            <w:pStyle w:val="TOC1"/>
+            <w:tabs>
+              <w:tab w:val="right" w:pos="9638" w:leader="dot"/>
+            </w:tabs>
+          </w:pPr>
           <w:hyperlink w:history="1" w:anchor="_Toc37">
             <w:r>
-              <w:t xml:space="preserve">Variables</w:t>
+              <w:t xml:space="preserve">Advanced configuration</w:t>
             </w:r>
             <w:r>
               <w:tab/>
@@ -954,7 +954,7 @@
           </w:pPr>
           <w:hyperlink w:history="1" w:anchor="_Toc38">
             <w:r>
-              <w:t xml:space="preserve">File hierarchy: master and project files</w:t>
+              <w:t xml:space="preserve">Variables</w:t>
             </w:r>
             <w:r>
               <w:tab/>
@@ -977,7 +977,7 @@
           </w:pPr>
           <w:hyperlink w:history="1" w:anchor="_Toc39">
             <w:r>
-              <w:t xml:space="preserve">YAML anchors between models</w:t>
+              <w:t xml:space="preserve">File hierarchy: master and project files</w:t>
             </w:r>
             <w:r>
               <w:tab/>
@@ -1000,7 +1000,7 @@
           </w:pPr>
           <w:hyperlink w:history="1" w:anchor="_Toc40">
             <w:r>
-              <w:t xml:space="preserve">Coverage</w:t>
+              <w:t xml:space="preserve">YAML anchors between models</w:t>
             </w:r>
             <w:r>
               <w:tab/>
@@ -1023,7 +1023,7 @@
           </w:pPr>
           <w:hyperlink w:history="1" w:anchor="_Toc41">
             <w:r>
-              <w:t xml:space="preserve">Debug tool and GUI</w:t>
+              <w:t xml:space="preserve">Coverage</w:t>
             </w:r>
             <w:r>
               <w:tab/>
@@ -1046,7 +1046,7 @@
           </w:pPr>
           <w:hyperlink w:history="1" w:anchor="_Toc42">
             <w:r>
-              <w:t xml:space="preserve">UVM run-time options</w:t>
+              <w:t xml:space="preserve">Debug tool and GUI</w:t>
             </w:r>
             <w:r>
               <w:tab/>
@@ -1069,7 +1069,7 @@
           </w:pPr>
           <w:hyperlink w:history="1" w:anchor="_Toc43">
             <w:r>
-              <w:t xml:space="preserve">Failing a step on log content</w:t>
+              <w:t xml:space="preserve">UVM run-time options</w:t>
             </w:r>
             <w:r>
               <w:tab/>
@@ -1092,7 +1092,7 @@
           </w:pPr>
           <w:hyperlink w:history="1" w:anchor="_Toc44">
             <w:r>
-              <w:t xml:space="preserve">Adding a new phase</w:t>
+              <w:t xml:space="preserve">Failing a step on log content</w:t>
             </w:r>
             <w:r>
               <w:tab/>
@@ -1100,28 +1100,6 @@
             <w:r>
               <w:fldChar w:fldCharType="begin" w:dirty="true"/>
               <w:instrText xml:space="preserve">PAGEREF _Toc44 \h</w:instrText>
-              <w:fldChar w:fldCharType="separate"/>
-              <w:fldChar w:fldCharType="end"/>
-            </w:r>
-          </w:hyperlink>
-        </w:p>
-        <w:p>
-          <w:pPr>
-            <w:pStyle w:val="TOC1"/>
-            <w:tabs>
-              <w:tab w:val="right" w:pos="9638" w:leader="dot"/>
-            </w:tabs>
-          </w:pPr>
-          <w:hyperlink w:history="1" w:anchor="_Toc45">
-            <w:r>
-              <w:t xml:space="preserve">PASS/FAIL checking</w:t>
-            </w:r>
-            <w:r>
-              <w:tab/>
-            </w:r>
-            <w:r>
-              <w:fldChar w:fldCharType="begin" w:dirty="true"/>
-              <w:instrText xml:space="preserve">PAGEREF _Toc45 \h</w:instrText>
               <w:fldChar w:fldCharType="separate"/>
               <w:fldChar w:fldCharType="end"/>
             </w:r>
@@ -1135,9 +1113,31 @@
             </w:tabs>
             <w:ind w:left="220"/>
           </w:pPr>
+          <w:hyperlink w:history="1" w:anchor="_Toc45">
+            <w:r>
+              <w:t xml:space="preserve">Adding a new phase</w:t>
+            </w:r>
+            <w:r>
+              <w:tab/>
+            </w:r>
+            <w:r>
+              <w:fldChar w:fldCharType="begin" w:dirty="true"/>
+              <w:instrText xml:space="preserve">PAGEREF _Toc45 \h</w:instrText>
+              <w:fldChar w:fldCharType="separate"/>
+              <w:fldChar w:fldCharType="end"/>
+            </w:r>
+          </w:hyperlink>
+        </w:p>
+        <w:p>
+          <w:pPr>
+            <w:pStyle w:val="TOC1"/>
+            <w:tabs>
+              <w:tab w:val="right" w:pos="9638" w:leader="dot"/>
+            </w:tabs>
+          </w:pPr>
           <w:hyperlink w:history="1" w:anchor="_Toc46">
             <w:r>
-              <w:t xml:space="preserve">Rule lists</w:t>
+              <w:t xml:space="preserve">PASS/FAIL checking</w:t>
             </w:r>
             <w:r>
               <w:tab/>
@@ -1160,7 +1160,7 @@
           </w:pPr>
           <w:hyperlink w:history="1" w:anchor="_Toc47">
             <w:r>
-              <w:t xml:space="preserve">Choosing rules</w:t>
+              <w:t xml:space="preserve">Rule lists</w:t>
             </w:r>
             <w:r>
               <w:tab/>
@@ -1183,7 +1183,7 @@
           </w:pPr>
           <w:hyperlink w:history="1" w:anchor="_Toc48">
             <w:r>
-              <w:t xml:space="preserve">Running it by hand</w:t>
+              <w:t xml:space="preserve">Choosing rules</w:t>
             </w:r>
             <w:r>
               <w:tab/>
@@ -1191,28 +1191,6 @@
             <w:r>
               <w:fldChar w:fldCharType="begin" w:dirty="true"/>
               <w:instrText xml:space="preserve">PAGEREF _Toc48 \h</w:instrText>
-              <w:fldChar w:fldCharType="separate"/>
-              <w:fldChar w:fldCharType="end"/>
-            </w:r>
-          </w:hyperlink>
-        </w:p>
-        <w:p>
-          <w:pPr>
-            <w:pStyle w:val="TOC1"/>
-            <w:tabs>
-              <w:tab w:val="right" w:pos="9638" w:leader="dot"/>
-            </w:tabs>
-          </w:pPr>
-          <w:hyperlink w:history="1" w:anchor="_Toc49">
-            <w:r>
-              <w:t xml:space="preserve">Running on Slurm</w:t>
-            </w:r>
-            <w:r>
-              <w:tab/>
-            </w:r>
-            <w:r>
-              <w:fldChar w:fldCharType="begin" w:dirty="true"/>
-              <w:instrText xml:space="preserve">PAGEREF _Toc49 \h</w:instrText>
               <w:fldChar w:fldCharType="separate"/>
               <w:fldChar w:fldCharType="end"/>
             </w:r>
@@ -1226,9 +1204,31 @@
             </w:tabs>
             <w:ind w:left="220"/>
           </w:pPr>
+          <w:hyperlink w:history="1" w:anchor="_Toc49">
+            <w:r>
+              <w:t xml:space="preserve">Running it by hand</w:t>
+            </w:r>
+            <w:r>
+              <w:tab/>
+            </w:r>
+            <w:r>
+              <w:fldChar w:fldCharType="begin" w:dirty="true"/>
+              <w:instrText xml:space="preserve">PAGEREF _Toc49 \h</w:instrText>
+              <w:fldChar w:fldCharType="separate"/>
+              <w:fldChar w:fldCharType="end"/>
+            </w:r>
+          </w:hyperlink>
+        </w:p>
+        <w:p>
+          <w:pPr>
+            <w:pStyle w:val="TOC1"/>
+            <w:tabs>
+              <w:tab w:val="right" w:pos="9638" w:leader="dot"/>
+            </w:tabs>
+          </w:pPr>
           <w:hyperlink w:history="1" w:anchor="_Toc50">
             <w:r>
-              <w:t xml:space="preserve">Turning Slurm on</w:t>
+              <w:t xml:space="preserve">Running on Slurm</w:t>
             </w:r>
             <w:r>
               <w:tab/>
@@ -1251,7 +1251,7 @@
           </w:pPr>
           <w:hyperlink w:history="1" w:anchor="_Toc51">
             <w:r>
-              <w:t xml:space="preserve">sbatch and srun: the difference</w:t>
+              <w:t xml:space="preserve">Turning Slurm on</w:t>
             </w:r>
             <w:r>
               <w:tab/>
@@ -1274,7 +1274,7 @@
           </w:pPr>
           <w:hyperlink w:history="1" w:anchor="_Toc52">
             <w:r>
-              <w:t xml:space="preserve">What is submitted</w:t>
+              <w:t xml:space="preserve">sbatch and srun: the difference</w:t>
             </w:r>
             <w:r>
               <w:tab/>
@@ -1297,7 +1297,7 @@
           </w:pPr>
           <w:hyperlink w:history="1" w:anchor="_Toc53">
             <w:r>
-              <w:t xml:space="preserve">Slurm settings</w:t>
+              <w:t xml:space="preserve">What is submitted</w:t>
             </w:r>
             <w:r>
               <w:tab/>
@@ -1320,7 +1320,7 @@
           </w:pPr>
           <w:hyperlink w:history="1" w:anchor="_Toc54">
             <w:r>
-              <w:t xml:space="preserve">Memory and extra Slurm options</w:t>
+              <w:t xml:space="preserve">Slurm settings</w:t>
             </w:r>
             <w:r>
               <w:tab/>
@@ -1343,7 +1343,7 @@
           </w:pPr>
           <w:hyperlink w:history="1" w:anchor="_Toc55">
             <w:r>
-              <w:t xml:space="preserve">Time limits</w:t>
+              <w:t xml:space="preserve">Memory and extra Slurm options</w:t>
             </w:r>
             <w:r>
               <w:tab/>
@@ -1366,7 +1366,7 @@
           </w:pPr>
           <w:hyperlink w:history="1" w:anchor="_Toc56">
             <w:r>
-              <w:t xml:space="preserve">Tracking jobs</w:t>
+              <w:t xml:space="preserve">Time limits</w:t>
             </w:r>
             <w:r>
               <w:tab/>
@@ -1389,7 +1389,7 @@
           </w:pPr>
           <w:hyperlink w:history="1" w:anchor="_Toc57">
             <w:r>
-              <w:t xml:space="preserve">Killed jobs</w:t>
+              <w:t xml:space="preserve">Tracking jobs</w:t>
             </w:r>
             <w:r>
               <w:tab/>
@@ -1412,7 +1412,7 @@
           </w:pPr>
           <w:hyperlink w:history="1" w:anchor="_Toc58">
             <w:r>
-              <w:t xml:space="preserve">Useful Slurm commands</w:t>
+              <w:t xml:space="preserve">Killed jobs</w:t>
             </w:r>
             <w:r>
               <w:tab/>
@@ -1420,28 +1420,6 @@
             <w:r>
               <w:fldChar w:fldCharType="begin" w:dirty="true"/>
               <w:instrText xml:space="preserve">PAGEREF _Toc58 \h</w:instrText>
-              <w:fldChar w:fldCharType="separate"/>
-              <w:fldChar w:fldCharType="end"/>
-            </w:r>
-          </w:hyperlink>
-        </w:p>
-        <w:p>
-          <w:pPr>
-            <w:pStyle w:val="TOC1"/>
-            <w:tabs>
-              <w:tab w:val="right" w:pos="9638" w:leader="dot"/>
-            </w:tabs>
-          </w:pPr>
-          <w:hyperlink w:history="1" w:anchor="_Toc59">
-            <w:r>
-              <w:t xml:space="preserve">Waves: dump and open in DVE</w:t>
-            </w:r>
-            <w:r>
-              <w:tab/>
-            </w:r>
-            <w:r>
-              <w:fldChar w:fldCharType="begin" w:dirty="true"/>
-              <w:instrText xml:space="preserve">PAGEREF _Toc59 \h</w:instrText>
               <w:fldChar w:fldCharType="separate"/>
               <w:fldChar w:fldCharType="end"/>
             </w:r>
@@ -1455,9 +1433,31 @@
             </w:tabs>
             <w:ind w:left="220"/>
           </w:pPr>
+          <w:hyperlink w:history="1" w:anchor="_Toc59">
+            <w:r>
+              <w:t xml:space="preserve">Useful Slurm commands</w:t>
+            </w:r>
+            <w:r>
+              <w:tab/>
+            </w:r>
+            <w:r>
+              <w:fldChar w:fldCharType="begin" w:dirty="true"/>
+              <w:instrText xml:space="preserve">PAGEREF _Toc59 \h</w:instrText>
+              <w:fldChar w:fldCharType="separate"/>
+              <w:fldChar w:fldCharType="end"/>
+            </w:r>
+          </w:hyperlink>
+        </w:p>
+        <w:p>
+          <w:pPr>
+            <w:pStyle w:val="TOC1"/>
+            <w:tabs>
+              <w:tab w:val="right" w:pos="9638" w:leader="dot"/>
+            </w:tabs>
+          </w:pPr>
           <w:hyperlink w:history="1" w:anchor="_Toc60">
             <w:r>
-              <w:t xml:space="preserve">Dumping waves</w:t>
+              <w:t xml:space="preserve">Waves: dump and open in DVE</w:t>
             </w:r>
             <w:r>
               <w:tab/>
@@ -1480,7 +1480,7 @@
           </w:pPr>
           <w:hyperlink w:history="1" w:anchor="_Toc61">
             <w:r>
-              <w:t xml:space="preserve">Opening waves</w:t>
+              <w:t xml:space="preserve">Dumping waves</w:t>
             </w:r>
             <w:r>
               <w:tab/>
@@ -1503,7 +1503,7 @@
           </w:pPr>
           <w:hyperlink w:history="1" w:anchor="_Toc62">
             <w:r>
-              <w:t xml:space="preserve">Viewer and its Slurm settings</w:t>
+              <w:t xml:space="preserve">Opening waves</w:t>
             </w:r>
             <w:r>
               <w:tab/>
@@ -1526,7 +1526,7 @@
           </w:pPr>
           <w:hyperlink w:history="1" w:anchor="_Toc63">
             <w:r>
-              <w:t xml:space="preserve">Problems with waves</w:t>
+              <w:t xml:space="preserve">Viewer and its Slurm settings</w:t>
             </w:r>
             <w:r>
               <w:tab/>
@@ -1534,28 +1534,6 @@
             <w:r>
               <w:fldChar w:fldCharType="begin" w:dirty="true"/>
               <w:instrText xml:space="preserve">PAGEREF _Toc63 \h</w:instrText>
-              <w:fldChar w:fldCharType="separate"/>
-              <w:fldChar w:fldCharType="end"/>
-            </w:r>
-          </w:hyperlink>
-        </w:p>
-        <w:p>
-          <w:pPr>
-            <w:pStyle w:val="TOC1"/>
-            <w:tabs>
-              <w:tab w:val="right" w:pos="9638" w:leader="dot"/>
-            </w:tabs>
-          </w:pPr>
-          <w:hyperlink w:history="1" w:anchor="_Toc64">
-            <w:r>
-              <w:t xml:space="preserve">Debugging and troubleshooting</w:t>
-            </w:r>
-            <w:r>
-              <w:tab/>
-            </w:r>
-            <w:r>
-              <w:fldChar w:fldCharType="begin" w:dirty="true"/>
-              <w:instrText xml:space="preserve">PAGEREF _Toc64 \h</w:instrText>
               <w:fldChar w:fldCharType="separate"/>
               <w:fldChar w:fldCharType="end"/>
             </w:r>
@@ -1569,9 +1547,31 @@
             </w:tabs>
             <w:ind w:left="220"/>
           </w:pPr>
+          <w:hyperlink w:history="1" w:anchor="_Toc64">
+            <w:r>
+              <w:t xml:space="preserve">Problems with waves</w:t>
+            </w:r>
+            <w:r>
+              <w:tab/>
+            </w:r>
+            <w:r>
+              <w:fldChar w:fldCharType="begin" w:dirty="true"/>
+              <w:instrText xml:space="preserve">PAGEREF _Toc64 \h</w:instrText>
+              <w:fldChar w:fldCharType="separate"/>
+              <w:fldChar w:fldCharType="end"/>
+            </w:r>
+          </w:hyperlink>
+        </w:p>
+        <w:p>
+          <w:pPr>
+            <w:pStyle w:val="TOC1"/>
+            <w:tabs>
+              <w:tab w:val="right" w:pos="9638" w:leader="dot"/>
+            </w:tabs>
+          </w:pPr>
           <w:hyperlink w:history="1" w:anchor="_Toc65">
             <w:r>
-              <w:t xml:space="preserve">A systematic approach</w:t>
+              <w:t xml:space="preserve">Debugging and troubleshooting</w:t>
             </w:r>
             <w:r>
               <w:tab/>
@@ -1594,7 +1594,7 @@
           </w:pPr>
           <w:hyperlink w:history="1" w:anchor="_Toc66">
             <w:r>
-              <w:t xml:space="preserve">Error messages</w:t>
+              <w:t xml:space="preserve">A systematic approach</w:t>
             </w:r>
             <w:r>
               <w:tab/>
@@ -1617,7 +1617,7 @@
           </w:pPr>
           <w:hyperlink w:history="1" w:anchor="_Toc67">
             <w:r>
-              <w:t xml:space="preserve">Jobs stay PENDING</w:t>
+              <w:t xml:space="preserve">Error messages</w:t>
             </w:r>
             <w:r>
               <w:tab/>
@@ -1640,7 +1640,7 @@
           </w:pPr>
           <w:hyperlink w:history="1" w:anchor="_Toc68">
             <w:r>
-              <w:t xml:space="preserve">GUI does not open</w:t>
+              <w:t xml:space="preserve">Jobs stay PENDING</w:t>
             </w:r>
             <w:r>
               <w:tab/>
@@ -1663,7 +1663,7 @@
           </w:pPr>
           <w:hyperlink w:history="1" w:anchor="_Toc69">
             <w:r>
-              <w:t xml:space="preserve">A variable has the wrong value</w:t>
+              <w:t xml:space="preserve">GUI does not open</w:t>
             </w:r>
             <w:r>
               <w:tab/>
@@ -1686,7 +1686,7 @@
           </w:pPr>
           <w:hyperlink w:history="1" w:anchor="_Toc70">
             <w:r>
-              <w:t xml:space="preserve">Windows / Git Bash notes</w:t>
+              <w:t xml:space="preserve">A variable has the wrong value</w:t>
             </w:r>
             <w:r>
               <w:tab/>
@@ -1694,28 +1694,6 @@
             <w:r>
               <w:fldChar w:fldCharType="begin" w:dirty="true"/>
               <w:instrText xml:space="preserve">PAGEREF _Toc70 \h</w:instrText>
-              <w:fldChar w:fldCharType="separate"/>
-              <w:fldChar w:fldCharType="end"/>
-            </w:r>
-          </w:hyperlink>
-        </w:p>
-        <w:p>
-          <w:pPr>
-            <w:pStyle w:val="TOC1"/>
-            <w:tabs>
-              <w:tab w:val="right" w:pos="9638" w:leader="dot"/>
-            </w:tabs>
-          </w:pPr>
-          <w:hyperlink w:history="1" w:anchor="_Toc71">
-            <w:r>
-              <w:t xml:space="preserve">Writing YAML files</w:t>
-            </w:r>
-            <w:r>
-              <w:tab/>
-            </w:r>
-            <w:r>
-              <w:fldChar w:fldCharType="begin" w:dirty="true"/>
-              <w:instrText xml:space="preserve">PAGEREF _Toc71 \h</w:instrText>
               <w:fldChar w:fldCharType="separate"/>
               <w:fldChar w:fldCharType="end"/>
             </w:r>
@@ -1729,9 +1707,31 @@
             </w:tabs>
             <w:ind w:left="220"/>
           </w:pPr>
+          <w:hyperlink w:history="1" w:anchor="_Toc71">
+            <w:r>
+              <w:t xml:space="preserve">Windows / Git Bash notes</w:t>
+            </w:r>
+            <w:r>
+              <w:tab/>
+            </w:r>
+            <w:r>
+              <w:fldChar w:fldCharType="begin" w:dirty="true"/>
+              <w:instrText xml:space="preserve">PAGEREF _Toc71 \h</w:instrText>
+              <w:fldChar w:fldCharType="separate"/>
+              <w:fldChar w:fldCharType="end"/>
+            </w:r>
+          </w:hyperlink>
+        </w:p>
+        <w:p>
+          <w:pPr>
+            <w:pStyle w:val="TOC1"/>
+            <w:tabs>
+              <w:tab w:val="right" w:pos="9638" w:leader="dot"/>
+            </w:tabs>
+          </w:pPr>
           <w:hyperlink w:history="1" w:anchor="_Toc72">
             <w:r>
-              <w:t xml:space="preserve">Rules that matter most</w:t>
+              <w:t xml:space="preserve">Writing YAML files</w:t>
             </w:r>
             <w:r>
               <w:tab/>
@@ -1754,7 +1754,7 @@
           </w:pPr>
           <w:hyperlink w:history="1" w:anchor="_Toc73">
             <w:r>
-              <w:t xml:space="preserve">When to quote</w:t>
+              <w:t xml:space="preserve">Rules that matter most</w:t>
             </w:r>
             <w:r>
               <w:tab/>
@@ -1777,7 +1777,7 @@
           </w:pPr>
           <w:hyperlink w:history="1" w:anchor="_Toc74">
             <w:r>
-              <w:t xml:space="preserve">Inline mappings</w:t>
+              <w:t xml:space="preserve">When to quote</w:t>
             </w:r>
             <w:r>
               <w:tab/>
@@ -1800,7 +1800,7 @@
           </w:pPr>
           <w:hyperlink w:history="1" w:anchor="_Toc75">
             <w:r>
-              <w:t xml:space="preserve">Multi-line values</w:t>
+              <w:t xml:space="preserve">Inline mappings</w:t>
             </w:r>
             <w:r>
               <w:tab/>
@@ -1823,7 +1823,7 @@
           </w:pPr>
           <w:hyperlink w:history="1" w:anchor="_Toc76">
             <w:r>
-              <w:t xml:space="preserve">Anchors, aliases and merge keys</w:t>
+              <w:t xml:space="preserve">Multi-line values</w:t>
             </w:r>
             <w:r>
               <w:tab/>
@@ -1846,7 +1846,7 @@
           </w:pPr>
           <w:hyperlink w:history="1" w:anchor="_Toc77">
             <w:r>
-              <w:t xml:space="preserve">Checklist when YAML fails</w:t>
+              <w:t xml:space="preserve">Anchors, aliases and merge keys</w:t>
             </w:r>
             <w:r>
               <w:tab/>
@@ -1854,28 +1854,6 @@
             <w:r>
               <w:fldChar w:fldCharType="begin" w:dirty="true"/>
               <w:instrText xml:space="preserve">PAGEREF _Toc77 \h</w:instrText>
-              <w:fldChar w:fldCharType="separate"/>
-              <w:fldChar w:fldCharType="end"/>
-            </w:r>
-          </w:hyperlink>
-        </w:p>
-        <w:p>
-          <w:pPr>
-            <w:pStyle w:val="TOC1"/>
-            <w:tabs>
-              <w:tab w:val="right" w:pos="9638" w:leader="dot"/>
-            </w:tabs>
-          </w:pPr>
-          <w:hyperlink w:history="1" w:anchor="_Toc78">
-            <w:r>
-              <w:t xml:space="preserve">Writing Jinja templates</w:t>
-            </w:r>
-            <w:r>
-              <w:tab/>
-            </w:r>
-            <w:r>
-              <w:fldChar w:fldCharType="begin" w:dirty="true"/>
-              <w:instrText xml:space="preserve">PAGEREF _Toc78 \h</w:instrText>
               <w:fldChar w:fldCharType="separate"/>
               <w:fldChar w:fldCharType="end"/>
             </w:r>
@@ -1889,9 +1867,31 @@
             </w:tabs>
             <w:ind w:left="220"/>
           </w:pPr>
+          <w:hyperlink w:history="1" w:anchor="_Toc78">
+            <w:r>
+              <w:t xml:space="preserve">Checklist when YAML fails</w:t>
+            </w:r>
+            <w:r>
+              <w:tab/>
+            </w:r>
+            <w:r>
+              <w:fldChar w:fldCharType="begin" w:dirty="true"/>
+              <w:instrText xml:space="preserve">PAGEREF _Toc78 \h</w:instrText>
+              <w:fldChar w:fldCharType="separate"/>
+              <w:fldChar w:fldCharType="end"/>
+            </w:r>
+          </w:hyperlink>
+        </w:p>
+        <w:p>
+          <w:pPr>
+            <w:pStyle w:val="TOC1"/>
+            <w:tabs>
+              <w:tab w:val="right" w:pos="9638" w:leader="dot"/>
+            </w:tabs>
+          </w:pPr>
           <w:hyperlink w:history="1" w:anchor="_Toc79">
             <w:r>
-              <w:t xml:space="preserve">Syntax</w:t>
+              <w:t xml:space="preserve">Writing Jinja templates</w:t>
             </w:r>
             <w:r>
               <w:tab/>
@@ -1914,7 +1914,7 @@
           </w:pPr>
           <w:hyperlink w:history="1" w:anchor="_Toc80">
             <w:r>
-              <w:t xml:space="preserve">Common patterns</w:t>
+              <w:t xml:space="preserve">Syntax</w:t>
             </w:r>
             <w:r>
               <w:tab/>
@@ -1937,7 +1937,7 @@
           </w:pPr>
           <w:hyperlink w:history="1" w:anchor="_Toc81">
             <w:r>
-              <w:t xml:space="preserve">Tips</w:t>
+              <w:t xml:space="preserve">Common patterns</w:t>
             </w:r>
             <w:r>
               <w:tab/>
@@ -1960,7 +1960,7 @@
           </w:pPr>
           <w:hyperlink w:history="1" w:anchor="_Toc82">
             <w:r>
-              <w:t xml:space="preserve">Common Jinja mistakes</w:t>
+              <w:t xml:space="preserve">Tips</w:t>
             </w:r>
             <w:r>
               <w:tab/>
@@ -1975,14 +1975,15 @@
         </w:p>
         <w:p>
           <w:pPr>
-            <w:pStyle w:val="TOC1"/>
+            <w:pStyle w:val="TOC2"/>
             <w:tabs>
               <w:tab w:val="right" w:pos="9638" w:leader="dot"/>
             </w:tabs>
+            <w:ind w:left="220"/>
           </w:pPr>
           <w:hyperlink w:history="1" w:anchor="_Toc83">
             <w:r>
-              <w:t xml:space="preserve">Code structure (for maintainers)</w:t>
+              <w:t xml:space="preserve">Common Jinja mistakes</w:t>
             </w:r>
             <w:r>
               <w:tab/>
@@ -2004,7 +2005,7 @@
           </w:pPr>
           <w:hyperlink w:history="1" w:anchor="_Toc84">
             <w:r>
-              <w:t xml:space="preserve">Appendix</w:t>
+              <w:t xml:space="preserve">Code structure (for maintainers)</w:t>
             </w:r>
             <w:r>
               <w:tab/>
@@ -2019,15 +2020,14 @@
         </w:p>
         <w:p>
           <w:pPr>
-            <w:pStyle w:val="TOC2"/>
+            <w:pStyle w:val="TOC1"/>
             <w:tabs>
               <w:tab w:val="right" w:pos="9638" w:leader="dot"/>
             </w:tabs>
-            <w:ind w:left="220"/>
           </w:pPr>
           <w:hyperlink w:history="1" w:anchor="_Toc85">
             <w:r>
-              <w:t xml:space="preserve">Complete example: project config</w:t>
+              <w:t xml:space="preserve">Appendix</w:t>
             </w:r>
             <w:r>
               <w:tab/>
@@ -2050,7 +2050,7 @@
           </w:pPr>
           <w:hyperlink w:history="1" w:anchor="_Toc86">
             <w:r>
-              <w:t xml:space="preserve">Complete example: test list</w:t>
+              <w:t xml:space="preserve">Complete example: project config</w:t>
             </w:r>
             <w:r>
               <w:tab/>
@@ -2073,7 +2073,7 @@
           </w:pPr>
           <w:hyperlink w:history="1" w:anchor="_Toc87">
             <w:r>
-              <w:t xml:space="preserve">The full command of one simulation</w:t>
+              <w:t xml:space="preserve">Complete example: test list</w:t>
             </w:r>
             <w:r>
               <w:tab/>
@@ -2096,7 +2096,7 @@
           </w:pPr>
           <w:hyperlink w:history="1" w:anchor="_Toc88">
             <w:r>
-              <w:t xml:space="preserve">Quick reference card</w:t>
+              <w:t xml:space="preserve">The full command of one simulation</w:t>
             </w:r>
             <w:r>
               <w:tab/>
@@ -2104,6 +2104,29 @@
             <w:r>
               <w:fldChar w:fldCharType="begin" w:dirty="true"/>
               <w:instrText xml:space="preserve">PAGEREF _Toc88 \h</w:instrText>
+              <w:fldChar w:fldCharType="separate"/>
+              <w:fldChar w:fldCharType="end"/>
+            </w:r>
+          </w:hyperlink>
+        </w:p>
+        <w:p>
+          <w:pPr>
+            <w:pStyle w:val="TOC2"/>
+            <w:tabs>
+              <w:tab w:val="right" w:pos="9638" w:leader="dot"/>
+            </w:tabs>
+            <w:ind w:left="220"/>
+          </w:pPr>
+          <w:hyperlink w:history="1" w:anchor="_Toc89">
+            <w:r>
+              <w:t xml:space="preserve">Quick reference card</w:t>
+            </w:r>
+            <w:r>
+              <w:tab/>
+            </w:r>
+            <w:r>
+              <w:fldChar w:fldCharType="begin" w:dirty="true"/>
+              <w:instrText xml:space="preserve">PAGEREF _Toc89 \h</w:instrText>
               <w:fldChar w:fldCharType="separate"/>
               <w:fldChar w:fldCharType="end"/>
             </w:r>
@@ -2591,7 +2614,7 @@
         <w:spacing w:after="60"/>
       </w:pPr>
       <w:r>
-        <w:t xml:space="preserve">It writes the job's files (</w:t>
+        <w:t xml:space="preserve">It writes the job's scripts into the job directory - per phase a tcsh script </w:t>
       </w:r>
       <w:r>
         <w:rPr>
@@ -2600,10 +2623,10 @@
           <w:sz w:val="20"/>
           <w:szCs w:val="20"/>
         </w:rPr>
-        <w:t xml:space="preserve">run.sh</w:t>
-      </w:r>
-      <w:r>
-        <w:t xml:space="preserve">, one </w:t>
+        <w:t xml:space="preserve">&lt;phase&gt;.csh</w:t>
+      </w:r>
+      <w:r>
+        <w:t xml:space="preserve"> and an sh script </w:t>
       </w:r>
       <w:r>
         <w:rPr>
@@ -2612,10 +2635,34 @@
           <w:sz w:val="20"/>
           <w:szCs w:val="20"/>
         </w:rPr>
-        <w:t xml:space="preserve">.cmd</w:t>
-      </w:r>
-      <w:r>
-        <w:t xml:space="preserve"> per step) into the job directory and runs the job locally, or submits it to Slurm.</w:t>
+        <w:t xml:space="preserve">&lt;phase&gt;.sh</w:t>
+      </w:r>
+      <w:r>
+        <w:t xml:space="preserve"> holding its pre_phase, phase and post_phase commands, plus </w:t>
+      </w:r>
+      <w:r>
+        <w:rPr>
+          <w:rFonts w:ascii="Consolas" w:cs="Consolas" w:eastAsia="Consolas" w:hAnsi="Consolas"/>
+          <w:color w:val="C7254E"/>
+          <w:sz w:val="20"/>
+          <w:szCs w:val="20"/>
+        </w:rPr>
+        <w:t xml:space="preserve">run.csh</w:t>
+      </w:r>
+      <w:r>
+        <w:t xml:space="preserve"> / </w:t>
+      </w:r>
+      <w:r>
+        <w:rPr>
+          <w:rFonts w:ascii="Consolas" w:cs="Consolas" w:eastAsia="Consolas" w:hAnsi="Consolas"/>
+          <w:color w:val="C7254E"/>
+          <w:sz w:val="20"/>
+          <w:szCs w:val="20"/>
+        </w:rPr>
+        <w:t xml:space="preserve">run.sh</w:t>
+      </w:r>
+      <w:r>
+        <w:t xml:space="preserve"> for the whole job - and runs the job locally, or submits it to Slurm.</w:t>
       </w:r>
     </w:p>
     <w:p>
@@ -3694,9 +3741,9 @@
         </w:tblBorders>
       </w:tblPr>
       <w:tblGrid>
-        <w:gridCol w:w="1122"/>
-        <w:gridCol w:w="2900"/>
-        <w:gridCol w:w="5616"/>
+        <w:gridCol w:w="1204"/>
+        <w:gridCol w:w="2872"/>
+        <w:gridCol w:w="5562"/>
       </w:tblGrid>
       <w:tr>
         <w:trPr>
@@ -3704,7 +3751,7 @@
         </w:trPr>
         <w:tc>
           <w:tcPr>
-            <w:tcW w:type="dxa" w:w="1122"/>
+            <w:tcW w:type="dxa" w:w="1204"/>
             <w:tcBorders>
               <w:top w:val="single" w:color="BFC9D4" w:sz="4"/>
               <w:left w:val="single" w:color="BFC9D4" w:sz="4"/>
@@ -3737,7 +3784,7 @@
         </w:tc>
         <w:tc>
           <w:tcPr>
-            <w:tcW w:type="dxa" w:w="2900"/>
+            <w:tcW w:type="dxa" w:w="2872"/>
             <w:tcBorders>
               <w:top w:val="single" w:color="BFC9D4" w:sz="4"/>
               <w:left w:val="single" w:color="BFC9D4" w:sz="4"/>
@@ -3770,7 +3817,7 @@
         </w:tc>
         <w:tc>
           <w:tcPr>
-            <w:tcW w:type="dxa" w:w="5616"/>
+            <w:tcW w:type="dxa" w:w="5562"/>
             <w:tcBorders>
               <w:top w:val="single" w:color="BFC9D4" w:sz="4"/>
               <w:left w:val="single" w:color="BFC9D4" w:sz="4"/>
@@ -3808,7 +3855,7 @@
         </w:trPr>
         <w:tc>
           <w:tcPr>
-            <w:tcW w:type="dxa" w:w="1122"/>
+            <w:tcW w:type="dxa" w:w="1204"/>
             <w:tcBorders>
               <w:top w:val="single" w:color="BFC9D4" w:sz="4"/>
               <w:left w:val="single" w:color="BFC9D4" w:sz="4"/>
@@ -3837,7 +3884,7 @@
         </w:tc>
         <w:tc>
           <w:tcPr>
-            <w:tcW w:type="dxa" w:w="2900"/>
+            <w:tcW w:type="dxa" w:w="2872"/>
             <w:tcBorders>
               <w:top w:val="single" w:color="BFC9D4" w:sz="4"/>
               <w:left w:val="single" w:color="BFC9D4" w:sz="4"/>
@@ -3866,7 +3913,7 @@
         </w:tc>
         <w:tc>
           <w:tcPr>
-            <w:tcW w:type="dxa" w:w="5616"/>
+            <w:tcW w:type="dxa" w:w="5562"/>
             <w:tcBorders>
               <w:top w:val="single" w:color="BFC9D4" w:sz="4"/>
               <w:left w:val="single" w:color="BFC9D4" w:sz="4"/>
@@ -3900,7 +3947,7 @@
         </w:trPr>
         <w:tc>
           <w:tcPr>
-            <w:tcW w:type="dxa" w:w="1122"/>
+            <w:tcW w:type="dxa" w:w="1204"/>
             <w:tcBorders>
               <w:top w:val="single" w:color="BFC9D4" w:sz="4"/>
               <w:left w:val="single" w:color="BFC9D4" w:sz="4"/>
@@ -3930,7 +3977,7 @@
         </w:tc>
         <w:tc>
           <w:tcPr>
-            <w:tcW w:type="dxa" w:w="2900"/>
+            <w:tcW w:type="dxa" w:w="2872"/>
             <w:tcBorders>
               <w:top w:val="single" w:color="BFC9D4" w:sz="4"/>
               <w:left w:val="single" w:color="BFC9D4" w:sz="4"/>
@@ -3960,7 +4007,7 @@
         </w:tc>
         <w:tc>
           <w:tcPr>
-            <w:tcW w:type="dxa" w:w="5616"/>
+            <w:tcW w:type="dxa" w:w="5562"/>
             <w:tcBorders>
               <w:top w:val="single" w:color="BFC9D4" w:sz="4"/>
               <w:left w:val="single" w:color="BFC9D4" w:sz="4"/>
@@ -4011,7 +4058,7 @@
         </w:trPr>
         <w:tc>
           <w:tcPr>
-            <w:tcW w:type="dxa" w:w="1122"/>
+            <w:tcW w:type="dxa" w:w="1204"/>
             <w:tcBorders>
               <w:top w:val="single" w:color="BFC9D4" w:sz="4"/>
               <w:left w:val="single" w:color="BFC9D4" w:sz="4"/>
@@ -4040,7 +4087,7 @@
         </w:tc>
         <w:tc>
           <w:tcPr>
-            <w:tcW w:type="dxa" w:w="2900"/>
+            <w:tcW w:type="dxa" w:w="2872"/>
             <w:tcBorders>
               <w:top w:val="single" w:color="BFC9D4" w:sz="4"/>
               <w:left w:val="single" w:color="BFC9D4" w:sz="4"/>
@@ -4069,7 +4116,7 @@
         </w:tc>
         <w:tc>
           <w:tcPr>
-            <w:tcW w:type="dxa" w:w="5616"/>
+            <w:tcW w:type="dxa" w:w="5562"/>
             <w:tcBorders>
               <w:top w:val="single" w:color="BFC9D4" w:sz="4"/>
               <w:left w:val="single" w:color="BFC9D4" w:sz="4"/>
@@ -4135,7 +4182,7 @@
         </w:trPr>
         <w:tc>
           <w:tcPr>
-            <w:tcW w:type="dxa" w:w="1122"/>
+            <w:tcW w:type="dxa" w:w="1204"/>
             <w:tcBorders>
               <w:top w:val="single" w:color="BFC9D4" w:sz="4"/>
               <w:left w:val="single" w:color="BFC9D4" w:sz="4"/>
@@ -4159,13 +4206,13 @@
                 <w:sz w:val="19"/>
                 <w:szCs w:val="19"/>
               </w:rPr>
-              <w:t xml:space="preserve">bash</w:t>
-            </w:r>
-          </w:p>
-        </w:tc>
-        <w:tc>
-          <w:tcPr>
-            <w:tcW w:type="dxa" w:w="2900"/>
+              <w:t xml:space="preserve">tcsh (or csh)</w:t>
+            </w:r>
+          </w:p>
+        </w:tc>
+        <w:tc>
+          <w:tcPr>
+            <w:tcW w:type="dxa" w:w="2872"/>
             <w:tcBorders>
               <w:top w:val="single" w:color="BFC9D4" w:sz="4"/>
               <w:left w:val="single" w:color="BFC9D4" w:sz="4"/>
@@ -4195,7 +4242,7 @@
         </w:tc>
         <w:tc>
           <w:tcPr>
-            <w:tcW w:type="dxa" w:w="5616"/>
+            <w:tcW w:type="dxa" w:w="5562"/>
             <w:tcBorders>
               <w:top w:val="single" w:color="BFC9D4" w:sz="4"/>
               <w:left w:val="single" w:color="BFC9D4" w:sz="4"/>
@@ -4228,6 +4275,70 @@
                 <w:sz w:val="17"/>
                 <w:szCs w:val="17"/>
               </w:rPr>
+              <w:t xml:space="preserve">run.csh</w:t>
+            </w:r>
+            <w:r>
+              <w:rPr>
+                <w:sz w:val="19"/>
+                <w:szCs w:val="19"/>
+              </w:rPr>
+              <w:t xml:space="preserve"> and </w:t>
+            </w:r>
+            <w:r>
+              <w:rPr>
+                <w:rFonts w:ascii="Consolas" w:cs="Consolas" w:eastAsia="Consolas" w:hAnsi="Consolas"/>
+                <w:color w:val="C7254E"/>
+                <w:sz w:val="17"/>
+                <w:szCs w:val="17"/>
+              </w:rPr>
+              <w:t xml:space="preserve">&lt;phase&gt;.csh</w:t>
+            </w:r>
+            <w:r>
+              <w:rPr>
+                <w:sz w:val="19"/>
+                <w:szCs w:val="19"/>
+              </w:rPr>
+              <w:t xml:space="preserve"> job scripts (the default). With </w:t>
+            </w:r>
+            <w:r>
+              <w:rPr>
+                <w:rFonts w:ascii="Consolas" w:cs="Consolas" w:eastAsia="Consolas" w:hAnsi="Consolas"/>
+                <w:color w:val="C7254E"/>
+                <w:sz w:val="17"/>
+                <w:szCs w:val="17"/>
+              </w:rPr>
+              <w:t xml:space="preserve">job_shell: sh</w:t>
+            </w:r>
+            <w:r>
+              <w:rPr>
+                <w:sz w:val="19"/>
+                <w:szCs w:val="19"/>
+              </w:rPr>
+              <w:t xml:space="preserve">, </w:t>
+            </w:r>
+            <w:r>
+              <w:rPr>
+                <w:rFonts w:ascii="Consolas" w:cs="Consolas" w:eastAsia="Consolas" w:hAnsi="Consolas"/>
+                <w:color w:val="C7254E"/>
+                <w:sz w:val="17"/>
+                <w:szCs w:val="17"/>
+              </w:rPr>
+              <w:t xml:space="preserve">/bin/sh</w:t>
+            </w:r>
+            <w:r>
+              <w:rPr>
+                <w:sz w:val="19"/>
+                <w:szCs w:val="19"/>
+              </w:rPr>
+              <w:t xml:space="preserve"> runs </w:t>
+            </w:r>
+            <w:r>
+              <w:rPr>
+                <w:rFonts w:ascii="Consolas" w:cs="Consolas" w:eastAsia="Consolas" w:hAnsi="Consolas"/>
+                <w:color w:val="C7254E"/>
+                <w:sz w:val="17"/>
+                <w:szCs w:val="17"/>
+              </w:rPr>
               <w:t xml:space="preserve">run.sh</w:t>
             </w:r>
             <w:r>
@@ -4244,14 +4355,14 @@
                 <w:sz w:val="17"/>
                 <w:szCs w:val="17"/>
               </w:rPr>
-              <w:t xml:space="preserve">.cmd</w:t>
-            </w:r>
-            <w:r>
-              <w:rPr>
-                <w:sz w:val="19"/>
-                <w:szCs w:val="19"/>
-              </w:rPr>
-              <w:t xml:space="preserve"> scripts (Linux, or Git Bash on Windows).</w:t>
+              <w:t xml:space="preserve">&lt;phase&gt;.sh</w:t>
+            </w:r>
+            <w:r>
+              <w:rPr>
+                <w:sz w:val="19"/>
+                <w:szCs w:val="19"/>
+              </w:rPr>
+              <w:t xml:space="preserve"> instead.</w:t>
             </w:r>
           </w:p>
         </w:tc>
@@ -4262,7 +4373,7 @@
         </w:trPr>
         <w:tc>
           <w:tcPr>
-            <w:tcW w:type="dxa" w:w="1122"/>
+            <w:tcW w:type="dxa" w:w="1204"/>
             <w:tcBorders>
               <w:top w:val="single" w:color="BFC9D4" w:sz="4"/>
               <w:left w:val="single" w:color="BFC9D4" w:sz="4"/>
@@ -4291,7 +4402,7 @@
         </w:tc>
         <w:tc>
           <w:tcPr>
-            <w:tcW w:type="dxa" w:w="2900"/>
+            <w:tcW w:type="dxa" w:w="2872"/>
             <w:tcBorders>
               <w:top w:val="single" w:color="BFC9D4" w:sz="4"/>
               <w:left w:val="single" w:color="BFC9D4" w:sz="4"/>
@@ -4320,7 +4431,7 @@
         </w:tc>
         <w:tc>
           <w:tcPr>
-            <w:tcW w:type="dxa" w:w="5616"/>
+            <w:tcW w:type="dxa" w:w="5562"/>
             <w:tcBorders>
               <w:top w:val="single" w:color="BFC9D4" w:sz="4"/>
               <w:left w:val="single" w:color="BFC9D4" w:sz="4"/>
@@ -4386,7 +4497,7 @@
         </w:trPr>
         <w:tc>
           <w:tcPr>
-            <w:tcW w:type="dxa" w:w="1122"/>
+            <w:tcW w:type="dxa" w:w="1204"/>
             <w:tcBorders>
               <w:top w:val="single" w:color="BFC9D4" w:sz="4"/>
               <w:left w:val="single" w:color="BFC9D4" w:sz="4"/>
@@ -4416,7 +4527,7 @@
         </w:tc>
         <w:tc>
           <w:tcPr>
-            <w:tcW w:type="dxa" w:w="2900"/>
+            <w:tcW w:type="dxa" w:w="2872"/>
             <w:tcBorders>
               <w:top w:val="single" w:color="BFC9D4" w:sz="4"/>
               <w:left w:val="single" w:color="BFC9D4" w:sz="4"/>
@@ -4446,7 +4557,7 @@
         </w:tc>
         <w:tc>
           <w:tcPr>
-            <w:tcW w:type="dxa" w:w="5616"/>
+            <w:tcW w:type="dxa" w:w="5562"/>
             <w:tcBorders>
               <w:top w:val="single" w:color="BFC9D4" w:sz="4"/>
               <w:left w:val="single" w:color="BFC9D4" w:sz="4"/>
@@ -8875,9 +8986,9 @@
         </w:tblBorders>
       </w:tblPr>
       <w:tblGrid>
-        <w:gridCol w:w="1845"/>
-        <w:gridCol w:w="1640"/>
-        <w:gridCol w:w="6153"/>
+        <w:gridCol w:w="1865"/>
+        <w:gridCol w:w="1554"/>
+        <w:gridCol w:w="6219"/>
       </w:tblGrid>
       <w:tr>
         <w:trPr>
@@ -8885,7 +8996,7 @@
         </w:trPr>
         <w:tc>
           <w:tcPr>
-            <w:tcW w:type="dxa" w:w="1845"/>
+            <w:tcW w:type="dxa" w:w="1865"/>
             <w:tcBorders>
               <w:top w:val="single" w:color="BFC9D4" w:sz="4"/>
               <w:left w:val="single" w:color="BFC9D4" w:sz="4"/>
@@ -8918,7 +9029,7 @@
         </w:tc>
         <w:tc>
           <w:tcPr>
-            <w:tcW w:type="dxa" w:w="1640"/>
+            <w:tcW w:type="dxa" w:w="1554"/>
             <w:tcBorders>
               <w:top w:val="single" w:color="BFC9D4" w:sz="4"/>
               <w:left w:val="single" w:color="BFC9D4" w:sz="4"/>
@@ -8951,7 +9062,7 @@
         </w:tc>
         <w:tc>
           <w:tcPr>
-            <w:tcW w:type="dxa" w:w="6153"/>
+            <w:tcW w:type="dxa" w:w="6219"/>
             <w:tcBorders>
               <w:top w:val="single" w:color="BFC9D4" w:sz="4"/>
               <w:left w:val="single" w:color="BFC9D4" w:sz="4"/>
@@ -8989,38 +9100,38 @@
         </w:trPr>
         <w:tc>
           <w:tcPr>
-            <w:tcW w:type="dxa" w:w="1845"/>
-            <w:tcBorders>
-              <w:top w:val="single" w:color="BFC9D4" w:sz="4"/>
-              <w:left w:val="single" w:color="BFC9D4" w:sz="4"/>
-              <w:bottom w:val="single" w:color="BFC9D4" w:sz="4"/>
-              <w:right w:val="single" w:color="BFC9D4" w:sz="4"/>
-            </w:tcBorders>
-            <w:tcMar>
-              <w:top w:type="dxa" w:w="60"/>
-              <w:left w:type="dxa" w:w="100"/>
-              <w:bottom w:type="dxa" w:w="60"/>
-              <w:right w:type="dxa" w:w="100"/>
-            </w:tcMar>
-          </w:tcPr>
-          <w:p>
-            <w:pPr>
-              <w:spacing w:after="0" w:before="0"/>
-            </w:pPr>
-            <w:r>
-              <w:rPr>
-                <w:rFonts w:ascii="Consolas" w:cs="Consolas" w:eastAsia="Consolas" w:hAnsi="Consolas"/>
-                <w:color w:val="C7254E"/>
-                <w:sz w:val="17"/>
-                <w:szCs w:val="17"/>
-              </w:rPr>
-              <w:t xml:space="preserve">run.sh</w:t>
-            </w:r>
-          </w:p>
-        </w:tc>
-        <w:tc>
-          <w:tcPr>
-            <w:tcW w:type="dxa" w:w="1640"/>
+            <w:tcW w:type="dxa" w:w="1865"/>
+            <w:tcBorders>
+              <w:top w:val="single" w:color="BFC9D4" w:sz="4"/>
+              <w:left w:val="single" w:color="BFC9D4" w:sz="4"/>
+              <w:bottom w:val="single" w:color="BFC9D4" w:sz="4"/>
+              <w:right w:val="single" w:color="BFC9D4" w:sz="4"/>
+            </w:tcBorders>
+            <w:tcMar>
+              <w:top w:type="dxa" w:w="60"/>
+              <w:left w:type="dxa" w:w="100"/>
+              <w:bottom w:type="dxa" w:w="60"/>
+              <w:right w:type="dxa" w:w="100"/>
+            </w:tcMar>
+          </w:tcPr>
+          <w:p>
+            <w:pPr>
+              <w:spacing w:after="0" w:before="0"/>
+            </w:pPr>
+            <w:r>
+              <w:rPr>
+                <w:rFonts w:ascii="Consolas" w:cs="Consolas" w:eastAsia="Consolas" w:hAnsi="Consolas"/>
+                <w:color w:val="C7254E"/>
+                <w:sz w:val="17"/>
+                <w:szCs w:val="17"/>
+              </w:rPr>
+              <w:t xml:space="preserve">&lt;phase&gt;.csh</w:t>
+            </w:r>
+          </w:p>
+        </w:tc>
+        <w:tc>
+          <w:tcPr>
+            <w:tcW w:type="dxa" w:w="1554"/>
             <w:tcBorders>
               <w:top w:val="single" w:color="BFC9D4" w:sz="4"/>
               <w:left w:val="single" w:color="BFC9D4" w:sz="4"/>
@@ -9049,30 +9160,46 @@
         </w:tc>
         <w:tc>
           <w:tcPr>
-            <w:tcW w:type="dxa" w:w="6153"/>
-            <w:tcBorders>
-              <w:top w:val="single" w:color="BFC9D4" w:sz="4"/>
-              <w:left w:val="single" w:color="BFC9D4" w:sz="4"/>
-              <w:bottom w:val="single" w:color="BFC9D4" w:sz="4"/>
-              <w:right w:val="single" w:color="BFC9D4" w:sz="4"/>
-            </w:tcBorders>
-            <w:tcMar>
-              <w:top w:type="dxa" w:w="60"/>
-              <w:left w:type="dxa" w:w="100"/>
-              <w:bottom w:type="dxa" w:w="60"/>
-              <w:right w:type="dxa" w:w="100"/>
-            </w:tcMar>
-          </w:tcPr>
-          <w:p>
-            <w:pPr>
-              <w:spacing w:after="0" w:before="0"/>
-            </w:pPr>
-            <w:r>
-              <w:rPr>
-                <w:sz w:val="19"/>
-                <w:szCs w:val="19"/>
-              </w:rPr>
-              <w:t xml:space="preserve">The whole job: runs each step, stops on the first failure, records the status. Slurm runs this file.</w:t>
+            <w:tcW w:type="dxa" w:w="6219"/>
+            <w:tcBorders>
+              <w:top w:val="single" w:color="BFC9D4" w:sz="4"/>
+              <w:left w:val="single" w:color="BFC9D4" w:sz="4"/>
+              <w:bottom w:val="single" w:color="BFC9D4" w:sz="4"/>
+              <w:right w:val="single" w:color="BFC9D4" w:sz="4"/>
+            </w:tcBorders>
+            <w:tcMar>
+              <w:top w:type="dxa" w:w="60"/>
+              <w:left w:type="dxa" w:w="100"/>
+              <w:bottom w:type="dxa" w:w="60"/>
+              <w:right w:type="dxa" w:w="100"/>
+            </w:tcMar>
+          </w:tcPr>
+          <w:p>
+            <w:pPr>
+              <w:spacing w:after="0" w:before="0"/>
+            </w:pPr>
+            <w:r>
+              <w:rPr>
+                <w:sz w:val="19"/>
+                <w:szCs w:val="19"/>
+              </w:rPr>
+              <w:t xml:space="preserve">tcsh script of one phase: its pre_phase, phase and post_phase commands in order, stopping at the first failure. </w:t>
+            </w:r>
+            <w:r>
+              <w:rPr>
+                <w:rFonts w:ascii="Consolas" w:cs="Consolas" w:eastAsia="Consolas" w:hAnsi="Consolas"/>
+                <w:color w:val="C7254E"/>
+                <w:sz w:val="17"/>
+                <w:szCs w:val="17"/>
+              </w:rPr>
+              <w:t xml:space="preserve">tcsh -f sim.csh</w:t>
+            </w:r>
+            <w:r>
+              <w:rPr>
+                <w:sz w:val="19"/>
+                <w:szCs w:val="19"/>
+              </w:rPr>
+              <w:t xml:space="preserve"> re-runs the phase.</w:t>
             </w:r>
           </w:p>
         </w:tc>
@@ -9083,7 +9210,7 @@
         </w:trPr>
         <w:tc>
           <w:tcPr>
-            <w:tcW w:type="dxa" w:w="1845"/>
+            <w:tcW w:type="dxa" w:w="1865"/>
             <w:tcBorders>
               <w:top w:val="single" w:color="BFC9D4" w:sz="4"/>
               <w:left w:val="single" w:color="BFC9D4" w:sz="4"/>
@@ -9109,13 +9236,13 @@
                 <w:sz w:val="17"/>
                 <w:szCs w:val="17"/>
               </w:rPr>
-              <w:t xml:space="preserve">&lt;phase&gt;.&lt;step&gt;.cmd</w:t>
-            </w:r>
-          </w:p>
-        </w:tc>
-        <w:tc>
-          <w:tcPr>
-            <w:tcW w:type="dxa" w:w="1640"/>
+              <w:t xml:space="preserve">&lt;phase&gt;.sh</w:t>
+            </w:r>
+          </w:p>
+        </w:tc>
+        <w:tc>
+          <w:tcPr>
+            <w:tcW w:type="dxa" w:w="1554"/>
             <w:tcBorders>
               <w:top w:val="single" w:color="BFC9D4" w:sz="4"/>
               <w:left w:val="single" w:color="BFC9D4" w:sz="4"/>
@@ -9145,7 +9272,7 @@
         </w:tc>
         <w:tc>
           <w:tcPr>
-            <w:tcW w:type="dxa" w:w="6153"/>
+            <w:tcW w:type="dxa" w:w="6219"/>
             <w:tcBorders>
               <w:top w:val="single" w:color="BFC9D4" w:sz="4"/>
               <w:left w:val="single" w:color="BFC9D4" w:sz="4"/>
@@ -9169,23 +9296,23 @@
                 <w:sz w:val="19"/>
                 <w:szCs w:val="19"/>
               </w:rPr>
-              <w:t xml:space="preserve">The exact command of one step, as a bash script. </w:t>
-            </w:r>
-            <w:r>
-              <w:rPr>
-                <w:rFonts w:ascii="Consolas" w:cs="Consolas" w:eastAsia="Consolas" w:hAnsi="Consolas"/>
-                <w:color w:val="C7254E"/>
-                <w:sz w:val="17"/>
-                <w:szCs w:val="17"/>
-              </w:rPr>
-              <w:t xml:space="preserve">bash sim.phase.cmd</w:t>
-            </w:r>
-            <w:r>
-              <w:rPr>
-                <w:sz w:val="19"/>
-                <w:szCs w:val="19"/>
-              </w:rPr>
-              <w:t xml:space="preserve"> re-runs that step.</w:t>
+              <w:t xml:space="preserve">The same phase as an sh script. </w:t>
+            </w:r>
+            <w:r>
+              <w:rPr>
+                <w:rFonts w:ascii="Consolas" w:cs="Consolas" w:eastAsia="Consolas" w:hAnsi="Consolas"/>
+                <w:color w:val="C7254E"/>
+                <w:sz w:val="17"/>
+                <w:szCs w:val="17"/>
+              </w:rPr>
+              <w:t xml:space="preserve">sh sim.sh</w:t>
+            </w:r>
+            <w:r>
+              <w:rPr>
+                <w:sz w:val="19"/>
+                <w:szCs w:val="19"/>
+              </w:rPr>
+              <w:t xml:space="preserve"> re-runs the phase.</w:t>
             </w:r>
           </w:p>
         </w:tc>
@@ -9196,90 +9323,106 @@
         </w:trPr>
         <w:tc>
           <w:tcPr>
-            <w:tcW w:type="dxa" w:w="1845"/>
-            <w:tcBorders>
-              <w:top w:val="single" w:color="BFC9D4" w:sz="4"/>
-              <w:left w:val="single" w:color="BFC9D4" w:sz="4"/>
-              <w:bottom w:val="single" w:color="BFC9D4" w:sz="4"/>
-              <w:right w:val="single" w:color="BFC9D4" w:sz="4"/>
-            </w:tcBorders>
-            <w:tcMar>
-              <w:top w:type="dxa" w:w="60"/>
-              <w:left w:type="dxa" w:w="100"/>
-              <w:bottom w:type="dxa" w:w="60"/>
-              <w:right w:type="dxa" w:w="100"/>
-            </w:tcMar>
-          </w:tcPr>
-          <w:p>
-            <w:pPr>
-              <w:spacing w:after="0" w:before="0"/>
-            </w:pPr>
-            <w:r>
-              <w:rPr>
-                <w:rFonts w:ascii="Consolas" w:cs="Consolas" w:eastAsia="Consolas" w:hAnsi="Consolas"/>
-                <w:color w:val="C7254E"/>
-                <w:sz w:val="17"/>
-                <w:szCs w:val="17"/>
-              </w:rPr>
-              <w:t xml:space="preserve">&lt;phase&gt;.&lt;step&gt;.log</w:t>
-            </w:r>
-          </w:p>
-        </w:tc>
-        <w:tc>
-          <w:tcPr>
-            <w:tcW w:type="dxa" w:w="1640"/>
-            <w:tcBorders>
-              <w:top w:val="single" w:color="BFC9D4" w:sz="4"/>
-              <w:left w:val="single" w:color="BFC9D4" w:sz="4"/>
-              <w:bottom w:val="single" w:color="BFC9D4" w:sz="4"/>
-              <w:right w:val="single" w:color="BFC9D4" w:sz="4"/>
-            </w:tcBorders>
-            <w:tcMar>
-              <w:top w:type="dxa" w:w="60"/>
-              <w:left w:type="dxa" w:w="100"/>
-              <w:bottom w:type="dxa" w:w="60"/>
-              <w:right w:type="dxa" w:w="100"/>
-            </w:tcMar>
-          </w:tcPr>
-          <w:p>
-            <w:pPr>
-              <w:spacing w:after="0" w:before="0"/>
-            </w:pPr>
-            <w:r>
-              <w:rPr>
-                <w:sz w:val="19"/>
-                <w:szCs w:val="19"/>
-              </w:rPr>
-              <w:t xml:space="preserve">the step</w:t>
-            </w:r>
-          </w:p>
-        </w:tc>
-        <w:tc>
-          <w:tcPr>
-            <w:tcW w:type="dxa" w:w="6153"/>
-            <w:tcBorders>
-              <w:top w:val="single" w:color="BFC9D4" w:sz="4"/>
-              <w:left w:val="single" w:color="BFC9D4" w:sz="4"/>
-              <w:bottom w:val="single" w:color="BFC9D4" w:sz="4"/>
-              <w:right w:val="single" w:color="BFC9D4" w:sz="4"/>
-            </w:tcBorders>
-            <w:tcMar>
-              <w:top w:type="dxa" w:w="60"/>
-              <w:left w:type="dxa" w:w="100"/>
-              <w:bottom w:type="dxa" w:w="60"/>
-              <w:right w:type="dxa" w:w="100"/>
-            </w:tcMar>
-          </w:tcPr>
-          <w:p>
-            <w:pPr>
-              <w:spacing w:after="0" w:before="0"/>
-            </w:pPr>
-            <w:r>
-              <w:rPr>
-                <w:sz w:val="19"/>
-                <w:szCs w:val="19"/>
-              </w:rPr>
-              <w:t xml:space="preserve">Output of the step.</w:t>
+            <w:tcW w:type="dxa" w:w="1865"/>
+            <w:tcBorders>
+              <w:top w:val="single" w:color="BFC9D4" w:sz="4"/>
+              <w:left w:val="single" w:color="BFC9D4" w:sz="4"/>
+              <w:bottom w:val="single" w:color="BFC9D4" w:sz="4"/>
+              <w:right w:val="single" w:color="BFC9D4" w:sz="4"/>
+            </w:tcBorders>
+            <w:tcMar>
+              <w:top w:type="dxa" w:w="60"/>
+              <w:left w:type="dxa" w:w="100"/>
+              <w:bottom w:type="dxa" w:w="60"/>
+              <w:right w:type="dxa" w:w="100"/>
+            </w:tcMar>
+          </w:tcPr>
+          <w:p>
+            <w:pPr>
+              <w:spacing w:after="0" w:before="0"/>
+            </w:pPr>
+            <w:r>
+              <w:rPr>
+                <w:rFonts w:ascii="Consolas" w:cs="Consolas" w:eastAsia="Consolas" w:hAnsi="Consolas"/>
+                <w:color w:val="C7254E"/>
+                <w:sz w:val="17"/>
+                <w:szCs w:val="17"/>
+              </w:rPr>
+              <w:t xml:space="preserve">run.csh</w:t>
+            </w:r>
+            <w:r>
+              <w:rPr>
+                <w:sz w:val="19"/>
+                <w:szCs w:val="19"/>
+              </w:rPr>
+              <w:t xml:space="preserve"> / </w:t>
+            </w:r>
+            <w:r>
+              <w:rPr>
+                <w:rFonts w:ascii="Consolas" w:cs="Consolas" w:eastAsia="Consolas" w:hAnsi="Consolas"/>
+                <w:color w:val="C7254E"/>
+                <w:sz w:val="17"/>
+                <w:szCs w:val="17"/>
+              </w:rPr>
+              <w:t xml:space="preserve">run.sh</w:t>
+            </w:r>
+          </w:p>
+        </w:tc>
+        <w:tc>
+          <w:tcPr>
+            <w:tcW w:type="dxa" w:w="1554"/>
+            <w:tcBorders>
+              <w:top w:val="single" w:color="BFC9D4" w:sz="4"/>
+              <w:left w:val="single" w:color="BFC9D4" w:sz="4"/>
+              <w:bottom w:val="single" w:color="BFC9D4" w:sz="4"/>
+              <w:right w:val="single" w:color="BFC9D4" w:sz="4"/>
+            </w:tcBorders>
+            <w:tcMar>
+              <w:top w:type="dxa" w:w="60"/>
+              <w:left w:type="dxa" w:w="100"/>
+              <w:bottom w:type="dxa" w:w="60"/>
+              <w:right w:type="dxa" w:w="100"/>
+            </w:tcMar>
+          </w:tcPr>
+          <w:p>
+            <w:pPr>
+              <w:spacing w:after="0" w:before="0"/>
+            </w:pPr>
+            <w:r>
+              <w:rPr>
+                <w:sz w:val="19"/>
+                <w:szCs w:val="19"/>
+              </w:rPr>
+              <w:t xml:space="preserve">dv_flow</w:t>
+            </w:r>
+          </w:p>
+        </w:tc>
+        <w:tc>
+          <w:tcPr>
+            <w:tcW w:type="dxa" w:w="6219"/>
+            <w:tcBorders>
+              <w:top w:val="single" w:color="BFC9D4" w:sz="4"/>
+              <w:left w:val="single" w:color="BFC9D4" w:sz="4"/>
+              <w:bottom w:val="single" w:color="BFC9D4" w:sz="4"/>
+              <w:right w:val="single" w:color="BFC9D4" w:sz="4"/>
+            </w:tcBorders>
+            <w:tcMar>
+              <w:top w:type="dxa" w:w="60"/>
+              <w:left w:type="dxa" w:w="100"/>
+              <w:bottom w:type="dxa" w:w="60"/>
+              <w:right w:type="dxa" w:w="100"/>
+            </w:tcMar>
+          </w:tcPr>
+          <w:p>
+            <w:pPr>
+              <w:spacing w:after="0" w:before="0"/>
+            </w:pPr>
+            <w:r>
+              <w:rPr>
+                <w:sz w:val="19"/>
+                <w:szCs w:val="19"/>
+              </w:rPr>
+              <w:t xml:space="preserve">The whole job: runs the phase scripts in order and records the status. Slurm runs one of them (see Job scripts).</w:t>
             </w:r>
           </w:p>
         </w:tc>
@@ -9290,7 +9433,7 @@
         </w:trPr>
         <w:tc>
           <w:tcPr>
-            <w:tcW w:type="dxa" w:w="1845"/>
+            <w:tcW w:type="dxa" w:w="1865"/>
             <w:tcBorders>
               <w:top w:val="single" w:color="BFC9D4" w:sz="4"/>
               <w:left w:val="single" w:color="BFC9D4" w:sz="4"/>
@@ -9316,13 +9459,13 @@
                 <w:sz w:val="17"/>
                 <w:szCs w:val="17"/>
               </w:rPr>
-              <w:t xml:space="preserve">dv_flow.status</w:t>
-            </w:r>
-          </w:p>
-        </w:tc>
-        <w:tc>
-          <w:tcPr>
-            <w:tcW w:type="dxa" w:w="1640"/>
+              <w:t xml:space="preserve">&lt;phase&gt;.&lt;step&gt;.log</w:t>
+            </w:r>
+          </w:p>
+        </w:tc>
+        <w:tc>
+          <w:tcPr>
+            <w:tcW w:type="dxa" w:w="1554"/>
             <w:tcBorders>
               <w:top w:val="single" w:color="BFC9D4" w:sz="4"/>
               <w:left w:val="single" w:color="BFC9D4" w:sz="4"/>
@@ -9346,13 +9489,13 @@
                 <w:sz w:val="19"/>
                 <w:szCs w:val="19"/>
               </w:rPr>
-              <w:t xml:space="preserve">run.sh / dv_flow</w:t>
-            </w:r>
-          </w:p>
-        </w:tc>
-        <w:tc>
-          <w:tcPr>
-            <w:tcW w:type="dxa" w:w="6153"/>
+              <w:t xml:space="preserve">the step</w:t>
+            </w:r>
+          </w:p>
+        </w:tc>
+        <w:tc>
+          <w:tcPr>
+            <w:tcW w:type="dxa" w:w="6219"/>
             <w:tcBorders>
               <w:top w:val="single" w:color="BFC9D4" w:sz="4"/>
               <w:left w:val="single" w:color="BFC9D4" w:sz="4"/>
@@ -9373,44 +9516,35 @@
             </w:pPr>
             <w:r>
               <w:rPr>
-                <w:rFonts w:ascii="Consolas" w:cs="Consolas" w:eastAsia="Consolas" w:hAnsi="Consolas"/>
-                <w:color w:val="C7254E"/>
-                <w:sz w:val="17"/>
-                <w:szCs w:val="17"/>
-              </w:rPr>
-              <w:t xml:space="preserve">RUNNING</w:t>
-            </w:r>
-            <w:r>
-              <w:rPr>
-                <w:sz w:val="19"/>
-                <w:szCs w:val="19"/>
-              </w:rPr>
-              <w:t xml:space="preserve">, then </w:t>
-            </w:r>
-            <w:r>
-              <w:rPr>
-                <w:rFonts w:ascii="Consolas" w:cs="Consolas" w:eastAsia="Consolas" w:hAnsi="Consolas"/>
-                <w:color w:val="C7254E"/>
-                <w:sz w:val="17"/>
-                <w:szCs w:val="17"/>
-              </w:rPr>
-              <w:t xml:space="preserve">PASS</w:t>
-            </w:r>
-            <w:r>
-              <w:rPr>
-                <w:sz w:val="19"/>
-                <w:szCs w:val="19"/>
-              </w:rPr>
-              <w:t xml:space="preserve"> or </w:t>
-            </w:r>
-            <w:r>
-              <w:rPr>
-                <w:rFonts w:ascii="Consolas" w:cs="Consolas" w:eastAsia="Consolas" w:hAnsi="Consolas"/>
-                <w:color w:val="C7254E"/>
-                <w:sz w:val="17"/>
-                <w:szCs w:val="17"/>
-              </w:rPr>
-              <w:t xml:space="preserve">FAIL &lt;step&gt; &lt;reason&gt;</w:t>
+                <w:sz w:val="19"/>
+                <w:szCs w:val="19"/>
+              </w:rPr>
+              <w:t xml:space="preserve">Output of the step, e.g. </w:t>
+            </w:r>
+            <w:r>
+              <w:rPr>
+                <w:rFonts w:ascii="Consolas" w:cs="Consolas" w:eastAsia="Consolas" w:hAnsi="Consolas"/>
+                <w:color w:val="C7254E"/>
+                <w:sz w:val="17"/>
+                <w:szCs w:val="17"/>
+              </w:rPr>
+              <w:t xml:space="preserve">compile.pre_phase.log</w:t>
+            </w:r>
+            <w:r>
+              <w:rPr>
+                <w:sz w:val="19"/>
+                <w:szCs w:val="19"/>
+              </w:rPr>
+              <w:t xml:space="preserve">, </w:t>
+            </w:r>
+            <w:r>
+              <w:rPr>
+                <w:rFonts w:ascii="Consolas" w:cs="Consolas" w:eastAsia="Consolas" w:hAnsi="Consolas"/>
+                <w:color w:val="C7254E"/>
+                <w:sz w:val="17"/>
+                <w:szCs w:val="17"/>
+              </w:rPr>
+              <w:t xml:space="preserve">sim.phase.log</w:t>
             </w:r>
             <w:r>
               <w:rPr>
@@ -9428,106 +9562,131 @@
         </w:trPr>
         <w:tc>
           <w:tcPr>
-            <w:tcW w:type="dxa" w:w="1845"/>
-            <w:tcBorders>
-              <w:top w:val="single" w:color="BFC9D4" w:sz="4"/>
-              <w:left w:val="single" w:color="BFC9D4" w:sz="4"/>
-              <w:bottom w:val="single" w:color="BFC9D4" w:sz="4"/>
-              <w:right w:val="single" w:color="BFC9D4" w:sz="4"/>
-            </w:tcBorders>
-            <w:tcMar>
-              <w:top w:type="dxa" w:w="60"/>
-              <w:left w:type="dxa" w:w="100"/>
-              <w:bottom w:type="dxa" w:w="60"/>
-              <w:right w:type="dxa" w:w="100"/>
-            </w:tcMar>
-          </w:tcPr>
-          <w:p>
-            <w:pPr>
-              <w:spacing w:after="0" w:before="0"/>
-            </w:pPr>
-            <w:r>
-              <w:rPr>
-                <w:rFonts w:ascii="Consolas" w:cs="Consolas" w:eastAsia="Consolas" w:hAnsi="Consolas"/>
-                <w:color w:val="C7254E"/>
-                <w:sz w:val="17"/>
-                <w:szCs w:val="17"/>
-              </w:rPr>
-              <w:t xml:space="preserve">sim.log</w:t>
-            </w:r>
-          </w:p>
-        </w:tc>
-        <w:tc>
-          <w:tcPr>
-            <w:tcW w:type="dxa" w:w="1640"/>
-            <w:tcBorders>
-              <w:top w:val="single" w:color="BFC9D4" w:sz="4"/>
-              <w:left w:val="single" w:color="BFC9D4" w:sz="4"/>
-              <w:bottom w:val="single" w:color="BFC9D4" w:sz="4"/>
-              <w:right w:val="single" w:color="BFC9D4" w:sz="4"/>
-            </w:tcBorders>
-            <w:tcMar>
-              <w:top w:type="dxa" w:w="60"/>
-              <w:left w:type="dxa" w:w="100"/>
-              <w:bottom w:type="dxa" w:w="60"/>
-              <w:right w:type="dxa" w:w="100"/>
-            </w:tcMar>
-          </w:tcPr>
-          <w:p>
-            <w:pPr>
-              <w:spacing w:after="0" w:before="0"/>
-            </w:pPr>
-            <w:r>
-              <w:rPr>
-                <w:sz w:val="19"/>
-                <w:szCs w:val="19"/>
-              </w:rPr>
-              <w:t xml:space="preserve">the simulator</w:t>
-            </w:r>
-          </w:p>
-        </w:tc>
-        <w:tc>
-          <w:tcPr>
-            <w:tcW w:type="dxa" w:w="6153"/>
-            <w:tcBorders>
-              <w:top w:val="single" w:color="BFC9D4" w:sz="4"/>
-              <w:left w:val="single" w:color="BFC9D4" w:sz="4"/>
-              <w:bottom w:val="single" w:color="BFC9D4" w:sz="4"/>
-              <w:right w:val="single" w:color="BFC9D4" w:sz="4"/>
-            </w:tcBorders>
-            <w:tcMar>
-              <w:top w:type="dxa" w:w="60"/>
-              <w:left w:type="dxa" w:w="100"/>
-              <w:bottom w:type="dxa" w:w="60"/>
-              <w:right w:type="dxa" w:w="100"/>
-            </w:tcMar>
-          </w:tcPr>
-          <w:p>
-            <w:pPr>
-              <w:spacing w:after="0" w:before="0"/>
-            </w:pPr>
-            <w:r>
-              <w:rPr>
-                <w:sz w:val="19"/>
-                <w:szCs w:val="19"/>
-              </w:rPr>
-              <w:t xml:space="preserve">Simulator log (</w:t>
-            </w:r>
-            <w:r>
-              <w:rPr>
-                <w:rFonts w:ascii="Consolas" w:cs="Consolas" w:eastAsia="Consolas" w:hAnsi="Consolas"/>
-                <w:color w:val="C7254E"/>
-                <w:sz w:val="17"/>
-                <w:szCs w:val="17"/>
-              </w:rPr>
-              <w:t xml:space="preserve">-l sim.log</w:t>
-            </w:r>
-            <w:r>
-              <w:rPr>
-                <w:sz w:val="19"/>
-                <w:szCs w:val="19"/>
-              </w:rPr>
-              <w:t xml:space="preserve">).</w:t>
+            <w:tcW w:type="dxa" w:w="1865"/>
+            <w:tcBorders>
+              <w:top w:val="single" w:color="BFC9D4" w:sz="4"/>
+              <w:left w:val="single" w:color="BFC9D4" w:sz="4"/>
+              <w:bottom w:val="single" w:color="BFC9D4" w:sz="4"/>
+              <w:right w:val="single" w:color="BFC9D4" w:sz="4"/>
+            </w:tcBorders>
+            <w:tcMar>
+              <w:top w:type="dxa" w:w="60"/>
+              <w:left w:type="dxa" w:w="100"/>
+              <w:bottom w:type="dxa" w:w="60"/>
+              <w:right w:type="dxa" w:w="100"/>
+            </w:tcMar>
+          </w:tcPr>
+          <w:p>
+            <w:pPr>
+              <w:spacing w:after="0" w:before="0"/>
+            </w:pPr>
+            <w:r>
+              <w:rPr>
+                <w:rFonts w:ascii="Consolas" w:cs="Consolas" w:eastAsia="Consolas" w:hAnsi="Consolas"/>
+                <w:color w:val="C7254E"/>
+                <w:sz w:val="17"/>
+                <w:szCs w:val="17"/>
+              </w:rPr>
+              <w:t xml:space="preserve">dv_flow.status</w:t>
+            </w:r>
+          </w:p>
+        </w:tc>
+        <w:tc>
+          <w:tcPr>
+            <w:tcW w:type="dxa" w:w="1554"/>
+            <w:tcBorders>
+              <w:top w:val="single" w:color="BFC9D4" w:sz="4"/>
+              <w:left w:val="single" w:color="BFC9D4" w:sz="4"/>
+              <w:bottom w:val="single" w:color="BFC9D4" w:sz="4"/>
+              <w:right w:val="single" w:color="BFC9D4" w:sz="4"/>
+            </w:tcBorders>
+            <w:tcMar>
+              <w:top w:type="dxa" w:w="60"/>
+              <w:left w:type="dxa" w:w="100"/>
+              <w:bottom w:type="dxa" w:w="60"/>
+              <w:right w:type="dxa" w:w="100"/>
+            </w:tcMar>
+          </w:tcPr>
+          <w:p>
+            <w:pPr>
+              <w:spacing w:after="0" w:before="0"/>
+            </w:pPr>
+            <w:r>
+              <w:rPr>
+                <w:sz w:val="19"/>
+                <w:szCs w:val="19"/>
+              </w:rPr>
+              <w:t xml:space="preserve">the job scripts</w:t>
+            </w:r>
+          </w:p>
+        </w:tc>
+        <w:tc>
+          <w:tcPr>
+            <w:tcW w:type="dxa" w:w="6219"/>
+            <w:tcBorders>
+              <w:top w:val="single" w:color="BFC9D4" w:sz="4"/>
+              <w:left w:val="single" w:color="BFC9D4" w:sz="4"/>
+              <w:bottom w:val="single" w:color="BFC9D4" w:sz="4"/>
+              <w:right w:val="single" w:color="BFC9D4" w:sz="4"/>
+            </w:tcBorders>
+            <w:tcMar>
+              <w:top w:type="dxa" w:w="60"/>
+              <w:left w:type="dxa" w:w="100"/>
+              <w:bottom w:type="dxa" w:w="60"/>
+              <w:right w:type="dxa" w:w="100"/>
+            </w:tcMar>
+          </w:tcPr>
+          <w:p>
+            <w:pPr>
+              <w:spacing w:after="0" w:before="0"/>
+            </w:pPr>
+            <w:r>
+              <w:rPr>
+                <w:rFonts w:ascii="Consolas" w:cs="Consolas" w:eastAsia="Consolas" w:hAnsi="Consolas"/>
+                <w:color w:val="C7254E"/>
+                <w:sz w:val="17"/>
+                <w:szCs w:val="17"/>
+              </w:rPr>
+              <w:t xml:space="preserve">RUNNING</w:t>
+            </w:r>
+            <w:r>
+              <w:rPr>
+                <w:sz w:val="19"/>
+                <w:szCs w:val="19"/>
+              </w:rPr>
+              <w:t xml:space="preserve">, then </w:t>
+            </w:r>
+            <w:r>
+              <w:rPr>
+                <w:rFonts w:ascii="Consolas" w:cs="Consolas" w:eastAsia="Consolas" w:hAnsi="Consolas"/>
+                <w:color w:val="C7254E"/>
+                <w:sz w:val="17"/>
+                <w:szCs w:val="17"/>
+              </w:rPr>
+              <w:t xml:space="preserve">PASS</w:t>
+            </w:r>
+            <w:r>
+              <w:rPr>
+                <w:sz w:val="19"/>
+                <w:szCs w:val="19"/>
+              </w:rPr>
+              <w:t xml:space="preserve"> or </w:t>
+            </w:r>
+            <w:r>
+              <w:rPr>
+                <w:rFonts w:ascii="Consolas" w:cs="Consolas" w:eastAsia="Consolas" w:hAnsi="Consolas"/>
+                <w:color w:val="C7254E"/>
+                <w:sz w:val="17"/>
+                <w:szCs w:val="17"/>
+              </w:rPr>
+              <w:t xml:space="preserve">FAIL &lt;step&gt; &lt;reason&gt;</w:t>
+            </w:r>
+            <w:r>
+              <w:rPr>
+                <w:sz w:val="19"/>
+                <w:szCs w:val="19"/>
+              </w:rPr>
+              <w:t xml:space="preserve">.</w:t>
             </w:r>
           </w:p>
         </w:tc>
@@ -9538,7 +9697,7 @@
         </w:trPr>
         <w:tc>
           <w:tcPr>
-            <w:tcW w:type="dxa" w:w="1845"/>
+            <w:tcW w:type="dxa" w:w="1865"/>
             <w:tcBorders>
               <w:top w:val="single" w:color="BFC9D4" w:sz="4"/>
               <w:left w:val="single" w:color="BFC9D4" w:sz="4"/>
@@ -9564,13 +9723,13 @@
                 <w:sz w:val="17"/>
                 <w:szCs w:val="17"/>
               </w:rPr>
-              <w:t xml:space="preserve">test_status.yml</w:t>
-            </w:r>
-          </w:p>
-        </w:tc>
-        <w:tc>
-          <w:tcPr>
-            <w:tcW w:type="dxa" w:w="1640"/>
+              <w:t xml:space="preserve">sim.log</w:t>
+            </w:r>
+          </w:p>
+        </w:tc>
+        <w:tc>
+          <w:tcPr>
+            <w:tcW w:type="dxa" w:w="1554"/>
             <w:tcBorders>
               <w:top w:val="single" w:color="BFC9D4" w:sz="4"/>
               <w:left w:val="single" w:color="BFC9D4" w:sz="4"/>
@@ -9594,13 +9753,13 @@
                 <w:sz w:val="19"/>
                 <w:szCs w:val="19"/>
               </w:rPr>
-              <w:t xml:space="preserve">check_log.py</w:t>
-            </w:r>
-          </w:p>
-        </w:tc>
-        <w:tc>
-          <w:tcPr>
-            <w:tcW w:type="dxa" w:w="6153"/>
+              <w:t xml:space="preserve">the simulator</w:t>
+            </w:r>
+          </w:p>
+        </w:tc>
+        <w:tc>
+          <w:tcPr>
+            <w:tcW w:type="dxa" w:w="6219"/>
             <w:tcBorders>
               <w:top w:val="single" w:color="BFC9D4" w:sz="4"/>
               <w:left w:val="single" w:color="BFC9D4" w:sz="4"/>
@@ -9624,7 +9783,23 @@
                 <w:sz w:val="19"/>
                 <w:szCs w:val="19"/>
               </w:rPr>
-              <w:t xml:space="preserve">PASS/FAIL, reasons, matched lines.</w:t>
+              <w:t xml:space="preserve">Simulator log (</w:t>
+            </w:r>
+            <w:r>
+              <w:rPr>
+                <w:rFonts w:ascii="Consolas" w:cs="Consolas" w:eastAsia="Consolas" w:hAnsi="Consolas"/>
+                <w:color w:val="C7254E"/>
+                <w:sz w:val="17"/>
+                <w:szCs w:val="17"/>
+              </w:rPr>
+              <w:t xml:space="preserve">-l sim.log</w:t>
+            </w:r>
+            <w:r>
+              <w:rPr>
+                <w:sz w:val="19"/>
+                <w:szCs w:val="19"/>
+              </w:rPr>
+              <w:t xml:space="preserve">).</w:t>
             </w:r>
           </w:p>
         </w:tc>
@@ -9635,13 +9810,108 @@
         </w:trPr>
         <w:tc>
           <w:tcPr>
-            <w:tcW w:type="dxa" w:w="1845"/>
-            <w:tcBorders>
-              <w:top w:val="single" w:color="BFC9D4" w:sz="4"/>
-              <w:left w:val="single" w:color="BFC9D4" w:sz="4"/>
-              <w:bottom w:val="single" w:color="BFC9D4" w:sz="4"/>
-              <w:right w:val="single" w:color="BFC9D4" w:sz="4"/>
-            </w:tcBorders>
+            <w:tcW w:type="dxa" w:w="1865"/>
+            <w:tcBorders>
+              <w:top w:val="single" w:color="BFC9D4" w:sz="4"/>
+              <w:left w:val="single" w:color="BFC9D4" w:sz="4"/>
+              <w:bottom w:val="single" w:color="BFC9D4" w:sz="4"/>
+              <w:right w:val="single" w:color="BFC9D4" w:sz="4"/>
+            </w:tcBorders>
+            <w:tcMar>
+              <w:top w:type="dxa" w:w="60"/>
+              <w:left w:type="dxa" w:w="100"/>
+              <w:bottom w:type="dxa" w:w="60"/>
+              <w:right w:type="dxa" w:w="100"/>
+            </w:tcMar>
+          </w:tcPr>
+          <w:p>
+            <w:pPr>
+              <w:spacing w:after="0" w:before="0"/>
+            </w:pPr>
+            <w:r>
+              <w:rPr>
+                <w:rFonts w:ascii="Consolas" w:cs="Consolas" w:eastAsia="Consolas" w:hAnsi="Consolas"/>
+                <w:color w:val="C7254E"/>
+                <w:sz w:val="17"/>
+                <w:szCs w:val="17"/>
+              </w:rPr>
+              <w:t xml:space="preserve">test_status.yml</w:t>
+            </w:r>
+          </w:p>
+        </w:tc>
+        <w:tc>
+          <w:tcPr>
+            <w:tcW w:type="dxa" w:w="1554"/>
+            <w:tcBorders>
+              <w:top w:val="single" w:color="BFC9D4" w:sz="4"/>
+              <w:left w:val="single" w:color="BFC9D4" w:sz="4"/>
+              <w:bottom w:val="single" w:color="BFC9D4" w:sz="4"/>
+              <w:right w:val="single" w:color="BFC9D4" w:sz="4"/>
+            </w:tcBorders>
+            <w:tcMar>
+              <w:top w:type="dxa" w:w="60"/>
+              <w:left w:type="dxa" w:w="100"/>
+              <w:bottom w:type="dxa" w:w="60"/>
+              <w:right w:type="dxa" w:w="100"/>
+            </w:tcMar>
+          </w:tcPr>
+          <w:p>
+            <w:pPr>
+              <w:spacing w:after="0" w:before="0"/>
+            </w:pPr>
+            <w:r>
+              <w:rPr>
+                <w:sz w:val="19"/>
+                <w:szCs w:val="19"/>
+              </w:rPr>
+              <w:t xml:space="preserve">check_log.py</w:t>
+            </w:r>
+          </w:p>
+        </w:tc>
+        <w:tc>
+          <w:tcPr>
+            <w:tcW w:type="dxa" w:w="6219"/>
+            <w:tcBorders>
+              <w:top w:val="single" w:color="BFC9D4" w:sz="4"/>
+              <w:left w:val="single" w:color="BFC9D4" w:sz="4"/>
+              <w:bottom w:val="single" w:color="BFC9D4" w:sz="4"/>
+              <w:right w:val="single" w:color="BFC9D4" w:sz="4"/>
+            </w:tcBorders>
+            <w:tcMar>
+              <w:top w:type="dxa" w:w="60"/>
+              <w:left w:type="dxa" w:w="100"/>
+              <w:bottom w:type="dxa" w:w="60"/>
+              <w:right w:type="dxa" w:w="100"/>
+            </w:tcMar>
+          </w:tcPr>
+          <w:p>
+            <w:pPr>
+              <w:spacing w:after="0" w:before="0"/>
+            </w:pPr>
+            <w:r>
+              <w:rPr>
+                <w:sz w:val="19"/>
+                <w:szCs w:val="19"/>
+              </w:rPr>
+              <w:t xml:space="preserve">PASS/FAIL, reasons, matched lines.</w:t>
+            </w:r>
+          </w:p>
+        </w:tc>
+      </w:tr>
+      <w:tr>
+        <w:trPr>
+          <w:cantSplit/>
+        </w:trPr>
+        <w:tc>
+          <w:tcPr>
+            <w:tcW w:type="dxa" w:w="1865"/>
+            <w:tcBorders>
+              <w:top w:val="single" w:color="BFC9D4" w:sz="4"/>
+              <w:left w:val="single" w:color="BFC9D4" w:sz="4"/>
+              <w:bottom w:val="single" w:color="BFC9D4" w:sz="4"/>
+              <w:right w:val="single" w:color="BFC9D4" w:sz="4"/>
+            </w:tcBorders>
+            <w:shd w:fill="F2F6FA" w:color="auto" w:val="clear"/>
             <w:tcMar>
               <w:top w:type="dxa" w:w="60"/>
               <w:left w:type="dxa" w:w="100"/>
@@ -9666,13 +9936,14 @@
         </w:tc>
         <w:tc>
           <w:tcPr>
-            <w:tcW w:type="dxa" w:w="1640"/>
-            <w:tcBorders>
-              <w:top w:val="single" w:color="BFC9D4" w:sz="4"/>
-              <w:left w:val="single" w:color="BFC9D4" w:sz="4"/>
-              <w:bottom w:val="single" w:color="BFC9D4" w:sz="4"/>
-              <w:right w:val="single" w:color="BFC9D4" w:sz="4"/>
-            </w:tcBorders>
+            <w:tcW w:type="dxa" w:w="1554"/>
+            <w:tcBorders>
+              <w:top w:val="single" w:color="BFC9D4" w:sz="4"/>
+              <w:left w:val="single" w:color="BFC9D4" w:sz="4"/>
+              <w:bottom w:val="single" w:color="BFC9D4" w:sz="4"/>
+              <w:right w:val="single" w:color="BFC9D4" w:sz="4"/>
+            </w:tcBorders>
+            <w:shd w:fill="F2F6FA" w:color="auto" w:val="clear"/>
             <w:tcMar>
               <w:top w:type="dxa" w:w="60"/>
               <w:left w:type="dxa" w:w="100"/>
@@ -9695,13 +9966,14 @@
         </w:tc>
         <w:tc>
           <w:tcPr>
-            <w:tcW w:type="dxa" w:w="6153"/>
-            <w:tcBorders>
-              <w:top w:val="single" w:color="BFC9D4" w:sz="4"/>
-              <w:left w:val="single" w:color="BFC9D4" w:sz="4"/>
-              <w:bottom w:val="single" w:color="BFC9D4" w:sz="4"/>
-              <w:right w:val="single" w:color="BFC9D4" w:sz="4"/>
-            </w:tcBorders>
+            <w:tcW w:type="dxa" w:w="6219"/>
+            <w:tcBorders>
+              <w:top w:val="single" w:color="BFC9D4" w:sz="4"/>
+              <w:left w:val="single" w:color="BFC9D4" w:sz="4"/>
+              <w:bottom w:val="single" w:color="BFC9D4" w:sz="4"/>
+              <w:right w:val="single" w:color="BFC9D4" w:sz="4"/>
+            </w:tcBorders>
+            <w:shd w:fill="F2F6FA" w:color="auto" w:val="clear"/>
             <w:tcMar>
               <w:top w:type="dxa" w:w="60"/>
               <w:left w:type="dxa" w:w="100"/>
@@ -9751,7 +10023,7 @@
       </w:pPr>
       <w:bookmarkStart w:name="_Toc15" w:id="15"/>
       <w:r>
-        <w:t xml:space="preserve">The simulation executable</w:t>
+        <w:t xml:space="preserve">Job scripts: tcsh and sh</w:t>
       </w:r>
       <w:bookmarkEnd w:id="15"/>
     </w:p>
@@ -9760,7 +10032,171 @@
         <w:spacing w:after="120"/>
       </w:pPr>
       <w:r>
-        <w:t xml:space="preserve">The elab phase writes the executable to </w:t>
+        <w:t xml:space="preserve">Every job directory gets two equivalent sets of scripts. For each phase there is one script holding all of its steps (pre_phase, phase, post_phase), in tcsh and in sh:</w:t>
+      </w:r>
+    </w:p>
+    <w:p>
+      <w:pPr>
+        <w:keepNext/>
+        <w:keepLines/>
+        <w:pBdr>
+          <w:top w:val="single" w:color="D0D7DE" w:sz="4" w:space="4"/>
+          <w:left w:val="single" w:color="D0D7DE" w:sz="4" w:space="6"/>
+          <w:right w:val="single" w:color="D0D7DE" w:sz="4" w:space="6"/>
+        </w:pBdr>
+        <w:shd w:fill="F3F5F8" w:color="auto" w:val="clear"/>
+        <w:spacing w:after="0" w:before="80" w:line="250"/>
+        <w:ind w:left="120" w:right="120"/>
+      </w:pPr>
+      <w:r>
+        <w:rPr>
+          <w:rFonts w:ascii="Consolas" w:cs="Consolas" w:eastAsia="Consolas" w:hAnsi="Consolas"/>
+          <w:color w:val="1F2328"/>
+          <w:sz w:val="17"/>
+          <w:szCs w:val="17"/>
+        </w:rPr>
+        <w:t xml:space="preserve">out/dut_a/build/</w:t>
+      </w:r>
+    </w:p>
+    <w:p>
+      <w:pPr>
+        <w:keepNext/>
+        <w:keepLines/>
+        <w:pBdr>
+          <w:left w:val="single" w:color="D0D7DE" w:sz="4" w:space="6"/>
+          <w:right w:val="single" w:color="D0D7DE" w:sz="4" w:space="6"/>
+        </w:pBdr>
+        <w:shd w:fill="F3F5F8" w:color="auto" w:val="clear"/>
+        <w:spacing w:after="0" w:before="0" w:line="250"/>
+        <w:ind w:left="120" w:right="120"/>
+      </w:pPr>
+      <w:r>
+        <w:rPr>
+          <w:rFonts w:ascii="Consolas" w:cs="Consolas" w:eastAsia="Consolas" w:hAnsi="Consolas"/>
+          <w:color w:val="1F2328"/>
+          <w:sz w:val="17"/>
+          <w:szCs w:val="17"/>
+        </w:rPr>
+        <w:t xml:space="preserve">  compile.csh   compile.sh     # mkdir -p csrc ; vlogan ... (pre_phase + phase [+ post_phase])</w:t>
+      </w:r>
+    </w:p>
+    <w:p>
+      <w:pPr>
+        <w:keepNext/>
+        <w:keepLines/>
+        <w:pBdr>
+          <w:left w:val="single" w:color="D0D7DE" w:sz="4" w:space="6"/>
+          <w:right w:val="single" w:color="D0D7DE" w:sz="4" w:space="6"/>
+        </w:pBdr>
+        <w:shd w:fill="F3F5F8" w:color="auto" w:val="clear"/>
+        <w:spacing w:after="0" w:before="0" w:line="250"/>
+        <w:ind w:left="120" w:right="120"/>
+      </w:pPr>
+      <w:r>
+        <w:rPr>
+          <w:rFonts w:ascii="Consolas" w:cs="Consolas" w:eastAsia="Consolas" w:hAnsi="Consolas"/>
+          <w:color w:val="1F2328"/>
+          <w:sz w:val="17"/>
+          <w:szCs w:val="17"/>
+        </w:rPr>
+        <w:t xml:space="preserve">  elab.csh      elab.sh        # mkdir -p &lt;simv_dir&gt; ; vcs ...</w:t>
+      </w:r>
+    </w:p>
+    <w:p>
+      <w:pPr>
+        <w:keepNext/>
+        <w:keepLines/>
+        <w:pBdr>
+          <w:left w:val="single" w:color="D0D7DE" w:sz="4" w:space="6"/>
+          <w:right w:val="single" w:color="D0D7DE" w:sz="4" w:space="6"/>
+        </w:pBdr>
+        <w:shd w:fill="F3F5F8" w:color="auto" w:val="clear"/>
+        <w:spacing w:after="0" w:before="0" w:line="250"/>
+        <w:ind w:left="120" w:right="120"/>
+      </w:pPr>
+      <w:r>
+        <w:rPr>
+          <w:rFonts w:ascii="Consolas" w:cs="Consolas" w:eastAsia="Consolas" w:hAnsi="Consolas"/>
+          <w:color w:val="1F2328"/>
+          <w:sz w:val="17"/>
+          <w:szCs w:val="17"/>
+        </w:rPr>
+        <w:t xml:space="preserve">  run.csh       run.sh         # compile, then elab; writes dv_flow.status</w:t>
+      </w:r>
+    </w:p>
+    <w:p>
+      <w:pPr>
+        <w:keepNext/>
+        <w:keepLines/>
+        <w:pBdr>
+          <w:left w:val="single" w:color="D0D7DE" w:sz="4" w:space="6"/>
+          <w:right w:val="single" w:color="D0D7DE" w:sz="4" w:space="6"/>
+        </w:pBdr>
+        <w:shd w:fill="F3F5F8" w:color="auto" w:val="clear"/>
+        <w:spacing w:after="0" w:before="0" w:line="250"/>
+        <w:ind w:left="120" w:right="120"/>
+      </w:pPr>
+      <w:r>
+        <w:rPr>
+          <w:rFonts w:ascii="Consolas" w:cs="Consolas" w:eastAsia="Consolas" w:hAnsi="Consolas"/>
+          <w:color w:val="1F2328"/>
+          <w:sz w:val="17"/>
+          <w:szCs w:val="17"/>
+        </w:rPr>
+        <w:t xml:space="preserve">out/dut_a/tests/smoke.1/</w:t>
+      </w:r>
+    </w:p>
+    <w:p>
+      <w:pPr>
+        <w:keepNext/>
+        <w:keepLines/>
+        <w:pBdr>
+          <w:left w:val="single" w:color="D0D7DE" w:sz="4" w:space="6"/>
+          <w:right w:val="single" w:color="D0D7DE" w:sz="4" w:space="6"/>
+        </w:pBdr>
+        <w:shd w:fill="F3F5F8" w:color="auto" w:val="clear"/>
+        <w:spacing w:after="0" w:before="0" w:line="250"/>
+        <w:ind w:left="120" w:right="120"/>
+      </w:pPr>
+      <w:r>
+        <w:rPr>
+          <w:rFonts w:ascii="Consolas" w:cs="Consolas" w:eastAsia="Consolas" w:hAnsi="Consolas"/>
+          <w:color w:val="1F2328"/>
+          <w:sz w:val="17"/>
+          <w:szCs w:val="17"/>
+        </w:rPr>
+        <w:t xml:space="preserve">  sim.csh       sim.sh         # ln -sf simv ; ./simv ... ; check_log.py</w:t>
+      </w:r>
+    </w:p>
+    <w:p>
+      <w:pPr>
+        <w:keepNext w:val="false"/>
+        <w:keepLines/>
+        <w:pBdr>
+          <w:left w:val="single" w:color="D0D7DE" w:sz="4" w:space="6"/>
+          <w:bottom w:val="single" w:color="D0D7DE" w:sz="4" w:space="4"/>
+          <w:right w:val="single" w:color="D0D7DE" w:sz="4" w:space="6"/>
+        </w:pBdr>
+        <w:shd w:fill="F3F5F8" w:color="auto" w:val="clear"/>
+        <w:spacing w:after="160" w:before="0" w:line="250"/>
+        <w:ind w:left="120" w:right="120"/>
+      </w:pPr>
+      <w:r>
+        <w:rPr>
+          <w:rFonts w:ascii="Consolas" w:cs="Consolas" w:eastAsia="Consolas" w:hAnsi="Consolas"/>
+          <w:color w:val="1F2328"/>
+          <w:sz w:val="17"/>
+          <w:szCs w:val="17"/>
+        </w:rPr>
+        <w:t xml:space="preserve">  run.csh       run.sh</w:t>
+      </w:r>
+    </w:p>
+    <w:p>
+      <w:pPr>
+        <w:spacing w:after="120"/>
+      </w:pPr>
+      <w:r>
+        <w:t xml:space="preserve">A phase script prints each command, writes its output to </w:t>
       </w:r>
       <w:r>
         <w:rPr>
@@ -9769,10 +10205,10 @@
           <w:sz w:val="20"/>
           <w:szCs w:val="20"/>
         </w:rPr>
-        <w:t xml:space="preserve">&lt;simv_dir&gt;/&lt;simv_name&gt;</w:t>
-      </w:r>
-      <w:r>
-        <w:t xml:space="preserve"> (default </w:t>
+        <w:t xml:space="preserve">&lt;phase&gt;.&lt;step&gt;.log</w:t>
+      </w:r>
+      <w:r>
+        <w:t xml:space="preserve">, checks the phase's </w:t>
       </w:r>
       <w:r>
         <w:rPr>
@@ -9781,10 +10217,10 @@
           <w:sz w:val="20"/>
           <w:szCs w:val="20"/>
         </w:rPr>
-        <w:t xml:space="preserve">&lt;build_dir&gt;/simv</w:t>
-      </w:r>
-      <w:r>
-        <w:t xml:space="preserve">) together with </w:t>
+        <w:t xml:space="preserve">fail_patterns</w:t>
+      </w:r>
+      <w:r>
+        <w:t xml:space="preserve"> in that log, and stops at the first failing step with </w:t>
       </w:r>
       <w:r>
         <w:rPr>
@@ -9793,10 +10229,10 @@
           <w:sz w:val="20"/>
           <w:szCs w:val="20"/>
         </w:rPr>
-        <w:t xml:space="preserve">&lt;simv_name&gt;.daidir</w:t>
-      </w:r>
-      <w:r>
-        <w:t xml:space="preserve">. Every test links both into its own run directory (sim </w:t>
+        <w:t xml:space="preserve">FAIL &lt;step&gt; ...</w:t>
+      </w:r>
+      <w:r>
+        <w:t xml:space="preserve"> in </w:t>
       </w:r>
       <w:r>
         <w:rPr>
@@ -9805,10 +10241,10 @@
           <w:sz w:val="20"/>
           <w:szCs w:val="20"/>
         </w:rPr>
-        <w:t xml:space="preserve">pre_phase</w:t>
-      </w:r>
-      <w:r>
-        <w:t xml:space="preserve">) and runs </w:t>
+        <w:t xml:space="preserve">dv_flow.status</w:t>
+      </w:r>
+      <w:r>
+        <w:t xml:space="preserve">. It works on its own, so </w:t>
       </w:r>
       <w:r>
         <w:rPr>
@@ -9817,97 +10253,10 @@
           <w:sz w:val="20"/>
           <w:szCs w:val="20"/>
         </w:rPr>
-        <w:t xml:space="preserve">./&lt;simv_name&gt;</w:t>
-      </w:r>
-      <w:r>
-        <w:t xml:space="preserve">, so each test keeps its own logs while sharing one build.</w:t>
-      </w:r>
-    </w:p>
-    <w:p>
-      <w:pPr>
-        <w:keepNext/>
-        <w:keepLines/>
-        <w:pBdr>
-          <w:top w:val="single" w:color="D0D7DE" w:sz="4" w:space="4"/>
-          <w:left w:val="single" w:color="D0D7DE" w:sz="4" w:space="6"/>
-          <w:right w:val="single" w:color="D0D7DE" w:sz="4" w:space="6"/>
-        </w:pBdr>
-        <w:shd w:fill="F3F5F8" w:color="auto" w:val="clear"/>
-        <w:spacing w:after="0" w:before="80" w:line="250"/>
-        <w:ind w:left="120" w:right="120"/>
-      </w:pPr>
-      <w:r>
-        <w:rPr>
-          <w:rFonts w:ascii="Consolas" w:cs="Consolas" w:eastAsia="Consolas" w:hAnsi="Consolas"/>
-          <w:color w:val="1F2328"/>
-          <w:sz w:val="17"/>
-          <w:szCs w:val="17"/>
-        </w:rPr>
-        <w:t xml:space="preserve">variables:</w:t>
-      </w:r>
-    </w:p>
-    <w:p>
-      <w:pPr>
-        <w:keepNext/>
-        <w:keepLines/>
-        <w:pBdr>
-          <w:left w:val="single" w:color="D0D7DE" w:sz="4" w:space="6"/>
-          <w:right w:val="single" w:color="D0D7DE" w:sz="4" w:space="6"/>
-        </w:pBdr>
-        <w:shd w:fill="F3F5F8" w:color="auto" w:val="clear"/>
-        <w:spacing w:after="0" w:before="0" w:line="250"/>
-        <w:ind w:left="120" w:right="120"/>
-      </w:pPr>
-      <w:r>
-        <w:rPr>
-          <w:rFonts w:ascii="Consolas" w:cs="Consolas" w:eastAsia="Consolas" w:hAnsi="Consolas"/>
-          <w:color w:val="1F2328"/>
-          <w:sz w:val="17"/>
-          <w:szCs w:val="17"/>
-        </w:rPr>
-        <w:t xml:space="preserve">  simv_dir:   "{{ build_dir }}"</w:t>
-      </w:r>
-    </w:p>
-    <w:p>
-      <w:pPr>
-        <w:keepNext w:val="false"/>
-        <w:keepLines/>
-        <w:pBdr>
-          <w:left w:val="single" w:color="D0D7DE" w:sz="4" w:space="6"/>
-          <w:bottom w:val="single" w:color="D0D7DE" w:sz="4" w:space="4"/>
-          <w:right w:val="single" w:color="D0D7DE" w:sz="4" w:space="6"/>
-        </w:pBdr>
-        <w:shd w:fill="F3F5F8" w:color="auto" w:val="clear"/>
-        <w:spacing w:after="160" w:before="0" w:line="250"/>
-        <w:ind w:left="120" w:right="120"/>
-      </w:pPr>
-      <w:r>
-        <w:rPr>
-          <w:rFonts w:ascii="Consolas" w:cs="Consolas" w:eastAsia="Consolas" w:hAnsi="Consolas"/>
-          <w:color w:val="1F2328"/>
-          <w:sz w:val="17"/>
-          <w:szCs w:val="17"/>
-        </w:rPr>
-        <w:t xml:space="preserve">  simv_name:  simv</w:t>
-      </w:r>
-    </w:p>
-    <w:p>
-      <w:pPr>
-        <w:pStyle w:val="Heading1"/>
-        <w:pageBreakBefore/>
-      </w:pPr>
-      <w:bookmarkStart w:name="_Toc16" w:id="16"/>
-      <w:r>
-        <w:t xml:space="preserve">Basic setup: adding your design</w:t>
-      </w:r>
-      <w:bookmarkEnd w:id="16"/>
-    </w:p>
-    <w:p>
-      <w:pPr>
-        <w:spacing w:after="120"/>
-      </w:pPr>
-      <w:r>
-        <w:t xml:space="preserve">This chapter adds a new design, </w:t>
+        <w:t xml:space="preserve">tcsh -f compile.csh</w:t>
+      </w:r>
+      <w:r>
+        <w:t xml:space="preserve"> (or </w:t>
       </w:r>
       <w:r>
         <w:rPr>
@@ -9916,28 +10265,18 @@
           <w:sz w:val="20"/>
           <w:szCs w:val="20"/>
         </w:rPr>
-        <w:t xml:space="preserve">my_dut</w:t>
-      </w:r>
-      <w:r>
-        <w:t xml:space="preserve">, using the VCS recipe that comes with the master config.</w:t>
-      </w:r>
-    </w:p>
-    <w:p>
-      <w:pPr>
-        <w:pStyle w:val="Heading2"/>
-      </w:pPr>
-      <w:bookmarkStart w:name="_Toc17" w:id="17"/>
-      <w:r>
-        <w:t xml:space="preserve">Step 1 - File list</w:t>
-      </w:r>
-      <w:bookmarkEnd w:id="17"/>
+        <w:t xml:space="preserve">sh compile.sh</w:t>
+      </w:r>
+      <w:r>
+        <w:t xml:space="preserve">) re-runs just that phase with all of its steps.</w:t>
+      </w:r>
     </w:p>
     <w:p>
       <w:pPr>
         <w:spacing w:after="120"/>
       </w:pPr>
       <w:r>
-        <w:t xml:space="preserve">Create </w:t>
+        <w:t xml:space="preserve">Which set dv_flow and Slurm run is set by </w:t>
       </w:r>
       <w:r>
         <w:rPr>
@@ -9946,10 +10285,569 @@
           <w:sz w:val="20"/>
           <w:szCs w:val="20"/>
         </w:rPr>
-        <w:t xml:space="preserve">my_dut/filelist.f</w:t>
-      </w:r>
-      <w:r>
-        <w:t xml:space="preserve"> under the project root, listing your RTL and testbench sources and include directories, as </w:t>
+        <w:t xml:space="preserve">job_shell</w:t>
+      </w:r>
+      <w:r>
+        <w:t xml:space="preserve">:</w:t>
+      </w:r>
+    </w:p>
+    <w:tbl>
+      <w:tblPr>
+        <w:tblW w:type="dxa" w:w="9638"/>
+        <w:tblBorders>
+          <w:top w:val="single" w:color="auto" w:sz="4"/>
+          <w:left w:val="single" w:color="auto" w:sz="4"/>
+          <w:bottom w:val="single" w:color="auto" w:sz="4"/>
+          <w:right w:val="single" w:color="auto" w:sz="4"/>
+          <w:insideH w:val="single" w:color="auto" w:sz="4"/>
+          <w:insideV w:val="single" w:color="auto" w:sz="4"/>
+        </w:tblBorders>
+      </w:tblPr>
+      <w:tblGrid>
+        <w:gridCol w:w="1405"/>
+        <w:gridCol w:w="2509"/>
+        <w:gridCol w:w="5724"/>
+      </w:tblGrid>
+      <w:tr>
+        <w:trPr>
+          <w:tblHeader/>
+        </w:trPr>
+        <w:tc>
+          <w:tcPr>
+            <w:tcW w:type="dxa" w:w="1405"/>
+            <w:tcBorders>
+              <w:top w:val="single" w:color="BFC9D4" w:sz="4"/>
+              <w:left w:val="single" w:color="BFC9D4" w:sz="4"/>
+              <w:bottom w:val="single" w:color="BFC9D4" w:sz="4"/>
+              <w:right w:val="single" w:color="BFC9D4" w:sz="4"/>
+            </w:tcBorders>
+            <w:shd w:fill="1F4E79" w:color="auto" w:val="clear"/>
+            <w:tcMar>
+              <w:top w:type="dxa" w:w="60"/>
+              <w:left w:type="dxa" w:w="100"/>
+              <w:bottom w:type="dxa" w:w="60"/>
+              <w:right w:type="dxa" w:w="100"/>
+            </w:tcMar>
+          </w:tcPr>
+          <w:p>
+            <w:pPr>
+              <w:spacing w:after="0" w:before="0"/>
+            </w:pPr>
+            <w:r>
+              <w:rPr>
+                <w:rFonts w:ascii="Consolas" w:cs="Consolas" w:eastAsia="Consolas" w:hAnsi="Consolas"/>
+                <w:b/>
+                <w:bCs/>
+                <w:color w:val="FFFFFF"/>
+                <w:sz w:val="17"/>
+                <w:szCs w:val="17"/>
+              </w:rPr>
+              <w:t xml:space="preserve">job_shell</w:t>
+            </w:r>
+          </w:p>
+        </w:tc>
+        <w:tc>
+          <w:tcPr>
+            <w:tcW w:type="dxa" w:w="2509"/>
+            <w:tcBorders>
+              <w:top w:val="single" w:color="BFC9D4" w:sz="4"/>
+              <w:left w:val="single" w:color="BFC9D4" w:sz="4"/>
+              <w:bottom w:val="single" w:color="BFC9D4" w:sz="4"/>
+              <w:right w:val="single" w:color="BFC9D4" w:sz="4"/>
+            </w:tcBorders>
+            <w:shd w:fill="1F4E79" w:color="auto" w:val="clear"/>
+            <w:tcMar>
+              <w:top w:type="dxa" w:w="60"/>
+              <w:left w:type="dxa" w:w="100"/>
+              <w:bottom w:type="dxa" w:w="60"/>
+              <w:right w:type="dxa" w:w="100"/>
+            </w:tcMar>
+          </w:tcPr>
+          <w:p>
+            <w:pPr>
+              <w:spacing w:after="0" w:before="0"/>
+            </w:pPr>
+            <w:r>
+              <w:rPr>
+                <w:b/>
+                <w:bCs/>
+                <w:color w:val="FFFFFF"/>
+                <w:sz w:val="19"/>
+                <w:szCs w:val="19"/>
+              </w:rPr>
+              <w:t xml:space="preserve">Runs</w:t>
+            </w:r>
+          </w:p>
+        </w:tc>
+        <w:tc>
+          <w:tcPr>
+            <w:tcW w:type="dxa" w:w="5724"/>
+            <w:tcBorders>
+              <w:top w:val="single" w:color="BFC9D4" w:sz="4"/>
+              <w:left w:val="single" w:color="BFC9D4" w:sz="4"/>
+              <w:bottom w:val="single" w:color="BFC9D4" w:sz="4"/>
+              <w:right w:val="single" w:color="BFC9D4" w:sz="4"/>
+            </w:tcBorders>
+            <w:shd w:fill="1F4E79" w:color="auto" w:val="clear"/>
+            <w:tcMar>
+              <w:top w:type="dxa" w:w="60"/>
+              <w:left w:type="dxa" w:w="100"/>
+              <w:bottom w:type="dxa" w:w="60"/>
+              <w:right w:type="dxa" w:w="100"/>
+            </w:tcMar>
+          </w:tcPr>
+          <w:p>
+            <w:pPr>
+              <w:spacing w:after="0" w:before="0"/>
+            </w:pPr>
+            <w:r>
+              <w:rPr>
+                <w:b/>
+                <w:bCs/>
+                <w:color w:val="FFFFFF"/>
+                <w:sz w:val="19"/>
+                <w:szCs w:val="19"/>
+              </w:rPr>
+              <w:t xml:space="preserve">How Slurm starts it</w:t>
+            </w:r>
+          </w:p>
+        </w:tc>
+      </w:tr>
+      <w:tr>
+        <w:trPr>
+          <w:cantSplit/>
+        </w:trPr>
+        <w:tc>
+          <w:tcPr>
+            <w:tcW w:type="dxa" w:w="1405"/>
+            <w:tcBorders>
+              <w:top w:val="single" w:color="BFC9D4" w:sz="4"/>
+              <w:left w:val="single" w:color="BFC9D4" w:sz="4"/>
+              <w:bottom w:val="single" w:color="BFC9D4" w:sz="4"/>
+              <w:right w:val="single" w:color="BFC9D4" w:sz="4"/>
+            </w:tcBorders>
+            <w:tcMar>
+              <w:top w:type="dxa" w:w="60"/>
+              <w:left w:type="dxa" w:w="100"/>
+              <w:bottom w:type="dxa" w:w="60"/>
+              <w:right w:type="dxa" w:w="100"/>
+            </w:tcMar>
+          </w:tcPr>
+          <w:p>
+            <w:pPr>
+              <w:spacing w:after="0" w:before="0"/>
+            </w:pPr>
+            <w:r>
+              <w:rPr>
+                <w:rFonts w:ascii="Consolas" w:cs="Consolas" w:eastAsia="Consolas" w:hAnsi="Consolas"/>
+                <w:color w:val="C7254E"/>
+                <w:sz w:val="17"/>
+                <w:szCs w:val="17"/>
+              </w:rPr>
+              <w:t xml:space="preserve">tcsh</w:t>
+            </w:r>
+            <w:r>
+              <w:rPr>
+                <w:sz w:val="19"/>
+                <w:szCs w:val="19"/>
+              </w:rPr>
+              <w:t xml:space="preserve"> (default)</w:t>
+            </w:r>
+          </w:p>
+        </w:tc>
+        <w:tc>
+          <w:tcPr>
+            <w:tcW w:type="dxa" w:w="2509"/>
+            <w:tcBorders>
+              <w:top w:val="single" w:color="BFC9D4" w:sz="4"/>
+              <w:left w:val="single" w:color="BFC9D4" w:sz="4"/>
+              <w:bottom w:val="single" w:color="BFC9D4" w:sz="4"/>
+              <w:right w:val="single" w:color="BFC9D4" w:sz="4"/>
+            </w:tcBorders>
+            <w:tcMar>
+              <w:top w:type="dxa" w:w="60"/>
+              <w:left w:type="dxa" w:w="100"/>
+              <w:bottom w:type="dxa" w:w="60"/>
+              <w:right w:type="dxa" w:w="100"/>
+            </w:tcMar>
+          </w:tcPr>
+          <w:p>
+            <w:pPr>
+              <w:spacing w:after="0" w:before="0"/>
+            </w:pPr>
+            <w:r>
+              <w:rPr>
+                <w:rFonts w:ascii="Consolas" w:cs="Consolas" w:eastAsia="Consolas" w:hAnsi="Consolas"/>
+                <w:color w:val="C7254E"/>
+                <w:sz w:val="17"/>
+                <w:szCs w:val="17"/>
+              </w:rPr>
+              <w:t xml:space="preserve">run.csh</w:t>
+            </w:r>
+            <w:r>
+              <w:rPr>
+                <w:sz w:val="19"/>
+                <w:szCs w:val="19"/>
+              </w:rPr>
+              <w:t xml:space="preserve"> -&gt; </w:t>
+            </w:r>
+            <w:r>
+              <w:rPr>
+                <w:rFonts w:ascii="Consolas" w:cs="Consolas" w:eastAsia="Consolas" w:hAnsi="Consolas"/>
+                <w:color w:val="C7254E"/>
+                <w:sz w:val="17"/>
+                <w:szCs w:val="17"/>
+              </w:rPr>
+              <w:t xml:space="preserve">&lt;phase&gt;.csh</w:t>
+            </w:r>
+          </w:p>
+        </w:tc>
+        <w:tc>
+          <w:tcPr>
+            <w:tcW w:type="dxa" w:w="5724"/>
+            <w:tcBorders>
+              <w:top w:val="single" w:color="BFC9D4" w:sz="4"/>
+              <w:left w:val="single" w:color="BFC9D4" w:sz="4"/>
+              <w:bottom w:val="single" w:color="BFC9D4" w:sz="4"/>
+              <w:right w:val="single" w:color="BFC9D4" w:sz="4"/>
+            </w:tcBorders>
+            <w:tcMar>
+              <w:top w:type="dxa" w:w="60"/>
+              <w:left w:type="dxa" w:w="100"/>
+              <w:bottom w:type="dxa" w:w="60"/>
+              <w:right w:type="dxa" w:w="100"/>
+            </w:tcMar>
+          </w:tcPr>
+          <w:p>
+            <w:pPr>
+              <w:spacing w:after="0" w:before="0"/>
+            </w:pPr>
+            <w:r>
+              <w:rPr>
+                <w:rFonts w:ascii="Consolas" w:cs="Consolas" w:eastAsia="Consolas" w:hAnsi="Consolas"/>
+                <w:color w:val="C7254E"/>
+                <w:sz w:val="17"/>
+                <w:szCs w:val="17"/>
+              </w:rPr>
+              <w:t xml:space="preserve">sbatch run.csh</w:t>
+            </w:r>
+            <w:r>
+              <w:rPr>
+                <w:sz w:val="19"/>
+                <w:szCs w:val="19"/>
+              </w:rPr>
+              <w:t xml:space="preserve"> (</w:t>
+            </w:r>
+            <w:r>
+              <w:rPr>
+                <w:rFonts w:ascii="Consolas" w:cs="Consolas" w:eastAsia="Consolas" w:hAnsi="Consolas"/>
+                <w:color w:val="C7254E"/>
+                <w:sz w:val="17"/>
+                <w:szCs w:val="17"/>
+              </w:rPr>
+              <w:t xml:space="preserve">#!/bin/tcsh -f</w:t>
+            </w:r>
+            <w:r>
+              <w:rPr>
+                <w:sz w:val="19"/>
+                <w:szCs w:val="19"/>
+              </w:rPr>
+              <w:t xml:space="preserve">), </w:t>
+            </w:r>
+            <w:r>
+              <w:rPr>
+                <w:rFonts w:ascii="Consolas" w:cs="Consolas" w:eastAsia="Consolas" w:hAnsi="Consolas"/>
+                <w:color w:val="C7254E"/>
+                <w:sz w:val="17"/>
+                <w:szCs w:val="17"/>
+              </w:rPr>
+              <w:t xml:space="preserve">srun ... tcsh -f run.csh</w:t>
+            </w:r>
+          </w:p>
+        </w:tc>
+      </w:tr>
+      <w:tr>
+        <w:trPr>
+          <w:cantSplit/>
+        </w:trPr>
+        <w:tc>
+          <w:tcPr>
+            <w:tcW w:type="dxa" w:w="1405"/>
+            <w:tcBorders>
+              <w:top w:val="single" w:color="BFC9D4" w:sz="4"/>
+              <w:left w:val="single" w:color="BFC9D4" w:sz="4"/>
+              <w:bottom w:val="single" w:color="BFC9D4" w:sz="4"/>
+              <w:right w:val="single" w:color="BFC9D4" w:sz="4"/>
+            </w:tcBorders>
+            <w:shd w:fill="F2F6FA" w:color="auto" w:val="clear"/>
+            <w:tcMar>
+              <w:top w:type="dxa" w:w="60"/>
+              <w:left w:type="dxa" w:w="100"/>
+              <w:bottom w:type="dxa" w:w="60"/>
+              <w:right w:type="dxa" w:w="100"/>
+            </w:tcMar>
+          </w:tcPr>
+          <w:p>
+            <w:pPr>
+              <w:spacing w:after="0" w:before="0"/>
+            </w:pPr>
+            <w:r>
+              <w:rPr>
+                <w:rFonts w:ascii="Consolas" w:cs="Consolas" w:eastAsia="Consolas" w:hAnsi="Consolas"/>
+                <w:color w:val="C7254E"/>
+                <w:sz w:val="17"/>
+                <w:szCs w:val="17"/>
+              </w:rPr>
+              <w:t xml:space="preserve">csh</w:t>
+            </w:r>
+          </w:p>
+        </w:tc>
+        <w:tc>
+          <w:tcPr>
+            <w:tcW w:type="dxa" w:w="2509"/>
+            <w:tcBorders>
+              <w:top w:val="single" w:color="BFC9D4" w:sz="4"/>
+              <w:left w:val="single" w:color="BFC9D4" w:sz="4"/>
+              <w:bottom w:val="single" w:color="BFC9D4" w:sz="4"/>
+              <w:right w:val="single" w:color="BFC9D4" w:sz="4"/>
+            </w:tcBorders>
+            <w:shd w:fill="F2F6FA" w:color="auto" w:val="clear"/>
+            <w:tcMar>
+              <w:top w:type="dxa" w:w="60"/>
+              <w:left w:type="dxa" w:w="100"/>
+              <w:bottom w:type="dxa" w:w="60"/>
+              <w:right w:type="dxa" w:w="100"/>
+            </w:tcMar>
+          </w:tcPr>
+          <w:p>
+            <w:pPr>
+              <w:spacing w:after="0" w:before="0"/>
+            </w:pPr>
+            <w:r>
+              <w:rPr>
+                <w:sz w:val="19"/>
+                <w:szCs w:val="19"/>
+              </w:rPr>
+              <w:t xml:space="preserve">the same scripts with </w:t>
+            </w:r>
+            <w:r>
+              <w:rPr>
+                <w:rFonts w:ascii="Consolas" w:cs="Consolas" w:eastAsia="Consolas" w:hAnsi="Consolas"/>
+                <w:color w:val="C7254E"/>
+                <w:sz w:val="17"/>
+                <w:szCs w:val="17"/>
+              </w:rPr>
+              <w:t xml:space="preserve">csh</w:t>
+            </w:r>
+          </w:p>
+        </w:tc>
+        <w:tc>
+          <w:tcPr>
+            <w:tcW w:type="dxa" w:w="5724"/>
+            <w:tcBorders>
+              <w:top w:val="single" w:color="BFC9D4" w:sz="4"/>
+              <w:left w:val="single" w:color="BFC9D4" w:sz="4"/>
+              <w:bottom w:val="single" w:color="BFC9D4" w:sz="4"/>
+              <w:right w:val="single" w:color="BFC9D4" w:sz="4"/>
+            </w:tcBorders>
+            <w:shd w:fill="F2F6FA" w:color="auto" w:val="clear"/>
+            <w:tcMar>
+              <w:top w:type="dxa" w:w="60"/>
+              <w:left w:type="dxa" w:w="100"/>
+              <w:bottom w:type="dxa" w:w="60"/>
+              <w:right w:type="dxa" w:w="100"/>
+            </w:tcMar>
+          </w:tcPr>
+          <w:p>
+            <w:pPr>
+              <w:spacing w:after="0" w:before="0"/>
+            </w:pPr>
+            <w:r>
+              <w:rPr>
+                <w:rFonts w:ascii="Consolas" w:cs="Consolas" w:eastAsia="Consolas" w:hAnsi="Consolas"/>
+                <w:color w:val="C7254E"/>
+                <w:sz w:val="17"/>
+                <w:szCs w:val="17"/>
+              </w:rPr>
+              <w:t xml:space="preserve">#!/bin/csh -f</w:t>
+            </w:r>
+            <w:r>
+              <w:rPr>
+                <w:sz w:val="19"/>
+                <w:szCs w:val="19"/>
+              </w:rPr>
+              <w:t xml:space="preserve">, </w:t>
+            </w:r>
+            <w:r>
+              <w:rPr>
+                <w:rFonts w:ascii="Consolas" w:cs="Consolas" w:eastAsia="Consolas" w:hAnsi="Consolas"/>
+                <w:color w:val="C7254E"/>
+                <w:sz w:val="17"/>
+                <w:szCs w:val="17"/>
+              </w:rPr>
+              <w:t xml:space="preserve">srun ... csh -f run.csh</w:t>
+            </w:r>
+          </w:p>
+        </w:tc>
+      </w:tr>
+      <w:tr>
+        <w:trPr>
+          <w:cantSplit/>
+        </w:trPr>
+        <w:tc>
+          <w:tcPr>
+            <w:tcW w:type="dxa" w:w="1405"/>
+            <w:tcBorders>
+              <w:top w:val="single" w:color="BFC9D4" w:sz="4"/>
+              <w:left w:val="single" w:color="BFC9D4" w:sz="4"/>
+              <w:bottom w:val="single" w:color="BFC9D4" w:sz="4"/>
+              <w:right w:val="single" w:color="BFC9D4" w:sz="4"/>
+            </w:tcBorders>
+            <w:tcMar>
+              <w:top w:type="dxa" w:w="60"/>
+              <w:left w:type="dxa" w:w="100"/>
+              <w:bottom w:type="dxa" w:w="60"/>
+              <w:right w:type="dxa" w:w="100"/>
+            </w:tcMar>
+          </w:tcPr>
+          <w:p>
+            <w:pPr>
+              <w:spacing w:after="0" w:before="0"/>
+            </w:pPr>
+            <w:r>
+              <w:rPr>
+                <w:rFonts w:ascii="Consolas" w:cs="Consolas" w:eastAsia="Consolas" w:hAnsi="Consolas"/>
+                <w:color w:val="C7254E"/>
+                <w:sz w:val="17"/>
+                <w:szCs w:val="17"/>
+              </w:rPr>
+              <w:t xml:space="preserve">sh</w:t>
+            </w:r>
+          </w:p>
+        </w:tc>
+        <w:tc>
+          <w:tcPr>
+            <w:tcW w:type="dxa" w:w="2509"/>
+            <w:tcBorders>
+              <w:top w:val="single" w:color="BFC9D4" w:sz="4"/>
+              <w:left w:val="single" w:color="BFC9D4" w:sz="4"/>
+              <w:bottom w:val="single" w:color="BFC9D4" w:sz="4"/>
+              <w:right w:val="single" w:color="BFC9D4" w:sz="4"/>
+            </w:tcBorders>
+            <w:tcMar>
+              <w:top w:type="dxa" w:w="60"/>
+              <w:left w:type="dxa" w:w="100"/>
+              <w:bottom w:type="dxa" w:w="60"/>
+              <w:right w:type="dxa" w:w="100"/>
+            </w:tcMar>
+          </w:tcPr>
+          <w:p>
+            <w:pPr>
+              <w:spacing w:after="0" w:before="0"/>
+            </w:pPr>
+            <w:r>
+              <w:rPr>
+                <w:rFonts w:ascii="Consolas" w:cs="Consolas" w:eastAsia="Consolas" w:hAnsi="Consolas"/>
+                <w:color w:val="C7254E"/>
+                <w:sz w:val="17"/>
+                <w:szCs w:val="17"/>
+              </w:rPr>
+              <w:t xml:space="preserve">run.sh</w:t>
+            </w:r>
+            <w:r>
+              <w:rPr>
+                <w:sz w:val="19"/>
+                <w:szCs w:val="19"/>
+              </w:rPr>
+              <w:t xml:space="preserve"> -&gt; </w:t>
+            </w:r>
+            <w:r>
+              <w:rPr>
+                <w:rFonts w:ascii="Consolas" w:cs="Consolas" w:eastAsia="Consolas" w:hAnsi="Consolas"/>
+                <w:color w:val="C7254E"/>
+                <w:sz w:val="17"/>
+                <w:szCs w:val="17"/>
+              </w:rPr>
+              <w:t xml:space="preserve">&lt;phase&gt;.sh</w:t>
+            </w:r>
+          </w:p>
+        </w:tc>
+        <w:tc>
+          <w:tcPr>
+            <w:tcW w:type="dxa" w:w="5724"/>
+            <w:tcBorders>
+              <w:top w:val="single" w:color="BFC9D4" w:sz="4"/>
+              <w:left w:val="single" w:color="BFC9D4" w:sz="4"/>
+              <w:bottom w:val="single" w:color="BFC9D4" w:sz="4"/>
+              <w:right w:val="single" w:color="BFC9D4" w:sz="4"/>
+            </w:tcBorders>
+            <w:tcMar>
+              <w:top w:type="dxa" w:w="60"/>
+              <w:left w:type="dxa" w:w="100"/>
+              <w:bottom w:type="dxa" w:w="60"/>
+              <w:right w:type="dxa" w:w="100"/>
+            </w:tcMar>
+          </w:tcPr>
+          <w:p>
+            <w:pPr>
+              <w:spacing w:after="0" w:before="0"/>
+            </w:pPr>
+            <w:r>
+              <w:rPr>
+                <w:rFonts w:ascii="Consolas" w:cs="Consolas" w:eastAsia="Consolas" w:hAnsi="Consolas"/>
+                <w:color w:val="C7254E"/>
+                <w:sz w:val="17"/>
+                <w:szCs w:val="17"/>
+              </w:rPr>
+              <w:t xml:space="preserve">sbatch run.sh</w:t>
+            </w:r>
+            <w:r>
+              <w:rPr>
+                <w:sz w:val="19"/>
+                <w:szCs w:val="19"/>
+              </w:rPr>
+              <w:t xml:space="preserve"> (</w:t>
+            </w:r>
+            <w:r>
+              <w:rPr>
+                <w:rFonts w:ascii="Consolas" w:cs="Consolas" w:eastAsia="Consolas" w:hAnsi="Consolas"/>
+                <w:color w:val="C7254E"/>
+                <w:sz w:val="17"/>
+                <w:szCs w:val="17"/>
+              </w:rPr>
+              <w:t xml:space="preserve">#!/bin/sh</w:t>
+            </w:r>
+            <w:r>
+              <w:rPr>
+                <w:sz w:val="19"/>
+                <w:szCs w:val="19"/>
+              </w:rPr>
+              <w:t xml:space="preserve">), </w:t>
+            </w:r>
+            <w:r>
+              <w:rPr>
+                <w:rFonts w:ascii="Consolas" w:cs="Consolas" w:eastAsia="Consolas" w:hAnsi="Consolas"/>
+                <w:color w:val="C7254E"/>
+                <w:sz w:val="17"/>
+                <w:szCs w:val="17"/>
+              </w:rPr>
+              <w:t xml:space="preserve">srun ... sh run.sh</w:t>
+            </w:r>
+          </w:p>
+        </w:tc>
+      </w:tr>
+    </w:tbl>
+    <w:p>
+      <w:pPr>
+        <w:spacing w:after="80" w:before="0"/>
+      </w:pPr>
+    </w:p>
+    <w:p>
+      <w:pPr>
+        <w:spacing w:after="120"/>
+      </w:pPr>
+      <w:r>
+        <w:t xml:space="preserve">Set it in the master config (</w:t>
       </w:r>
       <w:r>
         <w:rPr>
@@ -9958,10 +10856,10 @@
           <w:sz w:val="20"/>
           <w:szCs w:val="20"/>
         </w:rPr>
-        <w:t xml:space="preserve">vlogan -f</w:t>
-      </w:r>
-      <w:r>
-        <w:t xml:space="preserve"> expects. The compile phase reads </w:t>
+        <w:t xml:space="preserve">job_shell: tcsh</w:t>
+      </w:r>
+      <w:r>
+        <w:t xml:space="preserve">), or for one run with </w:t>
       </w:r>
       <w:r>
         <w:rPr>
@@ -9970,28 +10868,38 @@
           <w:sz w:val="20"/>
           <w:szCs w:val="20"/>
         </w:rPr>
-        <w:t xml:space="preserve">{{ proj_root }}/{{ model }}/filelist.f</w:t>
-      </w:r>
-      <w:r>
-        <w:t xml:space="preserve">.</w:t>
-      </w:r>
-    </w:p>
-    <w:p>
-      <w:pPr>
-        <w:pStyle w:val="Heading2"/>
-      </w:pPr>
-      <w:bookmarkStart w:name="_Toc18" w:id="18"/>
-      <w:r>
-        <w:t xml:space="preserve">Step 2 - Add the model</w:t>
-      </w:r>
-      <w:bookmarkEnd w:id="18"/>
+        <w:t xml:space="preserve">--shell=sh</w:t>
+      </w:r>
+      <w:r>
+        <w:t xml:space="preserve">. Both sets are always written, whichever one runs.</w:t>
+      </w:r>
     </w:p>
     <w:p>
       <w:pPr>
         <w:spacing w:after="120"/>
       </w:pPr>
       <w:r>
-        <w:t xml:space="preserve">Add the model to </w:t>
+        <w:t xml:space="preserve">Things to know about the tcsh scripts:</w:t>
+      </w:r>
+    </w:p>
+    <w:p>
+      <w:pPr>
+        <w:pStyle w:val="ListParagraph"/>
+        <w:numPr>
+          <w:ilvl w:val="0"/>
+          <w:numId w:val="2"/>
+        </w:numPr>
+        <w:spacing w:after="60"/>
+      </w:pPr>
+      <w:r>
+        <w:rPr>
+          <w:b/>
+          <w:bCs/>
+        </w:rPr>
+        <w:t xml:space="preserve">Commands run in tcsh.</w:t>
+      </w:r>
+      <w:r>
+        <w:t xml:space="preserve"> Write step commands in C shell syntax: </w:t>
       </w:r>
       <w:r>
         <w:rPr>
@@ -10000,10 +10908,10 @@
           <w:sz w:val="20"/>
           <w:szCs w:val="20"/>
         </w:rPr>
-        <w:t xml:space="preserve">config.yml</w:t>
-      </w:r>
-      <w:r>
-        <w:t xml:space="preserve">. Inheriting </w:t>
+        <w:t xml:space="preserve">&gt;&amp; file</w:t>
+      </w:r>
+      <w:r>
+        <w:t xml:space="preserve"> instead of </w:t>
       </w:r>
       <w:r>
         <w:rPr>
@@ -10012,118 +10920,10 @@
           <w:sz w:val="20"/>
           <w:szCs w:val="20"/>
         </w:rPr>
-        <w:t xml:space="preserve">vcs_base</w:t>
-      </w:r>
-      <w:r>
-        <w:t xml:space="preserve"> gives it compile, elab and sim:</w:t>
-      </w:r>
-    </w:p>
-    <w:p>
-      <w:pPr>
-        <w:keepNext/>
-        <w:keepLines/>
-        <w:pBdr>
-          <w:top w:val="single" w:color="D0D7DE" w:sz="4" w:space="4"/>
-          <w:left w:val="single" w:color="D0D7DE" w:sz="4" w:space="6"/>
-          <w:right w:val="single" w:color="D0D7DE" w:sz="4" w:space="6"/>
-        </w:pBdr>
-        <w:shd w:fill="F3F5F8" w:color="auto" w:val="clear"/>
-        <w:spacing w:after="0" w:before="80" w:line="250"/>
-        <w:ind w:left="120" w:right="120"/>
-      </w:pPr>
-      <w:r>
-        <w:rPr>
-          <w:rFonts w:ascii="Consolas" w:cs="Consolas" w:eastAsia="Consolas" w:hAnsi="Consolas"/>
-          <w:color w:val="1F2328"/>
-          <w:sz w:val="17"/>
-          <w:szCs w:val="17"/>
-        </w:rPr>
-        <w:t xml:space="preserve">models:</w:t>
-      </w:r>
-    </w:p>
-    <w:p>
-      <w:pPr>
-        <w:keepNext/>
-        <w:keepLines/>
-        <w:pBdr>
-          <w:left w:val="single" w:color="D0D7DE" w:sz="4" w:space="6"/>
-          <w:right w:val="single" w:color="D0D7DE" w:sz="4" w:space="6"/>
-        </w:pBdr>
-        <w:shd w:fill="F3F5F8" w:color="auto" w:val="clear"/>
-        <w:spacing w:after="0" w:before="0" w:line="250"/>
-        <w:ind w:left="120" w:right="120"/>
-      </w:pPr>
-      <w:r>
-        <w:rPr>
-          <w:rFonts w:ascii="Consolas" w:cs="Consolas" w:eastAsia="Consolas" w:hAnsi="Consolas"/>
-          <w:color w:val="1F2328"/>
-          <w:sz w:val="17"/>
-          <w:szCs w:val="17"/>
-        </w:rPr>
-        <w:t xml:space="preserve">  my_dut:</w:t>
-      </w:r>
-    </w:p>
-    <w:p>
-      <w:pPr>
-        <w:keepNext/>
-        <w:keepLines/>
-        <w:pBdr>
-          <w:left w:val="single" w:color="D0D7DE" w:sz="4" w:space="6"/>
-          <w:right w:val="single" w:color="D0D7DE" w:sz="4" w:space="6"/>
-        </w:pBdr>
-        <w:shd w:fill="F3F5F8" w:color="auto" w:val="clear"/>
-        <w:spacing w:after="0" w:before="0" w:line="250"/>
-        <w:ind w:left="120" w:right="120"/>
-      </w:pPr>
-      <w:r>
-        <w:rPr>
-          <w:rFonts w:ascii="Consolas" w:cs="Consolas" w:eastAsia="Consolas" w:hAnsi="Consolas"/>
-          <w:color w:val="1F2328"/>
-          <w:sz w:val="17"/>
-          <w:szCs w:val="17"/>
-        </w:rPr>
-        <w:t xml:space="preserve">    extends: vcs_base</w:t>
-      </w:r>
-    </w:p>
-    <w:p>
-      <w:pPr>
-        <w:keepNext w:val="false"/>
-        <w:keepLines/>
-        <w:pBdr>
-          <w:left w:val="single" w:color="D0D7DE" w:sz="4" w:space="6"/>
-          <w:bottom w:val="single" w:color="D0D7DE" w:sz="4" w:space="4"/>
-          <w:right w:val="single" w:color="D0D7DE" w:sz="4" w:space="6"/>
-        </w:pBdr>
-        <w:shd w:fill="F3F5F8" w:color="auto" w:val="clear"/>
-        <w:spacing w:after="160" w:before="0" w:line="250"/>
-        <w:ind w:left="120" w:right="120"/>
-      </w:pPr>
-      <w:r>
-        <w:rPr>
-          <w:rFonts w:ascii="Consolas" w:cs="Consolas" w:eastAsia="Consolas" w:hAnsi="Consolas"/>
-          <w:color w:val="1F2328"/>
-          <w:sz w:val="17"/>
-          <w:szCs w:val="17"/>
-        </w:rPr>
-        <w:t xml:space="preserve">    testlist: testlists/my_dut_tests.yml</w:t>
-      </w:r>
-    </w:p>
-    <w:p>
-      <w:pPr>
-        <w:pStyle w:val="Heading2"/>
-      </w:pPr>
-      <w:bookmarkStart w:name="_Toc19" w:id="19"/>
-      <w:r>
-        <w:t xml:space="preserve">Step 3 - Write the test list</w:t>
-      </w:r>
-      <w:bookmarkEnd w:id="19"/>
-    </w:p>
-    <w:p>
-      <w:pPr>
-        <w:spacing w:after="120"/>
-      </w:pPr>
-      <w:r>
-        <w:t xml:space="preserve">Create </w:t>
+        <w:t xml:space="preserve">&gt; file 2&gt;&amp;1</w:t>
+      </w:r>
+      <w:r>
+        <w:t xml:space="preserve">, `</w:t>
       </w:r>
       <w:r>
         <w:rPr>
@@ -10132,6 +10932,660 @@
           <w:sz w:val="20"/>
           <w:szCs w:val="20"/>
         </w:rPr>
+        <w:t xml:space="preserve"> </w:t>
+      </w:r>
+      <w:r>
+        <w:t xml:space="preserve">cmd</w:t>
+      </w:r>
+      <w:r>
+        <w:rPr>
+          <w:rFonts w:ascii="Consolas" w:cs="Consolas" w:eastAsia="Consolas" w:hAnsi="Consolas"/>
+          <w:color w:val="C7254E"/>
+          <w:sz w:val="20"/>
+          <w:szCs w:val="20"/>
+        </w:rPr>
+        <w:t xml:space="preserve"> </w:t>
+      </w:r>
+      <w:r>
+        <w:rPr>
+          <w:rFonts w:ascii="Consolas" w:cs="Consolas" w:eastAsia="Consolas" w:hAnsi="Consolas"/>
+          <w:color w:val="C7254E"/>
+          <w:sz w:val="20"/>
+          <w:szCs w:val="20"/>
+        </w:rPr>
+        <w:t xml:space="preserve"> instead of </w:t>
+      </w:r>
+      <w:r>
+        <w:t xml:space="preserve">$(cmd)</w:t>
+      </w:r>
+      <w:r>
+        <w:rPr>
+          <w:rFonts w:ascii="Consolas" w:cs="Consolas" w:eastAsia="Consolas" w:hAnsi="Consolas"/>
+          <w:color w:val="C7254E"/>
+          <w:sz w:val="20"/>
+          <w:szCs w:val="20"/>
+        </w:rPr>
+        <w:t xml:space="preserve">, </w:t>
+      </w:r>
+      <w:r>
+        <w:t xml:space="preserve">setenv X 1</w:t>
+      </w:r>
+      <w:r>
+        <w:rPr>
+          <w:rFonts w:ascii="Consolas" w:cs="Consolas" w:eastAsia="Consolas" w:hAnsi="Consolas"/>
+          <w:color w:val="C7254E"/>
+          <w:sz w:val="20"/>
+          <w:szCs w:val="20"/>
+        </w:rPr>
+        <w:t xml:space="preserve"> instead of </w:t>
+      </w:r>
+      <w:r>
+        <w:t xml:space="preserve">export X=1</w:t>
+      </w:r>
+      <w:r>
+        <w:rPr>
+          <w:rFonts w:ascii="Consolas" w:cs="Consolas" w:eastAsia="Consolas" w:hAnsi="Consolas"/>
+          <w:color w:val="C7254E"/>
+          <w:sz w:val="20"/>
+          <w:szCs w:val="20"/>
+        </w:rPr>
+        <w:t xml:space="preserve">. Braces are expanded (</w:t>
+      </w:r>
+      <w:r>
+        <w:t xml:space="preserve">{a,b}</w:t>
+      </w:r>
+      <w:r>
+        <w:rPr>
+          <w:rFonts w:ascii="Consolas" w:cs="Consolas" w:eastAsia="Consolas" w:hAnsi="Consolas"/>
+          <w:color w:val="C7254E"/>
+          <w:sz w:val="20"/>
+          <w:szCs w:val="20"/>
+        </w:rPr>
+        <w:t xml:space="preserve"> becomes </w:t>
+      </w:r>
+      <w:r>
+        <w:t xml:space="preserve">a b`); quote them if they are meant literally.</w:t>
+      </w:r>
+    </w:p>
+    <w:p>
+      <w:pPr>
+        <w:pStyle w:val="ListParagraph"/>
+        <w:numPr>
+          <w:ilvl w:val="0"/>
+          <w:numId w:val="2"/>
+        </w:numPr>
+        <w:spacing w:after="60"/>
+      </w:pPr>
+      <w:r>
+        <w:rPr>
+          <w:b/>
+          <w:bCs/>
+        </w:rPr>
+        <w:t xml:space="preserve">Unmatched wildcards are passed on.</w:t>
+      </w:r>
+      <w:r>
+        <w:t xml:space="preserve"> The scripts set </w:t>
+      </w:r>
+      <w:r>
+        <w:rPr>
+          <w:rFonts w:ascii="Consolas" w:cs="Consolas" w:eastAsia="Consolas" w:hAnsi="Consolas"/>
+          <w:color w:val="C7254E"/>
+          <w:sz w:val="20"/>
+          <w:szCs w:val="20"/>
+        </w:rPr>
+        <w:t xml:space="preserve">nonomatch</w:t>
+      </w:r>
+      <w:r>
+        <w:t xml:space="preserve">, so </w:t>
+      </w:r>
+      <w:r>
+        <w:rPr>
+          <w:rFonts w:ascii="Consolas" w:cs="Consolas" w:eastAsia="Consolas" w:hAnsi="Consolas"/>
+          <w:color w:val="C7254E"/>
+          <w:sz w:val="20"/>
+          <w:szCs w:val="20"/>
+        </w:rPr>
+        <w:t xml:space="preserve">echo [pre]</w:t>
+      </w:r>
+      <w:r>
+        <w:t xml:space="preserve"> or a </w:t>
+      </w:r>
+      <w:r>
+        <w:rPr>
+          <w:rFonts w:ascii="Consolas" w:cs="Consolas" w:eastAsia="Consolas" w:hAnsi="Consolas"/>
+          <w:color w:val="C7254E"/>
+          <w:sz w:val="20"/>
+          <w:szCs w:val="20"/>
+        </w:rPr>
+        <w:t xml:space="preserve">*.f</w:t>
+      </w:r>
+      <w:r>
+        <w:t xml:space="preserve"> that matches nothing is given to the command as typed instead of stopping with "No match".</w:t>
+      </w:r>
+    </w:p>
+    <w:p>
+      <w:pPr>
+        <w:pStyle w:val="ListParagraph"/>
+        <w:numPr>
+          <w:ilvl w:val="0"/>
+          <w:numId w:val="2"/>
+        </w:numPr>
+        <w:spacing w:after="60"/>
+      </w:pPr>
+      <w:r>
+        <w:rPr>
+          <w:b/>
+          <w:bCs/>
+        </w:rPr>
+        <w:t xml:space="preserve">SIGTERM cannot be trapped in csh.</w:t>
+      </w:r>
+      <w:r>
+        <w:t xml:space="preserve"> When Slurm cancels a job or its time limit is reached, </w:t>
+      </w:r>
+      <w:r>
+        <w:rPr>
+          <w:rFonts w:ascii="Consolas" w:cs="Consolas" w:eastAsia="Consolas" w:hAnsi="Consolas"/>
+          <w:color w:val="C7254E"/>
+          <w:sz w:val="20"/>
+          <w:szCs w:val="20"/>
+        </w:rPr>
+        <w:t xml:space="preserve">dv_flow.status</w:t>
+      </w:r>
+      <w:r>
+        <w:t xml:space="preserve"> stays </w:t>
+      </w:r>
+      <w:r>
+        <w:rPr>
+          <w:rFonts w:ascii="Consolas" w:cs="Consolas" w:eastAsia="Consolas" w:hAnsi="Consolas"/>
+          <w:color w:val="C7254E"/>
+          <w:sz w:val="20"/>
+          <w:szCs w:val="20"/>
+        </w:rPr>
+        <w:t xml:space="preserve">RUNNING</w:t>
+      </w:r>
+      <w:r>
+        <w:t xml:space="preserve">; the tracker then reports the reason from </w:t>
+      </w:r>
+      <w:r>
+        <w:rPr>
+          <w:rFonts w:ascii="Consolas" w:cs="Consolas" w:eastAsia="Consolas" w:hAnsi="Consolas"/>
+          <w:color w:val="C7254E"/>
+          <w:sz w:val="20"/>
+          <w:szCs w:val="20"/>
+        </w:rPr>
+        <w:t xml:space="preserve">sacct</w:t>
+      </w:r>
+      <w:r>
+        <w:t xml:space="preserve"> (</w:t>
+      </w:r>
+      <w:r>
+        <w:rPr>
+          <w:rFonts w:ascii="Consolas" w:cs="Consolas" w:eastAsia="Consolas" w:hAnsi="Consolas"/>
+          <w:color w:val="C7254E"/>
+          <w:sz w:val="20"/>
+          <w:szCs w:val="20"/>
+        </w:rPr>
+        <w:t xml:space="preserve">FAIL (slurm TIMEOUT)</w:t>
+      </w:r>
+      <w:r>
+        <w:t xml:space="preserve">, </w:t>
+      </w:r>
+      <w:r>
+        <w:rPr>
+          <w:rFonts w:ascii="Consolas" w:cs="Consolas" w:eastAsia="Consolas" w:hAnsi="Consolas"/>
+          <w:color w:val="C7254E"/>
+          <w:sz w:val="20"/>
+          <w:szCs w:val="20"/>
+        </w:rPr>
+        <w:t xml:space="preserve">FAIL (slurm CANCELLED)</w:t>
+      </w:r>
+      <w:r>
+        <w:t xml:space="preserve">). Ctrl-C (SIGINT) is recorded as </w:t>
+      </w:r>
+      <w:r>
+        <w:rPr>
+          <w:rFonts w:ascii="Consolas" w:cs="Consolas" w:eastAsia="Consolas" w:hAnsi="Consolas"/>
+          <w:color w:val="C7254E"/>
+          <w:sz w:val="20"/>
+          <w:szCs w:val="20"/>
+        </w:rPr>
+        <w:t xml:space="preserve">FAIL &lt;phase&gt; killed by SIGINT</w:t>
+      </w:r>
+      <w:r>
+        <w:t xml:space="preserve">. The sh scripts record SIGTERM themselves.</w:t>
+      </w:r>
+    </w:p>
+    <w:p>
+      <w:pPr>
+        <w:pStyle w:val="ListParagraph"/>
+        <w:numPr>
+          <w:ilvl w:val="0"/>
+          <w:numId w:val="2"/>
+        </w:numPr>
+        <w:spacing w:after="60"/>
+      </w:pPr>
+      <w:r>
+        <w:rPr>
+          <w:b/>
+          <w:bCs/>
+        </w:rPr>
+        <w:t xml:space="preserve">Local runs use the same scripts.</w:t>
+      </w:r>
+      <w:r>
+        <w:t xml:space="preserve"> Without Slurm, dv_flow runs </w:t>
+      </w:r>
+      <w:r>
+        <w:rPr>
+          <w:rFonts w:ascii="Consolas" w:cs="Consolas" w:eastAsia="Consolas" w:hAnsi="Consolas"/>
+          <w:color w:val="C7254E"/>
+          <w:sz w:val="20"/>
+          <w:szCs w:val="20"/>
+        </w:rPr>
+        <w:t xml:space="preserve">run.csh</w:t>
+      </w:r>
+      <w:r>
+        <w:t xml:space="preserve"> (or </w:t>
+      </w:r>
+      <w:r>
+        <w:rPr>
+          <w:rFonts w:ascii="Consolas" w:cs="Consolas" w:eastAsia="Consolas" w:hAnsi="Consolas"/>
+          <w:color w:val="C7254E"/>
+          <w:sz w:val="20"/>
+          <w:szCs w:val="20"/>
+        </w:rPr>
+        <w:t xml:space="preserve">run.sh</w:t>
+      </w:r>
+      <w:r>
+        <w:t xml:space="preserve">) itself. If the shell is not installed (e.g. tcsh on Windows), it runs the steps one by one from Python with the system shell and says so.</w:t>
+      </w:r>
+    </w:p>
+    <w:p>
+      <w:pPr>
+        <w:pStyle w:val="Heading2"/>
+      </w:pPr>
+      <w:bookmarkStart w:name="_Toc16" w:id="16"/>
+      <w:r>
+        <w:t xml:space="preserve">The simulation executable</w:t>
+      </w:r>
+      <w:bookmarkEnd w:id="16"/>
+    </w:p>
+    <w:p>
+      <w:pPr>
+        <w:spacing w:after="120"/>
+      </w:pPr>
+      <w:r>
+        <w:t xml:space="preserve">The elab phase writes the executable to </w:t>
+      </w:r>
+      <w:r>
+        <w:rPr>
+          <w:rFonts w:ascii="Consolas" w:cs="Consolas" w:eastAsia="Consolas" w:hAnsi="Consolas"/>
+          <w:color w:val="C7254E"/>
+          <w:sz w:val="20"/>
+          <w:szCs w:val="20"/>
+        </w:rPr>
+        <w:t xml:space="preserve">&lt;simv_dir&gt;/&lt;simv_name&gt;</w:t>
+      </w:r>
+      <w:r>
+        <w:t xml:space="preserve"> (default </w:t>
+      </w:r>
+      <w:r>
+        <w:rPr>
+          <w:rFonts w:ascii="Consolas" w:cs="Consolas" w:eastAsia="Consolas" w:hAnsi="Consolas"/>
+          <w:color w:val="C7254E"/>
+          <w:sz w:val="20"/>
+          <w:szCs w:val="20"/>
+        </w:rPr>
+        <w:t xml:space="preserve">&lt;build_dir&gt;/simv</w:t>
+      </w:r>
+      <w:r>
+        <w:t xml:space="preserve">) together with </w:t>
+      </w:r>
+      <w:r>
+        <w:rPr>
+          <w:rFonts w:ascii="Consolas" w:cs="Consolas" w:eastAsia="Consolas" w:hAnsi="Consolas"/>
+          <w:color w:val="C7254E"/>
+          <w:sz w:val="20"/>
+          <w:szCs w:val="20"/>
+        </w:rPr>
+        <w:t xml:space="preserve">&lt;simv_name&gt;.daidir</w:t>
+      </w:r>
+      <w:r>
+        <w:t xml:space="preserve">. Every test links both into its own run directory (sim </w:t>
+      </w:r>
+      <w:r>
+        <w:rPr>
+          <w:rFonts w:ascii="Consolas" w:cs="Consolas" w:eastAsia="Consolas" w:hAnsi="Consolas"/>
+          <w:color w:val="C7254E"/>
+          <w:sz w:val="20"/>
+          <w:szCs w:val="20"/>
+        </w:rPr>
+        <w:t xml:space="preserve">pre_phase</w:t>
+      </w:r>
+      <w:r>
+        <w:t xml:space="preserve">) and runs </w:t>
+      </w:r>
+      <w:r>
+        <w:rPr>
+          <w:rFonts w:ascii="Consolas" w:cs="Consolas" w:eastAsia="Consolas" w:hAnsi="Consolas"/>
+          <w:color w:val="C7254E"/>
+          <w:sz w:val="20"/>
+          <w:szCs w:val="20"/>
+        </w:rPr>
+        <w:t xml:space="preserve">./&lt;simv_name&gt;</w:t>
+      </w:r>
+      <w:r>
+        <w:t xml:space="preserve">, so each test keeps its own logs while sharing one build.</w:t>
+      </w:r>
+    </w:p>
+    <w:p>
+      <w:pPr>
+        <w:keepNext/>
+        <w:keepLines/>
+        <w:pBdr>
+          <w:top w:val="single" w:color="D0D7DE" w:sz="4" w:space="4"/>
+          <w:left w:val="single" w:color="D0D7DE" w:sz="4" w:space="6"/>
+          <w:right w:val="single" w:color="D0D7DE" w:sz="4" w:space="6"/>
+        </w:pBdr>
+        <w:shd w:fill="F3F5F8" w:color="auto" w:val="clear"/>
+        <w:spacing w:after="0" w:before="80" w:line="250"/>
+        <w:ind w:left="120" w:right="120"/>
+      </w:pPr>
+      <w:r>
+        <w:rPr>
+          <w:rFonts w:ascii="Consolas" w:cs="Consolas" w:eastAsia="Consolas" w:hAnsi="Consolas"/>
+          <w:color w:val="1F2328"/>
+          <w:sz w:val="17"/>
+          <w:szCs w:val="17"/>
+        </w:rPr>
+        <w:t xml:space="preserve">variables:</w:t>
+      </w:r>
+    </w:p>
+    <w:p>
+      <w:pPr>
+        <w:keepNext/>
+        <w:keepLines/>
+        <w:pBdr>
+          <w:left w:val="single" w:color="D0D7DE" w:sz="4" w:space="6"/>
+          <w:right w:val="single" w:color="D0D7DE" w:sz="4" w:space="6"/>
+        </w:pBdr>
+        <w:shd w:fill="F3F5F8" w:color="auto" w:val="clear"/>
+        <w:spacing w:after="0" w:before="0" w:line="250"/>
+        <w:ind w:left="120" w:right="120"/>
+      </w:pPr>
+      <w:r>
+        <w:rPr>
+          <w:rFonts w:ascii="Consolas" w:cs="Consolas" w:eastAsia="Consolas" w:hAnsi="Consolas"/>
+          <w:color w:val="1F2328"/>
+          <w:sz w:val="17"/>
+          <w:szCs w:val="17"/>
+        </w:rPr>
+        <w:t xml:space="preserve">  simv_dir:   "{{ build_dir }}"</w:t>
+      </w:r>
+    </w:p>
+    <w:p>
+      <w:pPr>
+        <w:keepNext w:val="false"/>
+        <w:keepLines/>
+        <w:pBdr>
+          <w:left w:val="single" w:color="D0D7DE" w:sz="4" w:space="6"/>
+          <w:bottom w:val="single" w:color="D0D7DE" w:sz="4" w:space="4"/>
+          <w:right w:val="single" w:color="D0D7DE" w:sz="4" w:space="6"/>
+        </w:pBdr>
+        <w:shd w:fill="F3F5F8" w:color="auto" w:val="clear"/>
+        <w:spacing w:after="160" w:before="0" w:line="250"/>
+        <w:ind w:left="120" w:right="120"/>
+      </w:pPr>
+      <w:r>
+        <w:rPr>
+          <w:rFonts w:ascii="Consolas" w:cs="Consolas" w:eastAsia="Consolas" w:hAnsi="Consolas"/>
+          <w:color w:val="1F2328"/>
+          <w:sz w:val="17"/>
+          <w:szCs w:val="17"/>
+        </w:rPr>
+        <w:t xml:space="preserve">  simv_name:  simv</w:t>
+      </w:r>
+    </w:p>
+    <w:p>
+      <w:pPr>
+        <w:pStyle w:val="Heading1"/>
+        <w:pageBreakBefore/>
+      </w:pPr>
+      <w:bookmarkStart w:name="_Toc17" w:id="17"/>
+      <w:r>
+        <w:t xml:space="preserve">Basic setup: adding your design</w:t>
+      </w:r>
+      <w:bookmarkEnd w:id="17"/>
+    </w:p>
+    <w:p>
+      <w:pPr>
+        <w:spacing w:after="120"/>
+      </w:pPr>
+      <w:r>
+        <w:t xml:space="preserve">This chapter adds a new design, </w:t>
+      </w:r>
+      <w:r>
+        <w:rPr>
+          <w:rFonts w:ascii="Consolas" w:cs="Consolas" w:eastAsia="Consolas" w:hAnsi="Consolas"/>
+          <w:color w:val="C7254E"/>
+          <w:sz w:val="20"/>
+          <w:szCs w:val="20"/>
+        </w:rPr>
+        <w:t xml:space="preserve">my_dut</w:t>
+      </w:r>
+      <w:r>
+        <w:t xml:space="preserve">, using the VCS recipe that comes with the master config.</w:t>
+      </w:r>
+    </w:p>
+    <w:p>
+      <w:pPr>
+        <w:pStyle w:val="Heading2"/>
+      </w:pPr>
+      <w:bookmarkStart w:name="_Toc18" w:id="18"/>
+      <w:r>
+        <w:t xml:space="preserve">Step 1 - File list</w:t>
+      </w:r>
+      <w:bookmarkEnd w:id="18"/>
+    </w:p>
+    <w:p>
+      <w:pPr>
+        <w:spacing w:after="120"/>
+      </w:pPr>
+      <w:r>
+        <w:t xml:space="preserve">Create </w:t>
+      </w:r>
+      <w:r>
+        <w:rPr>
+          <w:rFonts w:ascii="Consolas" w:cs="Consolas" w:eastAsia="Consolas" w:hAnsi="Consolas"/>
+          <w:color w:val="C7254E"/>
+          <w:sz w:val="20"/>
+          <w:szCs w:val="20"/>
+        </w:rPr>
+        <w:t xml:space="preserve">my_dut/filelist.f</w:t>
+      </w:r>
+      <w:r>
+        <w:t xml:space="preserve"> under the project root, listing your RTL and testbench sources and include directories, as </w:t>
+      </w:r>
+      <w:r>
+        <w:rPr>
+          <w:rFonts w:ascii="Consolas" w:cs="Consolas" w:eastAsia="Consolas" w:hAnsi="Consolas"/>
+          <w:color w:val="C7254E"/>
+          <w:sz w:val="20"/>
+          <w:szCs w:val="20"/>
+        </w:rPr>
+        <w:t xml:space="preserve">vlogan -f</w:t>
+      </w:r>
+      <w:r>
+        <w:t xml:space="preserve"> expects. The compile phase reads </w:t>
+      </w:r>
+      <w:r>
+        <w:rPr>
+          <w:rFonts w:ascii="Consolas" w:cs="Consolas" w:eastAsia="Consolas" w:hAnsi="Consolas"/>
+          <w:color w:val="C7254E"/>
+          <w:sz w:val="20"/>
+          <w:szCs w:val="20"/>
+        </w:rPr>
+        <w:t xml:space="preserve">{{ proj_root }}/{{ model }}/filelist.f</w:t>
+      </w:r>
+      <w:r>
+        <w:t xml:space="preserve">.</w:t>
+      </w:r>
+    </w:p>
+    <w:p>
+      <w:pPr>
+        <w:pStyle w:val="Heading2"/>
+      </w:pPr>
+      <w:bookmarkStart w:name="_Toc19" w:id="19"/>
+      <w:r>
+        <w:t xml:space="preserve">Step 2 - Add the model</w:t>
+      </w:r>
+      <w:bookmarkEnd w:id="19"/>
+    </w:p>
+    <w:p>
+      <w:pPr>
+        <w:spacing w:after="120"/>
+      </w:pPr>
+      <w:r>
+        <w:t xml:space="preserve">Add the model to </w:t>
+      </w:r>
+      <w:r>
+        <w:rPr>
+          <w:rFonts w:ascii="Consolas" w:cs="Consolas" w:eastAsia="Consolas" w:hAnsi="Consolas"/>
+          <w:color w:val="C7254E"/>
+          <w:sz w:val="20"/>
+          <w:szCs w:val="20"/>
+        </w:rPr>
+        <w:t xml:space="preserve">config.yml</w:t>
+      </w:r>
+      <w:r>
+        <w:t xml:space="preserve">. Inheriting </w:t>
+      </w:r>
+      <w:r>
+        <w:rPr>
+          <w:rFonts w:ascii="Consolas" w:cs="Consolas" w:eastAsia="Consolas" w:hAnsi="Consolas"/>
+          <w:color w:val="C7254E"/>
+          <w:sz w:val="20"/>
+          <w:szCs w:val="20"/>
+        </w:rPr>
+        <w:t xml:space="preserve">vcs_base</w:t>
+      </w:r>
+      <w:r>
+        <w:t xml:space="preserve"> gives it compile, elab and sim:</w:t>
+      </w:r>
+    </w:p>
+    <w:p>
+      <w:pPr>
+        <w:keepNext/>
+        <w:keepLines/>
+        <w:pBdr>
+          <w:top w:val="single" w:color="D0D7DE" w:sz="4" w:space="4"/>
+          <w:left w:val="single" w:color="D0D7DE" w:sz="4" w:space="6"/>
+          <w:right w:val="single" w:color="D0D7DE" w:sz="4" w:space="6"/>
+        </w:pBdr>
+        <w:shd w:fill="F3F5F8" w:color="auto" w:val="clear"/>
+        <w:spacing w:after="0" w:before="80" w:line="250"/>
+        <w:ind w:left="120" w:right="120"/>
+      </w:pPr>
+      <w:r>
+        <w:rPr>
+          <w:rFonts w:ascii="Consolas" w:cs="Consolas" w:eastAsia="Consolas" w:hAnsi="Consolas"/>
+          <w:color w:val="1F2328"/>
+          <w:sz w:val="17"/>
+          <w:szCs w:val="17"/>
+        </w:rPr>
+        <w:t xml:space="preserve">models:</w:t>
+      </w:r>
+    </w:p>
+    <w:p>
+      <w:pPr>
+        <w:keepNext/>
+        <w:keepLines/>
+        <w:pBdr>
+          <w:left w:val="single" w:color="D0D7DE" w:sz="4" w:space="6"/>
+          <w:right w:val="single" w:color="D0D7DE" w:sz="4" w:space="6"/>
+        </w:pBdr>
+        <w:shd w:fill="F3F5F8" w:color="auto" w:val="clear"/>
+        <w:spacing w:after="0" w:before="0" w:line="250"/>
+        <w:ind w:left="120" w:right="120"/>
+      </w:pPr>
+      <w:r>
+        <w:rPr>
+          <w:rFonts w:ascii="Consolas" w:cs="Consolas" w:eastAsia="Consolas" w:hAnsi="Consolas"/>
+          <w:color w:val="1F2328"/>
+          <w:sz w:val="17"/>
+          <w:szCs w:val="17"/>
+        </w:rPr>
+        <w:t xml:space="preserve">  my_dut:</w:t>
+      </w:r>
+    </w:p>
+    <w:p>
+      <w:pPr>
+        <w:keepNext/>
+        <w:keepLines/>
+        <w:pBdr>
+          <w:left w:val="single" w:color="D0D7DE" w:sz="4" w:space="6"/>
+          <w:right w:val="single" w:color="D0D7DE" w:sz="4" w:space="6"/>
+        </w:pBdr>
+        <w:shd w:fill="F3F5F8" w:color="auto" w:val="clear"/>
+        <w:spacing w:after="0" w:before="0" w:line="250"/>
+        <w:ind w:left="120" w:right="120"/>
+      </w:pPr>
+      <w:r>
+        <w:rPr>
+          <w:rFonts w:ascii="Consolas" w:cs="Consolas" w:eastAsia="Consolas" w:hAnsi="Consolas"/>
+          <w:color w:val="1F2328"/>
+          <w:sz w:val="17"/>
+          <w:szCs w:val="17"/>
+        </w:rPr>
+        <w:t xml:space="preserve">    extends: vcs_base</w:t>
+      </w:r>
+    </w:p>
+    <w:p>
+      <w:pPr>
+        <w:keepNext w:val="false"/>
+        <w:keepLines/>
+        <w:pBdr>
+          <w:left w:val="single" w:color="D0D7DE" w:sz="4" w:space="6"/>
+          <w:bottom w:val="single" w:color="D0D7DE" w:sz="4" w:space="4"/>
+          <w:right w:val="single" w:color="D0D7DE" w:sz="4" w:space="6"/>
+        </w:pBdr>
+        <w:shd w:fill="F3F5F8" w:color="auto" w:val="clear"/>
+        <w:spacing w:after="160" w:before="0" w:line="250"/>
+        <w:ind w:left="120" w:right="120"/>
+      </w:pPr>
+      <w:r>
+        <w:rPr>
+          <w:rFonts w:ascii="Consolas" w:cs="Consolas" w:eastAsia="Consolas" w:hAnsi="Consolas"/>
+          <w:color w:val="1F2328"/>
+          <w:sz w:val="17"/>
+          <w:szCs w:val="17"/>
+        </w:rPr>
+        <w:t xml:space="preserve">    testlist: testlists/my_dut_tests.yml</w:t>
+      </w:r>
+    </w:p>
+    <w:p>
+      <w:pPr>
+        <w:pStyle w:val="Heading2"/>
+      </w:pPr>
+      <w:bookmarkStart w:name="_Toc20" w:id="20"/>
+      <w:r>
+        <w:t xml:space="preserve">Step 3 - Write the test list</w:t>
+      </w:r>
+      <w:bookmarkEnd w:id="20"/>
+    </w:p>
+    <w:p>
+      <w:pPr>
+        <w:spacing w:after="120"/>
+      </w:pPr>
+      <w:r>
+        <w:t xml:space="preserve">Create </w:t>
+      </w:r>
+      <w:r>
+        <w:rPr>
+          <w:rFonts w:ascii="Consolas" w:cs="Consolas" w:eastAsia="Consolas" w:hAnsi="Consolas"/>
+          <w:color w:val="C7254E"/>
+          <w:sz w:val="20"/>
+          <w:szCs w:val="20"/>
+        </w:rPr>
         <w:t xml:space="preserve">testlists/my_dut_tests.yml</w:t>
       </w:r>
       <w:r>
@@ -10562,11 +12016,11 @@
       <w:pPr>
         <w:pStyle w:val="Heading2"/>
       </w:pPr>
-      <w:bookmarkStart w:name="_Toc20" w:id="20"/>
+      <w:bookmarkStart w:name="_Toc21" w:id="21"/>
       <w:r>
         <w:t xml:space="preserve">Step 4 - Check, then build</w:t>
       </w:r>
-      <w:bookmarkEnd w:id="20"/>
+      <w:bookmarkEnd w:id="21"/>
     </w:p>
     <w:p>
       <w:pPr>
@@ -10640,11 +12094,11 @@
       <w:pPr>
         <w:pStyle w:val="Heading2"/>
       </w:pPr>
-      <w:bookmarkStart w:name="_Toc21" w:id="21"/>
+      <w:bookmarkStart w:name="_Toc22" w:id="22"/>
       <w:r>
         <w:t xml:space="preserve">Step 5 - Run tests</w:t>
       </w:r>
-      <w:bookmarkEnd w:id="21"/>
+      <w:bookmarkEnd w:id="22"/>
     </w:p>
     <w:p>
       <w:pPr>
@@ -10802,11 +12256,11 @@
         <w:pStyle w:val="Heading1"/>
         <w:pageBreakBefore/>
       </w:pPr>
-      <w:bookmarkStart w:name="_Toc22" w:id="22"/>
+      <w:bookmarkStart w:name="_Toc23" w:id="23"/>
       <w:r>
         <w:t xml:space="preserve">Command line reference</w:t>
       </w:r>
-      <w:bookmarkEnd w:id="22"/>
+      <w:bookmarkEnd w:id="23"/>
     </w:p>
     <w:p>
       <w:pPr>
@@ -12223,7 +13677,23 @@
                 <w:sz w:val="19"/>
                 <w:szCs w:val="19"/>
               </w:rPr>
-              <w:t xml:space="preserve">Slurm mode (sbatch, or srun --pty).</w:t>
+              <w:t xml:space="preserve">Slurm mode: srun --pty (interactive, default) or sbatch (batch; </w:t>
+            </w:r>
+            <w:r>
+              <w:rPr>
+                <w:rFonts w:ascii="Consolas" w:cs="Consolas" w:eastAsia="Consolas" w:hAnsi="Consolas"/>
+                <w:color w:val="C7254E"/>
+                <w:sz w:val="17"/>
+                <w:szCs w:val="17"/>
+              </w:rPr>
+              <w:t xml:space="preserve">--wait</w:t>
+            </w:r>
+            <w:r>
+              <w:rPr>
+                <w:sz w:val="19"/>
+                <w:szCs w:val="19"/>
+              </w:rPr>
+              <w:t xml:space="preserve"> implies it).</w:t>
             </w:r>
           </w:p>
         </w:tc>
@@ -12381,7 +13851,39 @@
                 <w:sz w:val="17"/>
                 <w:szCs w:val="17"/>
               </w:rPr>
-              <w:t xml:space="preserve">--slurm-timeout=TIME</w:t>
+              <w:t xml:space="preserve">--shell=tcsh</w:t>
+            </w:r>
+            <w:r>
+              <w:rPr>
+                <w:sz w:val="19"/>
+                <w:szCs w:val="19"/>
+              </w:rPr>
+              <w:t xml:space="preserve"> / </w:t>
+            </w:r>
+            <w:r>
+              <w:rPr>
+                <w:rFonts w:ascii="Consolas" w:cs="Consolas" w:eastAsia="Consolas" w:hAnsi="Consolas"/>
+                <w:color w:val="C7254E"/>
+                <w:sz w:val="17"/>
+                <w:szCs w:val="17"/>
+              </w:rPr>
+              <w:t xml:space="preserve">csh</w:t>
+            </w:r>
+            <w:r>
+              <w:rPr>
+                <w:sz w:val="19"/>
+                <w:szCs w:val="19"/>
+              </w:rPr>
+              <w:t xml:space="preserve"> / </w:t>
+            </w:r>
+            <w:r>
+              <w:rPr>
+                <w:rFonts w:ascii="Consolas" w:cs="Consolas" w:eastAsia="Consolas" w:hAnsi="Consolas"/>
+                <w:color w:val="C7254E"/>
+                <w:sz w:val="17"/>
+                <w:szCs w:val="17"/>
+              </w:rPr>
+              <w:t xml:space="preserve">sh</w:t>
             </w:r>
           </w:p>
         </w:tc>
@@ -12432,32 +13934,80 @@
                 <w:sz w:val="19"/>
                 <w:szCs w:val="19"/>
               </w:rPr>
-              <w:t xml:space="preserve">Time limit for every test job, e.g. </w:t>
-            </w:r>
-            <w:r>
-              <w:rPr>
-                <w:rFonts w:ascii="Consolas" w:cs="Consolas" w:eastAsia="Consolas" w:hAnsi="Consolas"/>
-                <w:color w:val="C7254E"/>
-                <w:sz w:val="17"/>
-                <w:szCs w:val="17"/>
-              </w:rPr>
-              <w:t xml:space="preserve">30m</w:t>
-            </w:r>
-            <w:r>
-              <w:rPr>
-                <w:sz w:val="19"/>
-                <w:szCs w:val="19"/>
-              </w:rPr>
-              <w:t xml:space="preserve">, </w:t>
-            </w:r>
-            <w:r>
-              <w:rPr>
-                <w:rFonts w:ascii="Consolas" w:cs="Consolas" w:eastAsia="Consolas" w:hAnsi="Consolas"/>
-                <w:color w:val="C7254E"/>
-                <w:sz w:val="17"/>
-                <w:szCs w:val="17"/>
-              </w:rPr>
-              <w:t xml:space="preserve">2h</w:t>
+              <w:t xml:space="preserve">Job scripts to run: </w:t>
+            </w:r>
+            <w:r>
+              <w:rPr>
+                <w:rFonts w:ascii="Consolas" w:cs="Consolas" w:eastAsia="Consolas" w:hAnsi="Consolas"/>
+                <w:color w:val="C7254E"/>
+                <w:sz w:val="17"/>
+                <w:szCs w:val="17"/>
+              </w:rPr>
+              <w:t xml:space="preserve">run.csh</w:t>
+            </w:r>
+            <w:r>
+              <w:rPr>
+                <w:sz w:val="19"/>
+                <w:szCs w:val="19"/>
+              </w:rPr>
+              <w:t xml:space="preserve"> + </w:t>
+            </w:r>
+            <w:r>
+              <w:rPr>
+                <w:rFonts w:ascii="Consolas" w:cs="Consolas" w:eastAsia="Consolas" w:hAnsi="Consolas"/>
+                <w:color w:val="C7254E"/>
+                <w:sz w:val="17"/>
+                <w:szCs w:val="17"/>
+              </w:rPr>
+              <w:t xml:space="preserve">&lt;phase&gt;.csh</w:t>
+            </w:r>
+            <w:r>
+              <w:rPr>
+                <w:sz w:val="19"/>
+                <w:szCs w:val="19"/>
+              </w:rPr>
+              <w:t xml:space="preserve"> (tcsh, default) or </w:t>
+            </w:r>
+            <w:r>
+              <w:rPr>
+                <w:rFonts w:ascii="Consolas" w:cs="Consolas" w:eastAsia="Consolas" w:hAnsi="Consolas"/>
+                <w:color w:val="C7254E"/>
+                <w:sz w:val="17"/>
+                <w:szCs w:val="17"/>
+              </w:rPr>
+              <w:t xml:space="preserve">run.sh</w:t>
+            </w:r>
+            <w:r>
+              <w:rPr>
+                <w:sz w:val="19"/>
+                <w:szCs w:val="19"/>
+              </w:rPr>
+              <w:t xml:space="preserve"> + </w:t>
+            </w:r>
+            <w:r>
+              <w:rPr>
+                <w:rFonts w:ascii="Consolas" w:cs="Consolas" w:eastAsia="Consolas" w:hAnsi="Consolas"/>
+                <w:color w:val="C7254E"/>
+                <w:sz w:val="17"/>
+                <w:szCs w:val="17"/>
+              </w:rPr>
+              <w:t xml:space="preserve">&lt;phase&gt;.sh</w:t>
+            </w:r>
+            <w:r>
+              <w:rPr>
+                <w:sz w:val="19"/>
+                <w:szCs w:val="19"/>
+              </w:rPr>
+              <w:t xml:space="preserve">. Overrides </w:t>
+            </w:r>
+            <w:r>
+              <w:rPr>
+                <w:rFonts w:ascii="Consolas" w:cs="Consolas" w:eastAsia="Consolas" w:hAnsi="Consolas"/>
+                <w:color w:val="C7254E"/>
+                <w:sz w:val="17"/>
+                <w:szCs w:val="17"/>
+              </w:rPr>
+              <w:t xml:space="preserve">job_shell</w:t>
             </w:r>
             <w:r>
               <w:rPr>
@@ -12501,7 +14051,7 @@
                 <w:sz w:val="17"/>
                 <w:szCs w:val="17"/>
               </w:rPr>
-              <w:t xml:space="preserve">--slurm-mem=SIZE</w:t>
+              <w:t xml:space="preserve">--slurm-timeout=TIME</w:t>
             </w:r>
           </w:p>
         </w:tc>
@@ -12554,32 +14104,32 @@
                 <w:sz w:val="19"/>
                 <w:szCs w:val="19"/>
               </w:rPr>
-              <w:t xml:space="preserve">Memory (</w:t>
-            </w:r>
-            <w:r>
-              <w:rPr>
-                <w:rFonts w:ascii="Consolas" w:cs="Consolas" w:eastAsia="Consolas" w:hAnsi="Consolas"/>
-                <w:color w:val="C7254E"/>
-                <w:sz w:val="17"/>
-                <w:szCs w:val="17"/>
-              </w:rPr>
-              <w:t xml:space="preserve">--mem</w:t>
-            </w:r>
-            <w:r>
-              <w:rPr>
-                <w:sz w:val="19"/>
-                <w:szCs w:val="19"/>
-              </w:rPr>
-              <w:t xml:space="preserve">) for the jobs of this run, e.g. </w:t>
-            </w:r>
-            <w:r>
-              <w:rPr>
-                <w:rFonts w:ascii="Consolas" w:cs="Consolas" w:eastAsia="Consolas" w:hAnsi="Consolas"/>
-                <w:color w:val="C7254E"/>
-                <w:sz w:val="17"/>
-                <w:szCs w:val="17"/>
-              </w:rPr>
-              <w:t xml:space="preserve">32G</w:t>
+              <w:t xml:space="preserve">Time limit for every test job, e.g. </w:t>
+            </w:r>
+            <w:r>
+              <w:rPr>
+                <w:rFonts w:ascii="Consolas" w:cs="Consolas" w:eastAsia="Consolas" w:hAnsi="Consolas"/>
+                <w:color w:val="C7254E"/>
+                <w:sz w:val="17"/>
+                <w:szCs w:val="17"/>
+              </w:rPr>
+              <w:t xml:space="preserve">30m</w:t>
+            </w:r>
+            <w:r>
+              <w:rPr>
+                <w:sz w:val="19"/>
+                <w:szCs w:val="19"/>
+              </w:rPr>
+              <w:t xml:space="preserve">, </w:t>
+            </w:r>
+            <w:r>
+              <w:rPr>
+                <w:rFonts w:ascii="Consolas" w:cs="Consolas" w:eastAsia="Consolas" w:hAnsi="Consolas"/>
+                <w:color w:val="C7254E"/>
+                <w:sz w:val="17"/>
+                <w:szCs w:val="17"/>
+              </w:rPr>
+              <w:t xml:space="preserve">2h</w:t>
             </w:r>
             <w:r>
               <w:rPr>
@@ -12622,7 +14172,7 @@
                 <w:sz w:val="17"/>
                 <w:szCs w:val="17"/>
               </w:rPr>
-              <w:t xml:space="preserve">--slurm-opt=OPTION</w:t>
+              <w:t xml:space="preserve">--slurm-mem=SIZE</w:t>
             </w:r>
           </w:p>
         </w:tc>
@@ -12673,55 +14223,39 @@
                 <w:sz w:val="19"/>
                 <w:szCs w:val="19"/>
               </w:rPr>
-              <w:t xml:space="preserve">Extra </w:t>
-            </w:r>
-            <w:r>
-              <w:rPr>
-                <w:rFonts w:ascii="Consolas" w:cs="Consolas" w:eastAsia="Consolas" w:hAnsi="Consolas"/>
-                <w:color w:val="C7254E"/>
-                <w:sz w:val="17"/>
-                <w:szCs w:val="17"/>
-              </w:rPr>
-              <w:t xml:space="preserve">sbatch</w:t>
-            </w:r>
-            <w:r>
-              <w:rPr>
-                <w:sz w:val="19"/>
-                <w:szCs w:val="19"/>
-              </w:rPr>
-              <w:t xml:space="preserve">/</w:t>
-            </w:r>
-            <w:r>
-              <w:rPr>
-                <w:rFonts w:ascii="Consolas" w:cs="Consolas" w:eastAsia="Consolas" w:hAnsi="Consolas"/>
-                <w:color w:val="C7254E"/>
-                <w:sz w:val="17"/>
-                <w:szCs w:val="17"/>
-              </w:rPr>
-              <w:t xml:space="preserve">srun</w:t>
-            </w:r>
-            <w:r>
-              <w:rPr>
-                <w:sz w:val="19"/>
-                <w:szCs w:val="19"/>
-              </w:rPr>
-              <w:t xml:space="preserve"> option, e.g. </w:t>
-            </w:r>
-            <w:r>
-              <w:rPr>
-                <w:rFonts w:ascii="Consolas" w:cs="Consolas" w:eastAsia="Consolas" w:hAnsi="Consolas"/>
-                <w:color w:val="C7254E"/>
-                <w:sz w:val="17"/>
-                <w:szCs w:val="17"/>
-              </w:rPr>
-              <w:t xml:space="preserve">--slurm-opt=--qos=high</w:t>
-            </w:r>
-            <w:r>
-              <w:rPr>
-                <w:sz w:val="19"/>
-                <w:szCs w:val="19"/>
-              </w:rPr>
-              <w:t xml:space="preserve">. Repeatable.</w:t>
+              <w:t xml:space="preserve">Memory (</w:t>
+            </w:r>
+            <w:r>
+              <w:rPr>
+                <w:rFonts w:ascii="Consolas" w:cs="Consolas" w:eastAsia="Consolas" w:hAnsi="Consolas"/>
+                <w:color w:val="C7254E"/>
+                <w:sz w:val="17"/>
+                <w:szCs w:val="17"/>
+              </w:rPr>
+              <w:t xml:space="preserve">--mem</w:t>
+            </w:r>
+            <w:r>
+              <w:rPr>
+                <w:sz w:val="19"/>
+                <w:szCs w:val="19"/>
+              </w:rPr>
+              <w:t xml:space="preserve">) for the jobs of this run, e.g. </w:t>
+            </w:r>
+            <w:r>
+              <w:rPr>
+                <w:rFonts w:ascii="Consolas" w:cs="Consolas" w:eastAsia="Consolas" w:hAnsi="Consolas"/>
+                <w:color w:val="C7254E"/>
+                <w:sz w:val="17"/>
+                <w:szCs w:val="17"/>
+              </w:rPr>
+              <w:t xml:space="preserve">32G</w:t>
+            </w:r>
+            <w:r>
+              <w:rPr>
+                <w:sz w:val="19"/>
+                <w:szCs w:val="19"/>
+              </w:rPr>
+              <w:t xml:space="preserve">.</w:t>
             </w:r>
           </w:p>
         </w:tc>
@@ -12758,7 +14292,7 @@
                 <w:sz w:val="17"/>
                 <w:szCs w:val="17"/>
               </w:rPr>
-              <w:t xml:space="preserve">--dump-waves</w:t>
+              <w:t xml:space="preserve">--slurm-opt=OPTION</w:t>
             </w:r>
           </w:p>
         </w:tc>
@@ -12811,7 +14345,55 @@
                 <w:sz w:val="19"/>
                 <w:szCs w:val="19"/>
               </w:rPr>
-              <w:t xml:space="preserve">Dump waves (VPD) in the selected tests.</w:t>
+              <w:t xml:space="preserve">Extra </w:t>
+            </w:r>
+            <w:r>
+              <w:rPr>
+                <w:rFonts w:ascii="Consolas" w:cs="Consolas" w:eastAsia="Consolas" w:hAnsi="Consolas"/>
+                <w:color w:val="C7254E"/>
+                <w:sz w:val="17"/>
+                <w:szCs w:val="17"/>
+              </w:rPr>
+              <w:t xml:space="preserve">sbatch</w:t>
+            </w:r>
+            <w:r>
+              <w:rPr>
+                <w:sz w:val="19"/>
+                <w:szCs w:val="19"/>
+              </w:rPr>
+              <w:t xml:space="preserve">/</w:t>
+            </w:r>
+            <w:r>
+              <w:rPr>
+                <w:rFonts w:ascii="Consolas" w:cs="Consolas" w:eastAsia="Consolas" w:hAnsi="Consolas"/>
+                <w:color w:val="C7254E"/>
+                <w:sz w:val="17"/>
+                <w:szCs w:val="17"/>
+              </w:rPr>
+              <w:t xml:space="preserve">srun</w:t>
+            </w:r>
+            <w:r>
+              <w:rPr>
+                <w:sz w:val="19"/>
+                <w:szCs w:val="19"/>
+              </w:rPr>
+              <w:t xml:space="preserve"> option, e.g. </w:t>
+            </w:r>
+            <w:r>
+              <w:rPr>
+                <w:rFonts w:ascii="Consolas" w:cs="Consolas" w:eastAsia="Consolas" w:hAnsi="Consolas"/>
+                <w:color w:val="C7254E"/>
+                <w:sz w:val="17"/>
+                <w:szCs w:val="17"/>
+              </w:rPr>
+              <w:t xml:space="preserve">--slurm-opt=--qos=high</w:t>
+            </w:r>
+            <w:r>
+              <w:rPr>
+                <w:sz w:val="19"/>
+                <w:szCs w:val="19"/>
+              </w:rPr>
+              <w:t xml:space="preserve">. Repeatable.</w:t>
             </w:r>
           </w:p>
         </w:tc>
@@ -12847,7 +14429,7 @@
                 <w:sz w:val="17"/>
                 <w:szCs w:val="17"/>
               </w:rPr>
-              <w:t xml:space="preserve">--open-waves</w:t>
+              <w:t xml:space="preserve">--dump-waves</w:t>
             </w:r>
           </w:p>
         </w:tc>
@@ -12898,39 +14480,7 @@
                 <w:sz w:val="19"/>
                 <w:szCs w:val="19"/>
               </w:rPr>
-              <w:t xml:space="preserve">Open the waves of </w:t>
-            </w:r>
-            <w:r>
-              <w:rPr>
-                <w:rFonts w:ascii="Consolas" w:cs="Consolas" w:eastAsia="Consolas" w:hAnsi="Consolas"/>
-                <w:color w:val="C7254E"/>
-                <w:sz w:val="17"/>
-                <w:szCs w:val="17"/>
-              </w:rPr>
-              <w:t xml:space="preserve">--testcase</w:t>
-            </w:r>
-            <w:r>
-              <w:rPr>
-                <w:sz w:val="19"/>
-                <w:szCs w:val="19"/>
-              </w:rPr>
-              <w:t xml:space="preserve"> (newest run, or </w:t>
-            </w:r>
-            <w:r>
-              <w:rPr>
-                <w:rFonts w:ascii="Consolas" w:cs="Consolas" w:eastAsia="Consolas" w:hAnsi="Consolas"/>
-                <w:color w:val="C7254E"/>
-                <w:sz w:val="17"/>
-                <w:szCs w:val="17"/>
-              </w:rPr>
-              <w:t xml:space="preserve">--seed</w:t>
-            </w:r>
-            <w:r>
-              <w:rPr>
-                <w:sz w:val="19"/>
-                <w:szCs w:val="19"/>
-              </w:rPr>
-              <w:t xml:space="preserve">) in DVE, on Slurm.</w:t>
+              <w:t xml:space="preserve">Dump waves (VPD) in the selected tests.</w:t>
             </w:r>
           </w:p>
         </w:tc>
@@ -12967,7 +14517,7 @@
                 <w:sz w:val="17"/>
                 <w:szCs w:val="17"/>
               </w:rPr>
-              <w:t xml:space="preserve">--waves-file=PATH</w:t>
+              <w:t xml:space="preserve">--open-waves</w:t>
             </w:r>
           </w:p>
         </w:tc>
@@ -13020,23 +14570,39 @@
                 <w:sz w:val="19"/>
                 <w:szCs w:val="19"/>
               </w:rPr>
-              <w:t xml:space="preserve">With </w:t>
-            </w:r>
-            <w:r>
-              <w:rPr>
-                <w:rFonts w:ascii="Consolas" w:cs="Consolas" w:eastAsia="Consolas" w:hAnsi="Consolas"/>
-                <w:color w:val="C7254E"/>
-                <w:sz w:val="17"/>
-                <w:szCs w:val="17"/>
-              </w:rPr>
-              <w:t xml:space="preserve">--open-waves</w:t>
-            </w:r>
-            <w:r>
-              <w:rPr>
-                <w:sz w:val="19"/>
-                <w:szCs w:val="19"/>
-              </w:rPr>
-              <w:t xml:space="preserve">: open this wave file.</w:t>
+              <w:t xml:space="preserve">Open the waves of </w:t>
+            </w:r>
+            <w:r>
+              <w:rPr>
+                <w:rFonts w:ascii="Consolas" w:cs="Consolas" w:eastAsia="Consolas" w:hAnsi="Consolas"/>
+                <w:color w:val="C7254E"/>
+                <w:sz w:val="17"/>
+                <w:szCs w:val="17"/>
+              </w:rPr>
+              <w:t xml:space="preserve">--testcase</w:t>
+            </w:r>
+            <w:r>
+              <w:rPr>
+                <w:sz w:val="19"/>
+                <w:szCs w:val="19"/>
+              </w:rPr>
+              <w:t xml:space="preserve"> (newest run, or </w:t>
+            </w:r>
+            <w:r>
+              <w:rPr>
+                <w:rFonts w:ascii="Consolas" w:cs="Consolas" w:eastAsia="Consolas" w:hAnsi="Consolas"/>
+                <w:color w:val="C7254E"/>
+                <w:sz w:val="17"/>
+                <w:szCs w:val="17"/>
+              </w:rPr>
+              <w:t xml:space="preserve">--seed</w:t>
+            </w:r>
+            <w:r>
+              <w:rPr>
+                <w:sz w:val="19"/>
+                <w:szCs w:val="19"/>
+              </w:rPr>
+              <w:t xml:space="preserve">) in DVE, on Slurm.</w:t>
             </w:r>
           </w:p>
         </w:tc>
@@ -13072,7 +14638,7 @@
                 <w:sz w:val="17"/>
                 <w:szCs w:val="17"/>
               </w:rPr>
-              <w:t xml:space="preserve">--wait</w:t>
+              <w:t xml:space="preserve">--waves-file=PATH</w:t>
             </w:r>
           </w:p>
         </w:tc>
@@ -13123,7 +14689,23 @@
                 <w:sz w:val="19"/>
                 <w:szCs w:val="19"/>
               </w:rPr>
-              <w:t xml:space="preserve">After a batch submission, wait for all jobs and print PASS/FAIL.</w:t>
+              <w:t xml:space="preserve">With </w:t>
+            </w:r>
+            <w:r>
+              <w:rPr>
+                <w:rFonts w:ascii="Consolas" w:cs="Consolas" w:eastAsia="Consolas" w:hAnsi="Consolas"/>
+                <w:color w:val="C7254E"/>
+                <w:sz w:val="17"/>
+                <w:szCs w:val="17"/>
+              </w:rPr>
+              <w:t xml:space="preserve">--open-waves</w:t>
+            </w:r>
+            <w:r>
+              <w:rPr>
+                <w:sz w:val="19"/>
+                <w:szCs w:val="19"/>
+              </w:rPr>
+              <w:t xml:space="preserve">: open this wave file.</w:t>
             </w:r>
           </w:p>
         </w:tc>
@@ -13160,7 +14742,7 @@
                 <w:sz w:val="17"/>
                 <w:szCs w:val="17"/>
               </w:rPr>
-              <w:t xml:space="preserve">--track[=MANIFEST]</w:t>
+              <w:t xml:space="preserve">--wait</w:t>
             </w:r>
           </w:p>
         </w:tc>
@@ -13213,23 +14795,7 @@
                 <w:sz w:val="19"/>
                 <w:szCs w:val="19"/>
               </w:rPr>
-              <w:t xml:space="preserve">Show the status of a submission (default: latest). With </w:t>
-            </w:r>
-            <w:r>
-              <w:rPr>
-                <w:rFonts w:ascii="Consolas" w:cs="Consolas" w:eastAsia="Consolas" w:hAnsi="Consolas"/>
-                <w:color w:val="C7254E"/>
-                <w:sz w:val="17"/>
-                <w:szCs w:val="17"/>
-              </w:rPr>
-              <w:t xml:space="preserve">--wait</w:t>
-            </w:r>
-            <w:r>
-              <w:rPr>
-                <w:sz w:val="19"/>
-                <w:szCs w:val="19"/>
-              </w:rPr>
-              <w:t xml:space="preserve">, wait for it.</w:t>
+              <w:t xml:space="preserve">After a batch submission, wait for all jobs and print PASS/FAIL.</w:t>
             </w:r>
           </w:p>
         </w:tc>
@@ -13265,7 +14831,7 @@
                 <w:sz w:val="17"/>
                 <w:szCs w:val="17"/>
               </w:rPr>
-              <w:t xml:space="preserve">--poll=SEC</w:t>
+              <w:t xml:space="preserve">--track[=MANIFEST]</w:t>
             </w:r>
           </w:p>
         </w:tc>
@@ -13316,7 +14882,7 @@
                 <w:sz w:val="19"/>
                 <w:szCs w:val="19"/>
               </w:rPr>
-              <w:t xml:space="preserve">Polling interval for </w:t>
+              <w:t xml:space="preserve">Show the status of a submission (default: latest). With </w:t>
             </w:r>
             <w:r>
               <w:rPr>
@@ -13332,7 +14898,7 @@
                 <w:sz w:val="19"/>
                 <w:szCs w:val="19"/>
               </w:rPr>
-              <w:t xml:space="preserve">.</w:t>
+              <w:t xml:space="preserve">, wait for it.</w:t>
             </w:r>
           </w:p>
         </w:tc>
@@ -13369,7 +14935,7 @@
                 <w:sz w:val="17"/>
                 <w:szCs w:val="17"/>
               </w:rPr>
-              <w:t xml:space="preserve">--dry-run</w:t>
+              <w:t xml:space="preserve">--poll=SEC</w:t>
             </w:r>
           </w:p>
         </w:tc>
@@ -13394,15 +14960,6 @@
             <w:pPr>
               <w:spacing w:after="0" w:before="0"/>
             </w:pPr>
-            <w:r>
-              <w:rPr>
-                <w:rFonts w:ascii="Consolas" w:cs="Consolas" w:eastAsia="Consolas" w:hAnsi="Consolas"/>
-                <w:color w:val="C7254E"/>
-                <w:sz w:val="17"/>
-                <w:szCs w:val="17"/>
-              </w:rPr>
-              <w:t xml:space="preserve">-n</w:t>
-            </w:r>
           </w:p>
         </w:tc>
         <w:tc>
@@ -13431,7 +14988,23 @@
                 <w:sz w:val="19"/>
                 <w:szCs w:val="19"/>
               </w:rPr>
-              <w:t xml:space="preserve">Print commands; run and write nothing.</w:t>
+              <w:t xml:space="preserve">Polling interval for </w:t>
+            </w:r>
+            <w:r>
+              <w:rPr>
+                <w:rFonts w:ascii="Consolas" w:cs="Consolas" w:eastAsia="Consolas" w:hAnsi="Consolas"/>
+                <w:color w:val="C7254E"/>
+                <w:sz w:val="17"/>
+                <w:szCs w:val="17"/>
+              </w:rPr>
+              <w:t xml:space="preserve">--wait</w:t>
+            </w:r>
+            <w:r>
+              <w:rPr>
+                <w:sz w:val="19"/>
+                <w:szCs w:val="19"/>
+              </w:rPr>
+              <w:t xml:space="preserve">.</w:t>
             </w:r>
           </w:p>
         </w:tc>
@@ -13467,7 +15040,7 @@
                 <w:sz w:val="17"/>
                 <w:szCs w:val="17"/>
               </w:rPr>
-              <w:t xml:space="preserve">--quiet</w:t>
+              <w:t xml:space="preserve">--dry-run</w:t>
             </w:r>
           </w:p>
         </w:tc>
@@ -13498,7 +15071,7 @@
                 <w:sz w:val="17"/>
                 <w:szCs w:val="17"/>
               </w:rPr>
-              <w:t xml:space="preserve">-q</w:t>
+              <w:t xml:space="preserve">-n</w:t>
             </w:r>
           </w:p>
         </w:tc>
@@ -13527,7 +15100,7 @@
                 <w:sz w:val="19"/>
                 <w:szCs w:val="19"/>
               </w:rPr>
-              <w:t xml:space="preserve">Do not echo tool output (logs are still written).</w:t>
+              <w:t xml:space="preserve">Print commands; run and write nothing.</w:t>
             </w:r>
           </w:p>
         </w:tc>
@@ -13564,7 +15137,7 @@
                 <w:sz w:val="17"/>
                 <w:szCs w:val="17"/>
               </w:rPr>
-              <w:t xml:space="preserve">--list</w:t>
+              <w:t xml:space="preserve">--quiet</w:t>
             </w:r>
           </w:p>
         </w:tc>
@@ -13596,7 +15169,7 @@
                 <w:sz w:val="17"/>
                 <w:szCs w:val="17"/>
               </w:rPr>
-              <w:t xml:space="preserve">-l</w:t>
+              <w:t xml:space="preserve">-q</w:t>
             </w:r>
           </w:p>
         </w:tc>
@@ -13626,23 +15199,7 @@
                 <w:sz w:val="19"/>
                 <w:szCs w:val="19"/>
               </w:rPr>
-              <w:t xml:space="preserve">List phases and models; with </w:t>
-            </w:r>
-            <w:r>
-              <w:rPr>
-                <w:rFonts w:ascii="Consolas" w:cs="Consolas" w:eastAsia="Consolas" w:hAnsi="Consolas"/>
-                <w:color w:val="C7254E"/>
-                <w:sz w:val="17"/>
-                <w:szCs w:val="17"/>
-              </w:rPr>
-              <w:t xml:space="preserve">--model</w:t>
-            </w:r>
-            <w:r>
-              <w:rPr>
-                <w:sz w:val="19"/>
-                <w:szCs w:val="19"/>
-              </w:rPr>
-              <w:t xml:space="preserve">, also the tests.</w:t>
+              <w:t xml:space="preserve">Do not echo tool output (logs are still written).</w:t>
             </w:r>
           </w:p>
         </w:tc>
@@ -13678,7 +15235,7 @@
                 <w:sz w:val="17"/>
                 <w:szCs w:val="17"/>
               </w:rPr>
-              <w:t xml:space="preserve">--list-test</w:t>
+              <w:t xml:space="preserve">--list</w:t>
             </w:r>
           </w:p>
         </w:tc>
@@ -13702,6 +15259,15 @@
             <w:pPr>
               <w:spacing w:after="0" w:before="0"/>
             </w:pPr>
+            <w:r>
+              <w:rPr>
+                <w:rFonts w:ascii="Consolas" w:cs="Consolas" w:eastAsia="Consolas" w:hAnsi="Consolas"/>
+                <w:color w:val="C7254E"/>
+                <w:sz w:val="17"/>
+                <w:szCs w:val="17"/>
+              </w:rPr>
+              <w:t xml:space="preserve">-l</w:t>
+            </w:r>
           </w:p>
         </w:tc>
         <w:tc>
@@ -13729,7 +15295,7 @@
                 <w:sz w:val="19"/>
                 <w:szCs w:val="19"/>
               </w:rPr>
-              <w:t xml:space="preserve">List the tests of </w:t>
+              <w:t xml:space="preserve">List phases and models; with </w:t>
             </w:r>
             <w:r>
               <w:rPr>
@@ -13745,39 +15311,7 @@
                 <w:sz w:val="19"/>
                 <w:szCs w:val="19"/>
               </w:rPr>
-              <w:t xml:space="preserve">, or of every model when </w:t>
-            </w:r>
-            <w:r>
-              <w:rPr>
-                <w:rFonts w:ascii="Consolas" w:cs="Consolas" w:eastAsia="Consolas" w:hAnsi="Consolas"/>
-                <w:color w:val="C7254E"/>
-                <w:sz w:val="17"/>
-                <w:szCs w:val="17"/>
-              </w:rPr>
-              <w:t xml:space="preserve">--model</w:t>
-            </w:r>
-            <w:r>
-              <w:rPr>
-                <w:sz w:val="19"/>
-                <w:szCs w:val="19"/>
-              </w:rPr>
-              <w:t xml:space="preserve"> is not given. Also </w:t>
-            </w:r>
-            <w:r>
-              <w:rPr>
-                <w:rFonts w:ascii="Consolas" w:cs="Consolas" w:eastAsia="Consolas" w:hAnsi="Consolas"/>
-                <w:color w:val="C7254E"/>
-                <w:sz w:val="17"/>
-                <w:szCs w:val="17"/>
-              </w:rPr>
-              <w:t xml:space="preserve">--list_test</w:t>
-            </w:r>
-            <w:r>
-              <w:rPr>
-                <w:sz w:val="19"/>
-                <w:szCs w:val="19"/>
-              </w:rPr>
-              <w:t xml:space="preserve">.</w:t>
+              <w:t xml:space="preserve">, also the tests.</w:t>
             </w:r>
           </w:p>
         </w:tc>
@@ -13814,6 +15348,143 @@
                 <w:sz w:val="17"/>
                 <w:szCs w:val="17"/>
               </w:rPr>
+              <w:t xml:space="preserve">--list-test</w:t>
+            </w:r>
+          </w:p>
+        </w:tc>
+        <w:tc>
+          <w:tcPr>
+            <w:tcW w:type="dxa" w:w="820"/>
+            <w:tcBorders>
+              <w:top w:val="single" w:color="BFC9D4" w:sz="4"/>
+              <w:left w:val="single" w:color="BFC9D4" w:sz="4"/>
+              <w:bottom w:val="single" w:color="BFC9D4" w:sz="4"/>
+              <w:right w:val="single" w:color="BFC9D4" w:sz="4"/>
+            </w:tcBorders>
+            <w:shd w:fill="F2F6FA" w:color="auto" w:val="clear"/>
+            <w:tcMar>
+              <w:top w:type="dxa" w:w="60"/>
+              <w:left w:type="dxa" w:w="100"/>
+              <w:bottom w:type="dxa" w:w="60"/>
+              <w:right w:type="dxa" w:w="100"/>
+            </w:tcMar>
+          </w:tcPr>
+          <w:p>
+            <w:pPr>
+              <w:spacing w:after="0" w:before="0"/>
+            </w:pPr>
+          </w:p>
+        </w:tc>
+        <w:tc>
+          <w:tcPr>
+            <w:tcW w:type="dxa" w:w="6153"/>
+            <w:tcBorders>
+              <w:top w:val="single" w:color="BFC9D4" w:sz="4"/>
+              <w:left w:val="single" w:color="BFC9D4" w:sz="4"/>
+              <w:bottom w:val="single" w:color="BFC9D4" w:sz="4"/>
+              <w:right w:val="single" w:color="BFC9D4" w:sz="4"/>
+            </w:tcBorders>
+            <w:shd w:fill="F2F6FA" w:color="auto" w:val="clear"/>
+            <w:tcMar>
+              <w:top w:type="dxa" w:w="60"/>
+              <w:left w:type="dxa" w:w="100"/>
+              <w:bottom w:type="dxa" w:w="60"/>
+              <w:right w:type="dxa" w:w="100"/>
+            </w:tcMar>
+          </w:tcPr>
+          <w:p>
+            <w:pPr>
+              <w:spacing w:after="0" w:before="0"/>
+            </w:pPr>
+            <w:r>
+              <w:rPr>
+                <w:sz w:val="19"/>
+                <w:szCs w:val="19"/>
+              </w:rPr>
+              <w:t xml:space="preserve">List the tests of </w:t>
+            </w:r>
+            <w:r>
+              <w:rPr>
+                <w:rFonts w:ascii="Consolas" w:cs="Consolas" w:eastAsia="Consolas" w:hAnsi="Consolas"/>
+                <w:color w:val="C7254E"/>
+                <w:sz w:val="17"/>
+                <w:szCs w:val="17"/>
+              </w:rPr>
+              <w:t xml:space="preserve">--model</w:t>
+            </w:r>
+            <w:r>
+              <w:rPr>
+                <w:sz w:val="19"/>
+                <w:szCs w:val="19"/>
+              </w:rPr>
+              <w:t xml:space="preserve">, or of every model when </w:t>
+            </w:r>
+            <w:r>
+              <w:rPr>
+                <w:rFonts w:ascii="Consolas" w:cs="Consolas" w:eastAsia="Consolas" w:hAnsi="Consolas"/>
+                <w:color w:val="C7254E"/>
+                <w:sz w:val="17"/>
+                <w:szCs w:val="17"/>
+              </w:rPr>
+              <w:t xml:space="preserve">--model</w:t>
+            </w:r>
+            <w:r>
+              <w:rPr>
+                <w:sz w:val="19"/>
+                <w:szCs w:val="19"/>
+              </w:rPr>
+              <w:t xml:space="preserve"> is not given. Also </w:t>
+            </w:r>
+            <w:r>
+              <w:rPr>
+                <w:rFonts w:ascii="Consolas" w:cs="Consolas" w:eastAsia="Consolas" w:hAnsi="Consolas"/>
+                <w:color w:val="C7254E"/>
+                <w:sz w:val="17"/>
+                <w:szCs w:val="17"/>
+              </w:rPr>
+              <w:t xml:space="preserve">--list_test</w:t>
+            </w:r>
+            <w:r>
+              <w:rPr>
+                <w:sz w:val="19"/>
+                <w:szCs w:val="19"/>
+              </w:rPr>
+              <w:t xml:space="preserve">.</w:t>
+            </w:r>
+          </w:p>
+        </w:tc>
+      </w:tr>
+      <w:tr>
+        <w:trPr>
+          <w:cantSplit/>
+        </w:trPr>
+        <w:tc>
+          <w:tcPr>
+            <w:tcW w:type="dxa" w:w="2665"/>
+            <w:tcBorders>
+              <w:top w:val="single" w:color="BFC9D4" w:sz="4"/>
+              <w:left w:val="single" w:color="BFC9D4" w:sz="4"/>
+              <w:bottom w:val="single" w:color="BFC9D4" w:sz="4"/>
+              <w:right w:val="single" w:color="BFC9D4" w:sz="4"/>
+            </w:tcBorders>
+            <w:tcMar>
+              <w:top w:type="dxa" w:w="60"/>
+              <w:left w:type="dxa" w:w="100"/>
+              <w:bottom w:type="dxa" w:w="60"/>
+              <w:right w:type="dxa" w:w="100"/>
+            </w:tcMar>
+          </w:tcPr>
+          <w:p>
+            <w:pPr>
+              <w:spacing w:after="0" w:before="0"/>
+            </w:pPr>
+            <w:r>
+              <w:rPr>
+                <w:rFonts w:ascii="Consolas" w:cs="Consolas" w:eastAsia="Consolas" w:hAnsi="Consolas"/>
+                <w:color w:val="C7254E"/>
+                <w:sz w:val="17"/>
+                <w:szCs w:val="17"/>
+              </w:rPr>
               <w:t xml:space="preserve">--help</w:t>
             </w:r>
           </w:p>
@@ -13827,7 +15498,6 @@
               <w:bottom w:val="single" w:color="BFC9D4" w:sz="4"/>
               <w:right w:val="single" w:color="BFC9D4" w:sz="4"/>
             </w:tcBorders>
-            <w:shd w:fill="F2F6FA" w:color="auto" w:val="clear"/>
             <w:tcMar>
               <w:top w:type="dxa" w:w="60"/>
               <w:left w:type="dxa" w:w="100"/>
@@ -13859,7 +15529,6 @@
               <w:bottom w:val="single" w:color="BFC9D4" w:sz="4"/>
               <w:right w:val="single" w:color="BFC9D4" w:sz="4"/>
             </w:tcBorders>
-            <w:shd w:fill="F2F6FA" w:color="auto" w:val="clear"/>
             <w:tcMar>
               <w:top w:type="dxa" w:w="60"/>
               <w:left w:type="dxa" w:w="100"/>
@@ -13923,11 +15592,11 @@
       <w:pPr>
         <w:pStyle w:val="Heading2"/>
       </w:pPr>
-      <w:bookmarkStart w:name="_Toc23" w:id="23"/>
+      <w:bookmarkStart w:name="_Toc24" w:id="24"/>
       <w:r>
         <w:t xml:space="preserve">Everyday commands</w:t>
       </w:r>
-      <w:bookmarkEnd w:id="23"/>
+      <w:bookmarkEnd w:id="24"/>
     </w:p>
     <w:p>
       <w:pPr>
@@ -14419,11 +16088,11 @@
       <w:pPr>
         <w:pStyle w:val="Heading2"/>
       </w:pPr>
-      <w:bookmarkStart w:name="_Toc24" w:id="24"/>
+      <w:bookmarkStart w:name="_Toc25" w:id="25"/>
       <w:r>
         <w:t xml:space="preserve">Seeds and run counts</w:t>
       </w:r>
-      <w:bookmarkEnd w:id="24"/>
+      <w:bookmarkEnd w:id="25"/>
     </w:p>
     <w:p>
       <w:pPr>
@@ -14557,11 +16226,11 @@
         <w:pStyle w:val="Heading1"/>
         <w:pageBreakBefore/>
       </w:pPr>
-      <w:bookmarkStart w:name="_Toc25" w:id="25"/>
+      <w:bookmarkStart w:name="_Toc26" w:id="26"/>
       <w:r>
         <w:t xml:space="preserve">Test lists</w:t>
       </w:r>
-      <w:bookmarkEnd w:id="25"/>
+      <w:bookmarkEnd w:id="26"/>
     </w:p>
     <w:p>
       <w:pPr>
@@ -14599,11 +16268,11 @@
       <w:pPr>
         <w:pStyle w:val="Heading2"/>
       </w:pPr>
-      <w:bookmarkStart w:name="_Toc26" w:id="26"/>
+      <w:bookmarkStart w:name="_Toc27" w:id="27"/>
       <w:r>
         <w:t xml:space="preserve">Test entry fields</w:t>
       </w:r>
-      <w:bookmarkEnd w:id="26"/>
+      <w:bookmarkEnd w:id="27"/>
     </w:p>
     <w:tbl>
       <w:tblPr>
@@ -16453,11 +18122,11 @@
       <w:pPr>
         <w:pStyle w:val="Heading2"/>
       </w:pPr>
-      <w:bookmarkStart w:name="_Toc27" w:id="27"/>
+      <w:bookmarkStart w:name="_Toc28" w:id="28"/>
       <w:r>
         <w:t xml:space="preserve">Sections with defaults</w:t>
       </w:r>
-      <w:bookmarkEnd w:id="27"/>
+      <w:bookmarkEnd w:id="28"/>
     </w:p>
     <w:p>
       <w:pPr>
@@ -16773,11 +18442,11 @@
       <w:pPr>
         <w:pStyle w:val="Heading2"/>
       </w:pPr>
-      <w:bookmarkStart w:name="_Toc28" w:id="28"/>
+      <w:bookmarkStart w:name="_Toc29" w:id="29"/>
       <w:r>
         <w:t xml:space="preserve">One UVM test, many testcases</w:t>
       </w:r>
-      <w:bookmarkEnd w:id="28"/>
+      <w:bookmarkEnd w:id="29"/>
     </w:p>
     <w:p>
       <w:pPr>
@@ -17042,11 +18711,11 @@
       <w:pPr>
         <w:pStyle w:val="Heading2"/>
       </w:pPr>
-      <w:bookmarkStart w:name="_Toc29" w:id="29"/>
+      <w:bookmarkStart w:name="_Toc30" w:id="30"/>
       <w:r>
         <w:t xml:space="preserve">Generating tests with Jinja</w:t>
       </w:r>
-      <w:bookmarkEnd w:id="29"/>
+      <w:bookmarkEnd w:id="30"/>
     </w:p>
     <w:p>
       <w:pPr>
@@ -17252,11 +18921,11 @@
       <w:pPr>
         <w:pStyle w:val="Heading2"/>
       </w:pPr>
-      <w:bookmarkStart w:name="_Toc30" w:id="30"/>
+      <w:bookmarkStart w:name="_Toc31" w:id="31"/>
       <w:r>
         <w:t xml:space="preserve">Listing tests</w:t>
       </w:r>
-      <w:bookmarkEnd w:id="30"/>
+      <w:bookmarkEnd w:id="31"/>
     </w:p>
     <w:p>
       <w:pPr>
@@ -17450,11 +19119,11 @@
       <w:pPr>
         <w:pStyle w:val="Heading2"/>
       </w:pPr>
-      <w:bookmarkStart w:name="_Toc31" w:id="31"/>
+      <w:bookmarkStart w:name="_Toc32" w:id="32"/>
       <w:r>
         <w:t xml:space="preserve">Selecting tests</w:t>
       </w:r>
-      <w:bookmarkEnd w:id="31"/>
+      <w:bookmarkEnd w:id="32"/>
     </w:p>
     <w:tbl>
       <w:tblPr>
@@ -17916,11 +19585,11 @@
         <w:pStyle w:val="Heading1"/>
         <w:pageBreakBefore/>
       </w:pPr>
-      <w:bookmarkStart w:name="_Toc32" w:id="32"/>
+      <w:bookmarkStart w:name="_Toc33" w:id="33"/>
       <w:r>
         <w:t xml:space="preserve">Phase arguments</w:t>
       </w:r>
-      <w:bookmarkEnd w:id="32"/>
+      <w:bookmarkEnd w:id="33"/>
     </w:p>
     <w:p>
       <w:pPr>
@@ -17970,11 +19639,11 @@
       <w:pPr>
         <w:pStyle w:val="Heading2"/>
       </w:pPr>
-      <w:bookmarkStart w:name="_Toc33" w:id="33"/>
+      <w:bookmarkStart w:name="_Toc34" w:id="34"/>
       <w:r>
         <w:t xml:space="preserve">Key syntax</w:t>
       </w:r>
-      <w:bookmarkEnd w:id="33"/>
+      <w:bookmarkEnd w:id="34"/>
     </w:p>
     <w:p>
       <w:pPr>
@@ -19021,11 +20690,11 @@
       <w:pPr>
         <w:pStyle w:val="Heading2"/>
       </w:pPr>
-      <w:bookmarkStart w:name="_Toc34" w:id="34"/>
+      <w:bookmarkStart w:name="_Toc35" w:id="35"/>
       <w:r>
         <w:t xml:space="preserve">In a test list</w:t>
       </w:r>
-      <w:bookmarkEnd w:id="34"/>
+      <w:bookmarkEnd w:id="35"/>
     </w:p>
     <w:p>
       <w:pPr>
@@ -19175,11 +20844,11 @@
       <w:pPr>
         <w:pStyle w:val="Heading2"/>
       </w:pPr>
-      <w:bookmarkStart w:name="_Toc35" w:id="35"/>
+      <w:bookmarkStart w:name="_Toc36" w:id="36"/>
       <w:r>
         <w:t xml:space="preserve">Order of precedence</w:t>
       </w:r>
-      <w:bookmarkEnd w:id="35"/>
+      <w:bookmarkEnd w:id="36"/>
     </w:p>
     <w:p>
       <w:pPr>
@@ -19385,21 +21054,21 @@
         <w:pStyle w:val="Heading1"/>
         <w:pageBreakBefore/>
       </w:pPr>
-      <w:bookmarkStart w:name="_Toc36" w:id="36"/>
+      <w:bookmarkStart w:name="_Toc37" w:id="37"/>
       <w:r>
         <w:t xml:space="preserve">Advanced configuration</w:t>
       </w:r>
-      <w:bookmarkEnd w:id="36"/>
+      <w:bookmarkEnd w:id="37"/>
     </w:p>
     <w:p>
       <w:pPr>
         <w:pStyle w:val="Heading2"/>
       </w:pPr>
-      <w:bookmarkStart w:name="_Toc37" w:id="37"/>
+      <w:bookmarkStart w:name="_Toc38" w:id="38"/>
       <w:r>
         <w:t xml:space="preserve">Variables</w:t>
       </w:r>
-      <w:bookmarkEnd w:id="37"/>
+      <w:bookmarkEnd w:id="38"/>
     </w:p>
     <w:p>
       <w:pPr>
@@ -20861,11 +22530,11 @@
       <w:pPr>
         <w:pStyle w:val="Heading2"/>
       </w:pPr>
-      <w:bookmarkStart w:name="_Toc38" w:id="38"/>
+      <w:bookmarkStart w:name="_Toc39" w:id="39"/>
       <w:r>
         <w:t xml:space="preserve">File hierarchy: master and project files</w:t>
       </w:r>
-      <w:bookmarkEnd w:id="38"/>
+      <w:bookmarkEnd w:id="39"/>
     </w:p>
     <w:p>
       <w:pPr>
@@ -21271,11 +22940,11 @@
       <w:pPr>
         <w:pStyle w:val="Heading2"/>
       </w:pPr>
-      <w:bookmarkStart w:name="_Toc39" w:id="39"/>
+      <w:bookmarkStart w:name="_Toc40" w:id="40"/>
       <w:r>
         <w:t xml:space="preserve">YAML anchors between models</w:t>
       </w:r>
-      <w:bookmarkEnd w:id="39"/>
+      <w:bookmarkEnd w:id="40"/>
     </w:p>
     <w:p>
       <w:pPr>
@@ -21988,11 +23657,11 @@
       <w:pPr>
         <w:pStyle w:val="Heading2"/>
       </w:pPr>
-      <w:bookmarkStart w:name="_Toc40" w:id="40"/>
+      <w:bookmarkStart w:name="_Toc41" w:id="41"/>
       <w:r>
         <w:t xml:space="preserve">Coverage</w:t>
       </w:r>
-      <w:bookmarkEnd w:id="40"/>
+      <w:bookmarkEnd w:id="41"/>
     </w:p>
     <w:p>
       <w:pPr>
@@ -22168,11 +23837,11 @@
       <w:pPr>
         <w:pStyle w:val="Heading2"/>
       </w:pPr>
-      <w:bookmarkStart w:name="_Toc41" w:id="41"/>
+      <w:bookmarkStart w:name="_Toc42" w:id="42"/>
       <w:r>
         <w:t xml:space="preserve">Debug tool and GUI</w:t>
       </w:r>
-      <w:bookmarkEnd w:id="41"/>
+      <w:bookmarkEnd w:id="42"/>
     </w:p>
     <w:p>
       <w:pPr>
@@ -22694,11 +24363,11 @@
       <w:pPr>
         <w:pStyle w:val="Heading2"/>
       </w:pPr>
-      <w:bookmarkStart w:name="_Toc42" w:id="42"/>
+      <w:bookmarkStart w:name="_Toc43" w:id="43"/>
       <w:r>
         <w:t xml:space="preserve">UVM run-time options</w:t>
       </w:r>
-      <w:bookmarkEnd w:id="42"/>
+      <w:bookmarkEnd w:id="43"/>
     </w:p>
     <w:tbl>
       <w:tblPr>
@@ -23270,11 +24939,11 @@
       <w:pPr>
         <w:pStyle w:val="Heading2"/>
       </w:pPr>
-      <w:bookmarkStart w:name="_Toc43" w:id="43"/>
+      <w:bookmarkStart w:name="_Toc44" w:id="44"/>
       <w:r>
         <w:t xml:space="preserve">Failing a step on log content</w:t>
       </w:r>
-      <w:bookmarkEnd w:id="43"/>
+      <w:bookmarkEnd w:id="44"/>
     </w:p>
     <w:p>
       <w:pPr>
@@ -23321,11 +24990,11 @@
       <w:pPr>
         <w:pStyle w:val="Heading2"/>
       </w:pPr>
-      <w:bookmarkStart w:name="_Toc44" w:id="44"/>
+      <w:bookmarkStart w:name="_Toc45" w:id="45"/>
       <w:r>
         <w:t xml:space="preserve">Adding a new phase</w:t>
       </w:r>
-      <w:bookmarkEnd w:id="44"/>
+      <w:bookmarkEnd w:id="45"/>
     </w:p>
     <w:p>
       <w:pPr>
@@ -23720,11 +25389,11 @@
         <w:pStyle w:val="Heading1"/>
         <w:pageBreakBefore/>
       </w:pPr>
-      <w:bookmarkStart w:name="_Toc45" w:id="45"/>
+      <w:bookmarkStart w:name="_Toc46" w:id="46"/>
       <w:r>
         <w:t xml:space="preserve">PASS/FAIL checking</w:t>
       </w:r>
-      <w:bookmarkEnd w:id="45"/>
+      <w:bookmarkEnd w:id="46"/>
     </w:p>
     <w:p>
       <w:pPr>
@@ -23774,11 +25443,11 @@
       <w:pPr>
         <w:pStyle w:val="Heading2"/>
       </w:pPr>
-      <w:bookmarkStart w:name="_Toc46" w:id="46"/>
+      <w:bookmarkStart w:name="_Toc47" w:id="47"/>
       <w:r>
         <w:t xml:space="preserve">Rule lists</w:t>
       </w:r>
-      <w:bookmarkEnd w:id="46"/>
+      <w:bookmarkEnd w:id="47"/>
     </w:p>
     <w:tbl>
       <w:tblPr>
@@ -24450,11 +26119,11 @@
       <w:pPr>
         <w:pStyle w:val="Heading2"/>
       </w:pPr>
-      <w:bookmarkStart w:name="_Toc47" w:id="47"/>
+      <w:bookmarkStart w:name="_Toc48" w:id="48"/>
       <w:r>
         <w:t xml:space="preserve">Choosing rules</w:t>
       </w:r>
-      <w:bookmarkEnd w:id="47"/>
+      <w:bookmarkEnd w:id="48"/>
     </w:p>
     <w:p>
       <w:pPr>
@@ -24535,11 +26204,11 @@
       <w:pPr>
         <w:pStyle w:val="Heading2"/>
       </w:pPr>
-      <w:bookmarkStart w:name="_Toc48" w:id="48"/>
+      <w:bookmarkStart w:name="_Toc49" w:id="49"/>
       <w:r>
         <w:t xml:space="preserve">Running it by hand</w:t>
       </w:r>
-      <w:bookmarkEnd w:id="48"/>
+      <w:bookmarkEnd w:id="49"/>
     </w:p>
     <w:p>
       <w:pPr>
@@ -24680,21 +26349,21 @@
         <w:pStyle w:val="Heading1"/>
         <w:pageBreakBefore/>
       </w:pPr>
-      <w:bookmarkStart w:name="_Toc49" w:id="49"/>
+      <w:bookmarkStart w:name="_Toc50" w:id="50"/>
       <w:r>
         <w:t xml:space="preserve">Running on Slurm</w:t>
       </w:r>
-      <w:bookmarkEnd w:id="49"/>
+      <w:bookmarkEnd w:id="50"/>
     </w:p>
     <w:p>
       <w:pPr>
         <w:pStyle w:val="Heading2"/>
       </w:pPr>
-      <w:bookmarkStart w:name="_Toc50" w:id="50"/>
+      <w:bookmarkStart w:name="_Toc51" w:id="51"/>
       <w:r>
         <w:t xml:space="preserve">Turning Slurm on</w:t>
       </w:r>
-      <w:bookmarkEnd w:id="50"/>
+      <w:bookmarkEnd w:id="51"/>
     </w:p>
     <w:p>
       <w:pPr>
@@ -24760,7 +26429,7 @@
           <w:sz w:val="17"/>
           <w:szCs w:val="17"/>
         </w:rPr>
-        <w:t xml:space="preserve">python dv_flow.py --model=dut_a --testcase=regression --slurm                     # batch (default)</w:t>
+        <w:t xml:space="preserve">python dv_flow.py --model=dut_a --testcase=smoke --slurm                          # interactive (default): srun, in your terminal</w:t>
       </w:r>
     </w:p>
     <w:p>
@@ -24782,7 +26451,29 @@
           <w:sz w:val="17"/>
           <w:szCs w:val="17"/>
         </w:rPr>
-        <w:t xml:space="preserve">python dv_flow.py --model=dut_a --testcase=smoke --slurm --mode=interactive        # blocking, in your terminal</w:t>
+        <w:t xml:space="preserve">python dv_flow.py --model=dut_a --phase=sim --testcase=smoke --slurm --gui        # interactive with the GUI</w:t>
+      </w:r>
+    </w:p>
+    <w:p>
+      <w:pPr>
+        <w:keepNext/>
+        <w:keepLines/>
+        <w:pBdr>
+          <w:left w:val="single" w:color="D0D7DE" w:sz="4" w:space="6"/>
+          <w:right w:val="single" w:color="D0D7DE" w:sz="4" w:space="6"/>
+        </w:pBdr>
+        <w:shd w:fill="F3F5F8" w:color="auto" w:val="clear"/>
+        <w:spacing w:after="0" w:before="0" w:line="250"/>
+        <w:ind w:left="120" w:right="120"/>
+      </w:pPr>
+      <w:r>
+        <w:rPr>
+          <w:rFonts w:ascii="Consolas" w:cs="Consolas" w:eastAsia="Consolas" w:hAnsi="Consolas"/>
+          <w:color w:val="1F2328"/>
+          <w:sz w:val="17"/>
+          <w:szCs w:val="17"/>
+        </w:rPr>
+        <w:t xml:space="preserve">python dv_flow.py --model=dut_a --testcase=regression --slurm --mode=batch        # batch: sbatch, returns at once</w:t>
       </w:r>
     </w:p>
     <w:p>
@@ -24805,7 +26496,7 @@
           <w:sz w:val="17"/>
           <w:szCs w:val="17"/>
         </w:rPr>
-        <w:t xml:space="preserve">python dv_flow.py --model=dut_a --phase=sim --testcase=smoke --slurm --mode=interactive --gui</w:t>
+        <w:t xml:space="preserve">python dv_flow.py --model=dut_a --testcase=regression --slurm --wait              # batch (--wait implies it), wait for results</w:t>
       </w:r>
     </w:p>
     <w:tbl>
@@ -24821,9 +26512,9 @@
         </w:tblBorders>
       </w:tblPr>
       <w:tblGrid>
-        <w:gridCol w:w="1308"/>
-        <w:gridCol w:w="1189"/>
-        <w:gridCol w:w="7141"/>
+        <w:gridCol w:w="2224"/>
+        <w:gridCol w:w="1059"/>
+        <w:gridCol w:w="6355"/>
       </w:tblGrid>
       <w:tr>
         <w:trPr>
@@ -24831,7 +26522,7 @@
         </w:trPr>
         <w:tc>
           <w:tcPr>
-            <w:tcW w:type="dxa" w:w="1308"/>
+            <w:tcW w:type="dxa" w:w="2224"/>
             <w:tcBorders>
               <w:top w:val="single" w:color="BFC9D4" w:sz="4"/>
               <w:left w:val="single" w:color="BFC9D4" w:sz="4"/>
@@ -24864,7 +26555,7 @@
         </w:tc>
         <w:tc>
           <w:tcPr>
-            <w:tcW w:type="dxa" w:w="1189"/>
+            <w:tcW w:type="dxa" w:w="1059"/>
             <w:tcBorders>
               <w:top w:val="single" w:color="BFC9D4" w:sz="4"/>
               <w:left w:val="single" w:color="BFC9D4" w:sz="4"/>
@@ -24897,7 +26588,7 @@
         </w:tc>
         <w:tc>
           <w:tcPr>
-            <w:tcW w:type="dxa" w:w="7141"/>
+            <w:tcW w:type="dxa" w:w="6355"/>
             <w:tcBorders>
               <w:top w:val="single" w:color="BFC9D4" w:sz="4"/>
               <w:left w:val="single" w:color="BFC9D4" w:sz="4"/>
@@ -24935,106 +26626,106 @@
         </w:trPr>
         <w:tc>
           <w:tcPr>
-            <w:tcW w:type="dxa" w:w="1308"/>
-            <w:tcBorders>
-              <w:top w:val="single" w:color="BFC9D4" w:sz="4"/>
-              <w:left w:val="single" w:color="BFC9D4" w:sz="4"/>
-              <w:bottom w:val="single" w:color="BFC9D4" w:sz="4"/>
-              <w:right w:val="single" w:color="BFC9D4" w:sz="4"/>
-            </w:tcBorders>
-            <w:tcMar>
-              <w:top w:type="dxa" w:w="60"/>
-              <w:left w:type="dxa" w:w="100"/>
-              <w:bottom w:type="dxa" w:w="60"/>
-              <w:right w:type="dxa" w:w="100"/>
-            </w:tcMar>
-          </w:tcPr>
-          <w:p>
-            <w:pPr>
-              <w:spacing w:after="0" w:before="0"/>
-            </w:pPr>
-            <w:r>
-              <w:rPr>
-                <w:sz w:val="19"/>
-                <w:szCs w:val="19"/>
-              </w:rPr>
-              <w:t xml:space="preserve">batch</w:t>
-            </w:r>
-          </w:p>
-        </w:tc>
-        <w:tc>
-          <w:tcPr>
-            <w:tcW w:type="dxa" w:w="1189"/>
-            <w:tcBorders>
-              <w:top w:val="single" w:color="BFC9D4" w:sz="4"/>
-              <w:left w:val="single" w:color="BFC9D4" w:sz="4"/>
-              <w:bottom w:val="single" w:color="BFC9D4" w:sz="4"/>
-              <w:right w:val="single" w:color="BFC9D4" w:sz="4"/>
-            </w:tcBorders>
-            <w:tcMar>
-              <w:top w:type="dxa" w:w="60"/>
-              <w:left w:type="dxa" w:w="100"/>
-              <w:bottom w:type="dxa" w:w="60"/>
-              <w:right w:type="dxa" w:w="100"/>
-            </w:tcMar>
-          </w:tcPr>
-          <w:p>
-            <w:pPr>
-              <w:spacing w:after="0" w:before="0"/>
-            </w:pPr>
-            <w:r>
-              <w:rPr>
-                <w:rFonts w:ascii="Consolas" w:cs="Consolas" w:eastAsia="Consolas" w:hAnsi="Consolas"/>
-                <w:color w:val="C7254E"/>
-                <w:sz w:val="17"/>
-                <w:szCs w:val="17"/>
-              </w:rPr>
-              <w:t xml:space="preserve">sbatch</w:t>
-            </w:r>
-          </w:p>
-        </w:tc>
-        <w:tc>
-          <w:tcPr>
-            <w:tcW w:type="dxa" w:w="7141"/>
-            <w:tcBorders>
-              <w:top w:val="single" w:color="BFC9D4" w:sz="4"/>
-              <w:left w:val="single" w:color="BFC9D4" w:sz="4"/>
-              <w:bottom w:val="single" w:color="BFC9D4" w:sz="4"/>
-              <w:right w:val="single" w:color="BFC9D4" w:sz="4"/>
-            </w:tcBorders>
-            <w:tcMar>
-              <w:top w:type="dxa" w:w="60"/>
-              <w:left w:type="dxa" w:w="100"/>
-              <w:bottom w:type="dxa" w:w="60"/>
-              <w:right w:type="dxa" w:w="100"/>
-            </w:tcMar>
-          </w:tcPr>
-          <w:p>
-            <w:pPr>
-              <w:spacing w:after="0" w:before="0"/>
-            </w:pPr>
-            <w:r>
-              <w:rPr>
-                <w:sz w:val="19"/>
-                <w:szCs w:val="19"/>
-              </w:rPr>
-              <w:t xml:space="preserve">All jobs submitted at once; run in parallel; dv_flow returns immediately (or waits with </w:t>
-            </w:r>
-            <w:r>
-              <w:rPr>
-                <w:rFonts w:ascii="Consolas" w:cs="Consolas" w:eastAsia="Consolas" w:hAnsi="Consolas"/>
-                <w:color w:val="C7254E"/>
-                <w:sz w:val="17"/>
-                <w:szCs w:val="17"/>
-              </w:rPr>
-              <w:t xml:space="preserve">--wait</w:t>
-            </w:r>
-            <w:r>
-              <w:rPr>
-                <w:sz w:val="19"/>
-                <w:szCs w:val="19"/>
-              </w:rPr>
-              <w:t xml:space="preserve">).</w:t>
+            <w:tcW w:type="dxa" w:w="2224"/>
+            <w:tcBorders>
+              <w:top w:val="single" w:color="BFC9D4" w:sz="4"/>
+              <w:left w:val="single" w:color="BFC9D4" w:sz="4"/>
+              <w:bottom w:val="single" w:color="BFC9D4" w:sz="4"/>
+              <w:right w:val="single" w:color="BFC9D4" w:sz="4"/>
+            </w:tcBorders>
+            <w:tcMar>
+              <w:top w:type="dxa" w:w="60"/>
+              <w:left w:type="dxa" w:w="100"/>
+              <w:bottom w:type="dxa" w:w="60"/>
+              <w:right w:type="dxa" w:w="100"/>
+            </w:tcMar>
+          </w:tcPr>
+          <w:p>
+            <w:pPr>
+              <w:spacing w:after="0" w:before="0"/>
+            </w:pPr>
+            <w:r>
+              <w:rPr>
+                <w:sz w:val="19"/>
+                <w:szCs w:val="19"/>
+              </w:rPr>
+              <w:t xml:space="preserve">interactive (default)</w:t>
+            </w:r>
+          </w:p>
+        </w:tc>
+        <w:tc>
+          <w:tcPr>
+            <w:tcW w:type="dxa" w:w="1059"/>
+            <w:tcBorders>
+              <w:top w:val="single" w:color="BFC9D4" w:sz="4"/>
+              <w:left w:val="single" w:color="BFC9D4" w:sz="4"/>
+              <w:bottom w:val="single" w:color="BFC9D4" w:sz="4"/>
+              <w:right w:val="single" w:color="BFC9D4" w:sz="4"/>
+            </w:tcBorders>
+            <w:tcMar>
+              <w:top w:type="dxa" w:w="60"/>
+              <w:left w:type="dxa" w:w="100"/>
+              <w:bottom w:type="dxa" w:w="60"/>
+              <w:right w:type="dxa" w:w="100"/>
+            </w:tcMar>
+          </w:tcPr>
+          <w:p>
+            <w:pPr>
+              <w:spacing w:after="0" w:before="0"/>
+            </w:pPr>
+            <w:r>
+              <w:rPr>
+                <w:rFonts w:ascii="Consolas" w:cs="Consolas" w:eastAsia="Consolas" w:hAnsi="Consolas"/>
+                <w:color w:val="C7254E"/>
+                <w:sz w:val="17"/>
+                <w:szCs w:val="17"/>
+              </w:rPr>
+              <w:t xml:space="preserve">srun --pty</w:t>
+            </w:r>
+          </w:p>
+        </w:tc>
+        <w:tc>
+          <w:tcPr>
+            <w:tcW w:type="dxa" w:w="6355"/>
+            <w:tcBorders>
+              <w:top w:val="single" w:color="BFC9D4" w:sz="4"/>
+              <w:left w:val="single" w:color="BFC9D4" w:sz="4"/>
+              <w:bottom w:val="single" w:color="BFC9D4" w:sz="4"/>
+              <w:right w:val="single" w:color="BFC9D4" w:sz="4"/>
+            </w:tcBorders>
+            <w:tcMar>
+              <w:top w:type="dxa" w:w="60"/>
+              <w:left w:type="dxa" w:w="100"/>
+              <w:bottom w:type="dxa" w:w="60"/>
+              <w:right w:type="dxa" w:w="100"/>
+            </w:tcMar>
+          </w:tcPr>
+          <w:p>
+            <w:pPr>
+              <w:spacing w:after="0" w:before="0"/>
+            </w:pPr>
+            <w:r>
+              <w:rPr>
+                <w:sz w:val="19"/>
+                <w:szCs w:val="19"/>
+              </w:rPr>
+              <w:t xml:space="preserve">One job at a time in your terminal; dv_flow waits for each. Use with </w:t>
+            </w:r>
+            <w:r>
+              <w:rPr>
+                <w:rFonts w:ascii="Consolas" w:cs="Consolas" w:eastAsia="Consolas" w:hAnsi="Consolas"/>
+                <w:color w:val="C7254E"/>
+                <w:sz w:val="17"/>
+                <w:szCs w:val="17"/>
+              </w:rPr>
+              <w:t xml:space="preserve">--gui</w:t>
+            </w:r>
+            <w:r>
+              <w:rPr>
+                <w:sz w:val="19"/>
+                <w:szCs w:val="19"/>
+              </w:rPr>
+              <w:t xml:space="preserve">.</w:t>
             </w:r>
           </w:p>
         </w:tc>
@@ -25045,7 +26736,7 @@
         </w:trPr>
         <w:tc>
           <w:tcPr>
-            <w:tcW w:type="dxa" w:w="1308"/>
+            <w:tcW w:type="dxa" w:w="2224"/>
             <w:tcBorders>
               <w:top w:val="single" w:color="BFC9D4" w:sz="4"/>
               <w:left w:val="single" w:color="BFC9D4" w:sz="4"/>
@@ -25069,13 +26760,13 @@
                 <w:sz w:val="19"/>
                 <w:szCs w:val="19"/>
               </w:rPr>
-              <w:t xml:space="preserve">interactive</w:t>
-            </w:r>
-          </w:p>
-        </w:tc>
-        <w:tc>
-          <w:tcPr>
-            <w:tcW w:type="dxa" w:w="1189"/>
+              <w:t xml:space="preserve">batch</w:t>
+            </w:r>
+          </w:p>
+        </w:tc>
+        <w:tc>
+          <w:tcPr>
+            <w:tcW w:type="dxa" w:w="1059"/>
             <w:tcBorders>
               <w:top w:val="single" w:color="BFC9D4" w:sz="4"/>
               <w:left w:val="single" w:color="BFC9D4" w:sz="4"/>
@@ -25101,13 +26792,13 @@
                 <w:sz w:val="17"/>
                 <w:szCs w:val="17"/>
               </w:rPr>
-              <w:t xml:space="preserve">srun --pty</w:t>
-            </w:r>
-          </w:p>
-        </w:tc>
-        <w:tc>
-          <w:tcPr>
-            <w:tcW w:type="dxa" w:w="7141"/>
+              <w:t xml:space="preserve">sbatch</w:t>
+            </w:r>
+          </w:p>
+        </w:tc>
+        <w:tc>
+          <w:tcPr>
+            <w:tcW w:type="dxa" w:w="6355"/>
             <w:tcBorders>
               <w:top w:val="single" w:color="BFC9D4" w:sz="4"/>
               <w:left w:val="single" w:color="BFC9D4" w:sz="4"/>
@@ -25131,16 +26822,48 @@
                 <w:sz w:val="19"/>
                 <w:szCs w:val="19"/>
               </w:rPr>
-              <w:t xml:space="preserve">One job at a time in your terminal; dv_flow waits for each. Use with </w:t>
-            </w:r>
-            <w:r>
-              <w:rPr>
-                <w:rFonts w:ascii="Consolas" w:cs="Consolas" w:eastAsia="Consolas" w:hAnsi="Consolas"/>
-                <w:color w:val="C7254E"/>
-                <w:sz w:val="17"/>
-                <w:szCs w:val="17"/>
-              </w:rPr>
-              <w:t xml:space="preserve">--gui</w:t>
+              <w:t xml:space="preserve">All jobs submitted at once; run in parallel; dv_flow returns immediately (or waits with </w:t>
+            </w:r>
+            <w:r>
+              <w:rPr>
+                <w:rFonts w:ascii="Consolas" w:cs="Consolas" w:eastAsia="Consolas" w:hAnsi="Consolas"/>
+                <w:color w:val="C7254E"/>
+                <w:sz w:val="17"/>
+                <w:szCs w:val="17"/>
+              </w:rPr>
+              <w:t xml:space="preserve">--wait</w:t>
+            </w:r>
+            <w:r>
+              <w:rPr>
+                <w:sz w:val="19"/>
+                <w:szCs w:val="19"/>
+              </w:rPr>
+              <w:t xml:space="preserve">). Select with </w:t>
+            </w:r>
+            <w:r>
+              <w:rPr>
+                <w:rFonts w:ascii="Consolas" w:cs="Consolas" w:eastAsia="Consolas" w:hAnsi="Consolas"/>
+                <w:color w:val="C7254E"/>
+                <w:sz w:val="17"/>
+                <w:szCs w:val="17"/>
+              </w:rPr>
+              <w:t xml:space="preserve">--mode=batch</w:t>
+            </w:r>
+            <w:r>
+              <w:rPr>
+                <w:sz w:val="19"/>
+                <w:szCs w:val="19"/>
+              </w:rPr>
+              <w:t xml:space="preserve"> or </w:t>
+            </w:r>
+            <w:r>
+              <w:rPr>
+                <w:rFonts w:ascii="Consolas" w:cs="Consolas" w:eastAsia="Consolas" w:hAnsi="Consolas"/>
+                <w:color w:val="C7254E"/>
+                <w:sz w:val="17"/>
+                <w:szCs w:val="17"/>
+              </w:rPr>
+              <w:t xml:space="preserve">--wait</w:t>
             </w:r>
             <w:r>
               <w:rPr>
@@ -25162,11 +26885,11 @@
       <w:pPr>
         <w:pStyle w:val="Heading2"/>
       </w:pPr>
-      <w:bookmarkStart w:name="_Toc51" w:id="51"/>
+      <w:bookmarkStart w:name="_Toc52" w:id="52"/>
       <w:r>
         <w:t xml:space="preserve">sbatch and srun: the difference</w:t>
       </w:r>
-      <w:bookmarkEnd w:id="51"/>
+      <w:bookmarkEnd w:id="52"/>
     </w:p>
     <w:p>
       <w:pPr>
@@ -26444,105 +28167,7 @@
         <w:t xml:space="preserve">--mode=batch</w:t>
       </w:r>
       <w:r>
-        <w:t xml:space="preserve">, the default):</w:t>
-      </w:r>
-    </w:p>
-    <w:p>
-      <w:pPr>
-        <w:keepNext/>
-        <w:keepLines/>
-        <w:pBdr>
-          <w:top w:val="single" w:color="D0D7DE" w:sz="4" w:space="4"/>
-          <w:left w:val="single" w:color="D0D7DE" w:sz="4" w:space="6"/>
-          <w:right w:val="single" w:color="D0D7DE" w:sz="4" w:space="6"/>
-        </w:pBdr>
-        <w:shd w:fill="F3F5F8" w:color="auto" w:val="clear"/>
-        <w:spacing w:after="0" w:before="80" w:line="250"/>
-        <w:ind w:left="120" w:right="120"/>
-      </w:pPr>
-      <w:r>
-        <w:rPr>
-          <w:rFonts w:ascii="Consolas" w:cs="Consolas" w:eastAsia="Consolas" w:hAnsi="Consolas"/>
-          <w:color w:val="1F2328"/>
-          <w:sz w:val="17"/>
-          <w:szCs w:val="17"/>
-        </w:rPr>
-        <w:t xml:space="preserve">sbatch --parsable -J &lt;testname&gt;.&lt;seed&gt;.&lt;time&gt; --chdir=&lt;run_dir&gt; --partition=dv --time=01:00:00</w:t>
-      </w:r>
-    </w:p>
-    <w:p>
-      <w:pPr>
-        <w:keepNext/>
-        <w:keepLines/>
-        <w:pBdr>
-          <w:left w:val="single" w:color="D0D7DE" w:sz="4" w:space="6"/>
-          <w:right w:val="single" w:color="D0D7DE" w:sz="4" w:space="6"/>
-        </w:pBdr>
-        <w:shd w:fill="F3F5F8" w:color="auto" w:val="clear"/>
-        <w:spacing w:after="0" w:before="0" w:line="250"/>
-        <w:ind w:left="120" w:right="120"/>
-      </w:pPr>
-      <w:r>
-        <w:rPr>
-          <w:rFonts w:ascii="Consolas" w:cs="Consolas" w:eastAsia="Consolas" w:hAnsi="Consolas"/>
-          <w:color w:val="1F2328"/>
-          <w:sz w:val="17"/>
-          <w:szCs w:val="17"/>
-        </w:rPr>
-        <w:t xml:space="preserve">       --mem=8G --cpus-per-task=2 --output=&lt;run_dir&gt;/slurm_%j.log</w:t>
-      </w:r>
-    </w:p>
-    <w:p>
-      <w:pPr>
-        <w:keepNext/>
-        <w:keepLines/>
-        <w:pBdr>
-          <w:left w:val="single" w:color="D0D7DE" w:sz="4" w:space="6"/>
-          <w:right w:val="single" w:color="D0D7DE" w:sz="4" w:space="6"/>
-        </w:pBdr>
-        <w:shd w:fill="F3F5F8" w:color="auto" w:val="clear"/>
-        <w:spacing w:after="0" w:before="0" w:line="250"/>
-        <w:ind w:left="120" w:right="120"/>
-      </w:pPr>
-      <w:r>
-        <w:rPr>
-          <w:rFonts w:ascii="Consolas" w:cs="Consolas" w:eastAsia="Consolas" w:hAnsi="Consolas"/>
-          <w:color w:val="1F2328"/>
-          <w:sz w:val="17"/>
-          <w:szCs w:val="17"/>
-        </w:rPr>
-        <w:t xml:space="preserve">       --dependency=afterok:&lt;build job id&gt; --kill-on-invalid-dep=yes</w:t>
-      </w:r>
-    </w:p>
-    <w:p>
-      <w:pPr>
-        <w:keepNext w:val="false"/>
-        <w:keepLines/>
-        <w:pBdr>
-          <w:left w:val="single" w:color="D0D7DE" w:sz="4" w:space="6"/>
-          <w:bottom w:val="single" w:color="D0D7DE" w:sz="4" w:space="4"/>
-          <w:right w:val="single" w:color="D0D7DE" w:sz="4" w:space="6"/>
-        </w:pBdr>
-        <w:shd w:fill="F3F5F8" w:color="auto" w:val="clear"/>
-        <w:spacing w:after="160" w:before="0" w:line="250"/>
-        <w:ind w:left="120" w:right="120"/>
-      </w:pPr>
-      <w:r>
-        <w:rPr>
-          <w:rFonts w:ascii="Consolas" w:cs="Consolas" w:eastAsia="Consolas" w:hAnsi="Consolas"/>
-          <w:color w:val="1F2328"/>
-          <w:sz w:val="17"/>
-          <w:szCs w:val="17"/>
-        </w:rPr>
-        <w:t xml:space="preserve">       &lt;run_dir&gt;/run.sh</w:t>
-      </w:r>
-    </w:p>
-    <w:p>
-      <w:pPr>
-        <w:spacing w:after="120"/>
-      </w:pPr>
-      <w:r>
-        <w:t xml:space="preserve">Interactive mode (</w:t>
+        <w:t xml:space="preserve">, or </w:t>
       </w:r>
       <w:r>
         <w:rPr>
@@ -26551,7 +28176,7 @@
           <w:sz w:val="20"/>
           <w:szCs w:val="20"/>
         </w:rPr>
-        <w:t xml:space="preserve">--mode=interactive</w:t>
+        <w:t xml:space="preserve">--wait</w:t>
       </w:r>
       <w:r>
         <w:t xml:space="preserve">):</w:t>
@@ -26577,7 +28202,7 @@
           <w:sz w:val="17"/>
           <w:szCs w:val="17"/>
         </w:rPr>
-        <w:t xml:space="preserve">srun --pty -J &lt;testname&gt;.&lt;seed&gt;.&lt;time&gt; --chdir=&lt;run_dir&gt; --partition=dv --time=01:00:00</w:t>
+        <w:t xml:space="preserve">sbatch --parsable -J &lt;testname&gt;.&lt;seed&gt;.&lt;time&gt; --chdir=&lt;run_dir&gt; --partition=dv --time=01:00:00</w:t>
       </w:r>
     </w:p>
     <w:p>
@@ -26599,7 +28224,29 @@
           <w:sz w:val="17"/>
           <w:szCs w:val="17"/>
         </w:rPr>
-        <w:t xml:space="preserve">     --mem=8G --cpus-per-task=2 [--x11]</w:t>
+        <w:t xml:space="preserve">       --mem=8G --cpus-per-task=2 --output=&lt;run_dir&gt;/slurm_%j.log</w:t>
+      </w:r>
+    </w:p>
+    <w:p>
+      <w:pPr>
+        <w:keepNext/>
+        <w:keepLines/>
+        <w:pBdr>
+          <w:left w:val="single" w:color="D0D7DE" w:sz="4" w:space="6"/>
+          <w:right w:val="single" w:color="D0D7DE" w:sz="4" w:space="6"/>
+        </w:pBdr>
+        <w:shd w:fill="F3F5F8" w:color="auto" w:val="clear"/>
+        <w:spacing w:after="0" w:before="0" w:line="250"/>
+        <w:ind w:left="120" w:right="120"/>
+      </w:pPr>
+      <w:r>
+        <w:rPr>
+          <w:rFonts w:ascii="Consolas" w:cs="Consolas" w:eastAsia="Consolas" w:hAnsi="Consolas"/>
+          <w:color w:val="1F2328"/>
+          <w:sz w:val="17"/>
+          <w:szCs w:val="17"/>
+        </w:rPr>
+        <w:t xml:space="preserve">       --dependency=afterok:&lt;build job id&gt; --kill-on-invalid-dep=yes</w:t>
       </w:r>
     </w:p>
     <w:p>
@@ -26622,7 +28269,7 @@
           <w:sz w:val="17"/>
           <w:szCs w:val="17"/>
         </w:rPr>
-        <w:t xml:space="preserve">     bash &lt;run_dir&gt;/run.sh</w:t>
+        <w:t xml:space="preserve">       &lt;run_dir&gt;/run.csh</w:t>
       </w:r>
     </w:p>
     <w:p>
@@ -26630,7 +28277,7 @@
         <w:spacing w:after="120"/>
       </w:pPr>
       <w:r>
-        <w:t xml:space="preserve">Both run the same </w:t>
+        <w:t xml:space="preserve">Interactive mode (the default, or </w:t>
       </w:r>
       <w:r>
         <w:rPr>
@@ -26639,10 +28286,122 @@
           <w:sz w:val="20"/>
           <w:szCs w:val="20"/>
         </w:rPr>
+        <w:t xml:space="preserve">--mode=interactive</w:t>
+      </w:r>
+      <w:r>
+        <w:t xml:space="preserve">):</w:t>
+      </w:r>
+    </w:p>
+    <w:p>
+      <w:pPr>
+        <w:keepNext/>
+        <w:keepLines/>
+        <w:pBdr>
+          <w:top w:val="single" w:color="D0D7DE" w:sz="4" w:space="4"/>
+          <w:left w:val="single" w:color="D0D7DE" w:sz="4" w:space="6"/>
+          <w:right w:val="single" w:color="D0D7DE" w:sz="4" w:space="6"/>
+        </w:pBdr>
+        <w:shd w:fill="F3F5F8" w:color="auto" w:val="clear"/>
+        <w:spacing w:after="0" w:before="80" w:line="250"/>
+        <w:ind w:left="120" w:right="120"/>
+      </w:pPr>
+      <w:r>
+        <w:rPr>
+          <w:rFonts w:ascii="Consolas" w:cs="Consolas" w:eastAsia="Consolas" w:hAnsi="Consolas"/>
+          <w:color w:val="1F2328"/>
+          <w:sz w:val="17"/>
+          <w:szCs w:val="17"/>
+        </w:rPr>
+        <w:t xml:space="preserve">srun --pty -J &lt;testname&gt;.&lt;seed&gt;.&lt;time&gt; --chdir=&lt;run_dir&gt; --partition=dv --time=01:00:00</w:t>
+      </w:r>
+    </w:p>
+    <w:p>
+      <w:pPr>
+        <w:keepNext/>
+        <w:keepLines/>
+        <w:pBdr>
+          <w:left w:val="single" w:color="D0D7DE" w:sz="4" w:space="6"/>
+          <w:right w:val="single" w:color="D0D7DE" w:sz="4" w:space="6"/>
+        </w:pBdr>
+        <w:shd w:fill="F3F5F8" w:color="auto" w:val="clear"/>
+        <w:spacing w:after="0" w:before="0" w:line="250"/>
+        <w:ind w:left="120" w:right="120"/>
+      </w:pPr>
+      <w:r>
+        <w:rPr>
+          <w:rFonts w:ascii="Consolas" w:cs="Consolas" w:eastAsia="Consolas" w:hAnsi="Consolas"/>
+          <w:color w:val="1F2328"/>
+          <w:sz w:val="17"/>
+          <w:szCs w:val="17"/>
+        </w:rPr>
+        <w:t xml:space="preserve">     --mem=8G --cpus-per-task=2 [--x11]</w:t>
+      </w:r>
+    </w:p>
+    <w:p>
+      <w:pPr>
+        <w:keepNext w:val="false"/>
+        <w:keepLines/>
+        <w:pBdr>
+          <w:left w:val="single" w:color="D0D7DE" w:sz="4" w:space="6"/>
+          <w:bottom w:val="single" w:color="D0D7DE" w:sz="4" w:space="4"/>
+          <w:right w:val="single" w:color="D0D7DE" w:sz="4" w:space="6"/>
+        </w:pBdr>
+        <w:shd w:fill="F3F5F8" w:color="auto" w:val="clear"/>
+        <w:spacing w:after="160" w:before="0" w:line="250"/>
+        <w:ind w:left="120" w:right="120"/>
+      </w:pPr>
+      <w:r>
+        <w:rPr>
+          <w:rFonts w:ascii="Consolas" w:cs="Consolas" w:eastAsia="Consolas" w:hAnsi="Consolas"/>
+          <w:color w:val="1F2328"/>
+          <w:sz w:val="17"/>
+          <w:szCs w:val="17"/>
+        </w:rPr>
+        <w:t xml:space="preserve">     tcsh -f &lt;run_dir&gt;/run.csh</w:t>
+      </w:r>
+    </w:p>
+    <w:p>
+      <w:pPr>
+        <w:spacing w:after="120"/>
+      </w:pPr>
+      <w:r>
+        <w:t xml:space="preserve">Both run the same </w:t>
+      </w:r>
+      <w:r>
+        <w:rPr>
+          <w:rFonts w:ascii="Consolas" w:cs="Consolas" w:eastAsia="Consolas" w:hAnsi="Consolas"/>
+          <w:color w:val="C7254E"/>
+          <w:sz w:val="20"/>
+          <w:szCs w:val="20"/>
+        </w:rPr>
+        <w:t xml:space="preserve">run.csh</w:t>
+      </w:r>
+      <w:r>
+        <w:t xml:space="preserve"> (or </w:t>
+      </w:r>
+      <w:r>
+        <w:rPr>
+          <w:rFonts w:ascii="Consolas" w:cs="Consolas" w:eastAsia="Consolas" w:hAnsi="Consolas"/>
+          <w:color w:val="C7254E"/>
+          <w:sz w:val="20"/>
+          <w:szCs w:val="20"/>
+        </w:rPr>
         <w:t xml:space="preserve">run.sh</w:t>
       </w:r>
       <w:r>
-        <w:t xml:space="preserve">, so the steps, logs, status files and PASS/FAIL checking are identical. Only how the job is started and how you get the result differ.</w:t>
+        <w:t xml:space="preserve"> with </w:t>
+      </w:r>
+      <w:r>
+        <w:rPr>
+          <w:rFonts w:ascii="Consolas" w:cs="Consolas" w:eastAsia="Consolas" w:hAnsi="Consolas"/>
+          <w:color w:val="C7254E"/>
+          <w:sz w:val="20"/>
+          <w:szCs w:val="20"/>
+        </w:rPr>
+        <w:t xml:space="preserve">job_shell: sh</w:t>
+      </w:r>
+      <w:r>
+        <w:t xml:space="preserve">), so the steps, logs, status files and PASS/FAIL checking are identical. Only how the job is started and how you get the result differ.</w:t>
       </w:r>
     </w:p>
     <w:p>
@@ -26666,8 +28425,8 @@
         </w:tblBorders>
       </w:tblPr>
       <w:tblGrid>
-        <w:gridCol w:w="3737"/>
-        <w:gridCol w:w="5901"/>
+        <w:gridCol w:w="3896"/>
+        <w:gridCol w:w="5742"/>
       </w:tblGrid>
       <w:tr>
         <w:trPr>
@@ -26675,7 +28434,7 @@
         </w:trPr>
         <w:tc>
           <w:tcPr>
-            <w:tcW w:type="dxa" w:w="3737"/>
+            <w:tcW w:type="dxa" w:w="3896"/>
             <w:tcBorders>
               <w:top w:val="single" w:color="BFC9D4" w:sz="4"/>
               <w:left w:val="single" w:color="BFC9D4" w:sz="4"/>
@@ -26708,7 +28467,7 @@
         </w:tc>
         <w:tc>
           <w:tcPr>
-            <w:tcW w:type="dxa" w:w="5901"/>
+            <w:tcW w:type="dxa" w:w="5742"/>
             <w:tcBorders>
               <w:top w:val="single" w:color="BFC9D4" w:sz="4"/>
               <w:left w:val="single" w:color="BFC9D4" w:sz="4"/>
@@ -26746,7 +28505,7 @@
         </w:trPr>
         <w:tc>
           <w:tcPr>
-            <w:tcW w:type="dxa" w:w="3737"/>
+            <w:tcW w:type="dxa" w:w="3896"/>
             <w:tcBorders>
               <w:top w:val="single" w:color="BFC9D4" w:sz="4"/>
               <w:left w:val="single" w:color="BFC9D4" w:sz="4"/>
@@ -26775,7 +28534,7 @@
         </w:tc>
         <w:tc>
           <w:tcPr>
-            <w:tcW w:type="dxa" w:w="5901"/>
+            <w:tcW w:type="dxa" w:w="5742"/>
             <w:tcBorders>
               <w:top w:val="single" w:color="BFC9D4" w:sz="4"/>
               <w:left w:val="single" w:color="BFC9D4" w:sz="4"/>
@@ -26818,7 +28577,7 @@
         </w:trPr>
         <w:tc>
           <w:tcPr>
-            <w:tcW w:type="dxa" w:w="3737"/>
+            <w:tcW w:type="dxa" w:w="3896"/>
             <w:tcBorders>
               <w:top w:val="single" w:color="BFC9D4" w:sz="4"/>
               <w:left w:val="single" w:color="BFC9D4" w:sz="4"/>
@@ -26848,7 +28607,7 @@
         </w:tc>
         <w:tc>
           <w:tcPr>
-            <w:tcW w:type="dxa" w:w="5901"/>
+            <w:tcW w:type="dxa" w:w="5742"/>
             <w:tcBorders>
               <w:top w:val="single" w:color="BFC9D4" w:sz="4"/>
               <w:left w:val="single" w:color="BFC9D4" w:sz="4"/>
@@ -26874,14 +28633,14 @@
                 <w:sz w:val="17"/>
                 <w:szCs w:val="17"/>
               </w:rPr>
-              <w:t xml:space="preserve">--testcase=smoke --slurm</w:t>
-            </w:r>
-            <w:r>
-              <w:rPr>
-                <w:sz w:val="19"/>
-                <w:szCs w:val="19"/>
-              </w:rPr>
-              <w:t xml:space="preserve"> (batch), later </w:t>
+              <w:t xml:space="preserve">--testcase=smoke --slurm --mode=batch</w:t>
+            </w:r>
+            <w:r>
+              <w:rPr>
+                <w:sz w:val="19"/>
+                <w:szCs w:val="19"/>
+              </w:rPr>
+              <w:t xml:space="preserve">, later </w:t>
             </w:r>
             <w:r>
               <w:rPr>
@@ -26901,7 +28660,7 @@
         </w:trPr>
         <w:tc>
           <w:tcPr>
-            <w:tcW w:type="dxa" w:w="3737"/>
+            <w:tcW w:type="dxa" w:w="3896"/>
             <w:tcBorders>
               <w:top w:val="single" w:color="BFC9D4" w:sz="4"/>
               <w:left w:val="single" w:color="BFC9D4" w:sz="4"/>
@@ -26930,32 +28689,39 @@
         </w:tc>
         <w:tc>
           <w:tcPr>
-            <w:tcW w:type="dxa" w:w="5901"/>
-            <w:tcBorders>
-              <w:top w:val="single" w:color="BFC9D4" w:sz="4"/>
-              <w:left w:val="single" w:color="BFC9D4" w:sz="4"/>
-              <w:bottom w:val="single" w:color="BFC9D4" w:sz="4"/>
-              <w:right w:val="single" w:color="BFC9D4" w:sz="4"/>
-            </w:tcBorders>
-            <w:tcMar>
-              <w:top w:type="dxa" w:w="60"/>
-              <w:left w:type="dxa" w:w="100"/>
-              <w:bottom w:type="dxa" w:w="60"/>
-              <w:right w:type="dxa" w:w="100"/>
-            </w:tcMar>
-          </w:tcPr>
-          <w:p>
-            <w:pPr>
-              <w:spacing w:after="0" w:before="0"/>
-            </w:pPr>
-            <w:r>
-              <w:rPr>
-                <w:rFonts w:ascii="Consolas" w:cs="Consolas" w:eastAsia="Consolas" w:hAnsi="Consolas"/>
-                <w:color w:val="C7254E"/>
-                <w:sz w:val="17"/>
-                <w:szCs w:val="17"/>
-              </w:rPr>
-              <w:t xml:space="preserve">--phase=sim --testcase=smoke --slurm --mode=interactive --gui</w:t>
+            <w:tcW w:type="dxa" w:w="5742"/>
+            <w:tcBorders>
+              <w:top w:val="single" w:color="BFC9D4" w:sz="4"/>
+              <w:left w:val="single" w:color="BFC9D4" w:sz="4"/>
+              <w:bottom w:val="single" w:color="BFC9D4" w:sz="4"/>
+              <w:right w:val="single" w:color="BFC9D4" w:sz="4"/>
+            </w:tcBorders>
+            <w:tcMar>
+              <w:top w:type="dxa" w:w="60"/>
+              <w:left w:type="dxa" w:w="100"/>
+              <w:bottom w:type="dxa" w:w="60"/>
+              <w:right w:type="dxa" w:w="100"/>
+            </w:tcMar>
+          </w:tcPr>
+          <w:p>
+            <w:pPr>
+              <w:spacing w:after="0" w:before="0"/>
+            </w:pPr>
+            <w:r>
+              <w:rPr>
+                <w:rFonts w:ascii="Consolas" w:cs="Consolas" w:eastAsia="Consolas" w:hAnsi="Consolas"/>
+                <w:color w:val="C7254E"/>
+                <w:sz w:val="17"/>
+                <w:szCs w:val="17"/>
+              </w:rPr>
+              <w:t xml:space="preserve">--phase=sim --testcase=smoke --slurm --gui</w:t>
+            </w:r>
+            <w:r>
+              <w:rPr>
+                <w:sz w:val="19"/>
+                <w:szCs w:val="19"/>
+              </w:rPr>
+              <w:t xml:space="preserve"> (interactive)</w:t>
             </w:r>
           </w:p>
         </w:tc>
@@ -26966,7 +28732,7 @@
         </w:trPr>
         <w:tc>
           <w:tcPr>
-            <w:tcW w:type="dxa" w:w="3737"/>
+            <w:tcW w:type="dxa" w:w="3896"/>
             <w:tcBorders>
               <w:top w:val="single" w:color="BFC9D4" w:sz="4"/>
               <w:left w:val="single" w:color="BFC9D4" w:sz="4"/>
@@ -26996,7 +28762,7 @@
         </w:tc>
         <w:tc>
           <w:tcPr>
-            <w:tcW w:type="dxa" w:w="5901"/>
+            <w:tcW w:type="dxa" w:w="5742"/>
             <w:tcBorders>
               <w:top w:val="single" w:color="BFC9D4" w:sz="4"/>
               <w:left w:val="single" w:color="BFC9D4" w:sz="4"/>
@@ -27022,7 +28788,14 @@
                 <w:sz w:val="17"/>
                 <w:szCs w:val="17"/>
               </w:rPr>
-              <w:t xml:space="preserve">--phase=sim --testcase=smoke --slurm --mode=interactive</w:t>
+              <w:t xml:space="preserve">--phase=sim --testcase=smoke --slurm</w:t>
+            </w:r>
+            <w:r>
+              <w:rPr>
+                <w:sz w:val="19"/>
+                <w:szCs w:val="19"/>
+              </w:rPr>
+              <w:t xml:space="preserve"> (interactive)</w:t>
             </w:r>
           </w:p>
         </w:tc>
@@ -27291,10 +29064,10 @@
           <w:b/>
           <w:bCs/>
         </w:rPr>
-        <w:t xml:space="preserve">Make one the default</w:t>
-      </w:r>
-      <w:r>
-        <w:t xml:space="preserve"> with </w:t>
+        <w:t xml:space="preserve">The default is interactive.</w:t>
+      </w:r>
+      <w:r>
+        <w:t xml:space="preserve"> Change it with </w:t>
       </w:r>
       <w:r>
         <w:rPr>
@@ -27306,7 +29079,7 @@
         <w:t xml:space="preserve">slurm.mode: batch</w:t>
       </w:r>
       <w:r>
-        <w:t xml:space="preserve"> or </w:t>
+        <w:t xml:space="preserve"> in the master config or a model's </w:t>
       </w:r>
       <w:r>
         <w:rPr>
@@ -27315,10 +29088,10 @@
           <w:sz w:val="20"/>
           <w:szCs w:val="20"/>
         </w:rPr>
-        <w:t xml:space="preserve">slurm.mode: interactive</w:t>
-      </w:r>
-      <w:r>
-        <w:t xml:space="preserve"> in the master config or a model's </w:t>
+        <w:t xml:space="preserve">slurm:</w:t>
+      </w:r>
+      <w:r>
+        <w:t xml:space="preserve"> block; </w:t>
       </w:r>
       <w:r>
         <w:rPr>
@@ -27327,10 +29100,10 @@
           <w:sz w:val="20"/>
           <w:szCs w:val="20"/>
         </w:rPr>
-        <w:t xml:space="preserve">slurm:</w:t>
-      </w:r>
-      <w:r>
-        <w:t xml:space="preserve"> block; </w:t>
+        <w:t xml:space="preserve">--mode</w:t>
+      </w:r>
+      <w:r>
+        <w:t xml:space="preserve"> overrides it for one run, and </w:t>
       </w:r>
       <w:r>
         <w:rPr>
@@ -27339,10 +29112,66 @@
           <w:sz w:val="20"/>
           <w:szCs w:val="20"/>
         </w:rPr>
+        <w:t xml:space="preserve">--wait</w:t>
+      </w:r>
+      <w:r>
+        <w:t xml:space="preserve"> (without </w:t>
+      </w:r>
+      <w:r>
+        <w:rPr>
+          <w:rFonts w:ascii="Consolas" w:cs="Consolas" w:eastAsia="Consolas" w:hAnsi="Consolas"/>
+          <w:color w:val="C7254E"/>
+          <w:sz w:val="20"/>
+          <w:szCs w:val="20"/>
+        </w:rPr>
         <w:t xml:space="preserve">--mode</w:t>
       </w:r>
       <w:r>
-        <w:t xml:space="preserve"> overrides it for one run.</w:t>
+        <w:t xml:space="preserve">) switches the run to batch.</w:t>
+      </w:r>
+    </w:p>
+    <w:p>
+      <w:pPr>
+        <w:pStyle w:val="ListParagraph"/>
+        <w:numPr>
+          <w:ilvl w:val="0"/>
+          <w:numId w:val="2"/>
+        </w:numPr>
+        <w:spacing w:after="60"/>
+      </w:pPr>
+      <w:r>
+        <w:rPr>
+          <w:b/>
+          <w:bCs/>
+        </w:rPr>
+        <w:t xml:space="preserve">Interactive runs many tests one after another.</w:t>
+      </w:r>
+      <w:r>
+        <w:t xml:space="preserve"> For a regression use </w:t>
+      </w:r>
+      <w:r>
+        <w:rPr>
+          <w:rFonts w:ascii="Consolas" w:cs="Consolas" w:eastAsia="Consolas" w:hAnsi="Consolas"/>
+          <w:color w:val="C7254E"/>
+          <w:sz w:val="20"/>
+          <w:szCs w:val="20"/>
+        </w:rPr>
+        <w:t xml:space="preserve">--mode=batch</w:t>
+      </w:r>
+      <w:r>
+        <w:t xml:space="preserve"> or </w:t>
+      </w:r>
+      <w:r>
+        <w:rPr>
+          <w:rFonts w:ascii="Consolas" w:cs="Consolas" w:eastAsia="Consolas" w:hAnsi="Consolas"/>
+          <w:color w:val="C7254E"/>
+          <w:sz w:val="20"/>
+          <w:szCs w:val="20"/>
+        </w:rPr>
+        <w:t xml:space="preserve">--wait</w:t>
+      </w:r>
+      <w:r>
+        <w:t xml:space="preserve">, so the tests run in parallel.</w:t>
       </w:r>
     </w:p>
     <w:tbl>
@@ -27420,11 +29249,11 @@
       <w:pPr>
         <w:pStyle w:val="Heading2"/>
       </w:pPr>
-      <w:bookmarkStart w:name="_Toc52" w:id="52"/>
+      <w:bookmarkStart w:name="_Toc53" w:id="53"/>
       <w:r>
         <w:t xml:space="preserve">What is submitted</w:t>
       </w:r>
-      <w:bookmarkEnd w:id="52"/>
+      <w:bookmarkEnd w:id="53"/>
     </w:p>
     <w:p>
       <w:pPr>
@@ -27557,7 +29386,7 @@
           <w:sz w:val="17"/>
           <w:szCs w:val="17"/>
         </w:rPr>
-        <w:t xml:space="preserve">       &lt;proj&gt;/out/dut_a/tests/smoke.1/run.sh</w:t>
+        <w:t xml:space="preserve">       &lt;proj&gt;/out/dut_a/tests/smoke.1/run.csh</w:t>
       </w:r>
     </w:p>
     <w:p>
@@ -27699,11 +29528,11 @@
       <w:pPr>
         <w:pStyle w:val="Heading2"/>
       </w:pPr>
-      <w:bookmarkStart w:name="_Toc53" w:id="53"/>
+      <w:bookmarkStart w:name="_Toc54" w:id="54"/>
       <w:r>
         <w:t xml:space="preserve">Slurm settings</w:t>
       </w:r>
-      <w:bookmarkEnd w:id="53"/>
+      <w:bookmarkEnd w:id="54"/>
     </w:p>
     <w:p>
       <w:pPr>
@@ -27769,7 +29598,7 @@
           <w:sz w:val="17"/>
           <w:szCs w:val="17"/>
         </w:rPr>
-        <w:t xml:space="preserve">  mode: batch</w:t>
+        <w:t xml:space="preserve">  mode: interactive            # default; batch with --mode=batch or --wait</w:t>
       </w:r>
     </w:p>
     <w:p>
@@ -28273,11 +30102,11 @@
       <w:pPr>
         <w:pStyle w:val="Heading2"/>
       </w:pPr>
-      <w:bookmarkStart w:name="_Toc54" w:id="54"/>
+      <w:bookmarkStart w:name="_Toc55" w:id="55"/>
       <w:r>
         <w:t xml:space="preserve">Memory and extra Slurm options</w:t>
       </w:r>
-      <w:bookmarkEnd w:id="54"/>
+      <w:bookmarkEnd w:id="55"/>
     </w:p>
     <w:p>
       <w:pPr>
@@ -29135,11 +30964,11 @@
       <w:pPr>
         <w:pStyle w:val="Heading2"/>
       </w:pPr>
-      <w:bookmarkStart w:name="_Toc55" w:id="55"/>
+      <w:bookmarkStart w:name="_Toc56" w:id="56"/>
       <w:r>
         <w:t xml:space="preserve">Time limits</w:t>
       </w:r>
-      <w:bookmarkEnd w:id="55"/>
+      <w:bookmarkEnd w:id="56"/>
     </w:p>
     <w:p>
       <w:pPr>
@@ -29830,11 +31659,11 @@
       <w:pPr>
         <w:pStyle w:val="Heading2"/>
       </w:pPr>
-      <w:bookmarkStart w:name="_Toc56" w:id="56"/>
+      <w:bookmarkStart w:name="_Toc57" w:id="57"/>
       <w:r>
         <w:t xml:space="preserve">Tracking jobs</w:t>
       </w:r>
-      <w:bookmarkEnd w:id="56"/>
+      <w:bookmarkEnd w:id="57"/>
     </w:p>
     <w:p>
       <w:pPr>
@@ -30498,11 +32327,11 @@
       <w:pPr>
         <w:pStyle w:val="Heading2"/>
       </w:pPr>
-      <w:bookmarkStart w:name="_Toc57" w:id="57"/>
+      <w:bookmarkStart w:name="_Toc58" w:id="58"/>
       <w:r>
         <w:t xml:space="preserve">Killed jobs</w:t>
       </w:r>
-      <w:bookmarkEnd w:id="57"/>
+      <w:bookmarkEnd w:id="58"/>
     </w:p>
     <w:tbl>
       <w:tblPr>
@@ -30655,12 +32484,51 @@
             </w:pPr>
             <w:r>
               <w:rPr>
-                <w:rFonts w:ascii="Consolas" w:cs="Consolas" w:eastAsia="Consolas" w:hAnsi="Consolas"/>
-                <w:color w:val="C7254E"/>
-                <w:sz w:val="17"/>
-                <w:szCs w:val="17"/>
-              </w:rPr>
-              <w:t xml:space="preserve">FAIL &lt;step&gt; killed by SIGTERM (scancel / time limit / preemption)</w:t>
+                <w:sz w:val="19"/>
+                <w:szCs w:val="19"/>
+              </w:rPr>
+              <w:t xml:space="preserve">tcsh scripts: status stays RUNNING, tracker reports </w:t>
+            </w:r>
+            <w:r>
+              <w:rPr>
+                <w:rFonts w:ascii="Consolas" w:cs="Consolas" w:eastAsia="Consolas" w:hAnsi="Consolas"/>
+                <w:color w:val="C7254E"/>
+                <w:sz w:val="17"/>
+                <w:szCs w:val="17"/>
+              </w:rPr>
+              <w:t xml:space="preserve">FAIL (slurm TIMEOUT)</w:t>
+            </w:r>
+            <w:r>
+              <w:rPr>
+                <w:sz w:val="19"/>
+                <w:szCs w:val="19"/>
+              </w:rPr>
+              <w:t xml:space="preserve"> / </w:t>
+            </w:r>
+            <w:r>
+              <w:rPr>
+                <w:rFonts w:ascii="Consolas" w:cs="Consolas" w:eastAsia="Consolas" w:hAnsi="Consolas"/>
+                <w:color w:val="C7254E"/>
+                <w:sz w:val="17"/>
+                <w:szCs w:val="17"/>
+              </w:rPr>
+              <w:t xml:space="preserve">FAIL (slurm CANCELLED)</w:t>
+            </w:r>
+            <w:r>
+              <w:rPr>
+                <w:sz w:val="19"/>
+                <w:szCs w:val="19"/>
+              </w:rPr>
+              <w:t xml:space="preserve"> from sacct. sh scripts: </w:t>
+            </w:r>
+            <w:r>
+              <w:rPr>
+                <w:rFonts w:ascii="Consolas" w:cs="Consolas" w:eastAsia="Consolas" w:hAnsi="Consolas"/>
+                <w:color w:val="C7254E"/>
+                <w:sz w:val="17"/>
+                <w:szCs w:val="17"/>
+              </w:rPr>
+              <w:t xml:space="preserve">FAIL &lt;phase&gt; killed by SIGTERM (scancel / time limit / preemption)</w:t>
             </w:r>
           </w:p>
         </w:tc>
@@ -30830,11 +32698,11 @@
       <w:pPr>
         <w:pStyle w:val="Heading2"/>
       </w:pPr>
-      <w:bookmarkStart w:name="_Toc58" w:id="58"/>
+      <w:bookmarkStart w:name="_Toc59" w:id="59"/>
       <w:r>
         <w:t xml:space="preserve">Useful Slurm commands</w:t>
       </w:r>
-      <w:bookmarkEnd w:id="58"/>
+      <w:bookmarkEnd w:id="59"/>
     </w:p>
     <w:p>
       <w:pPr>
@@ -31019,21 +32887,21 @@
         <w:pStyle w:val="Heading1"/>
         <w:pageBreakBefore/>
       </w:pPr>
-      <w:bookmarkStart w:name="_Toc59" w:id="59"/>
+      <w:bookmarkStart w:name="_Toc60" w:id="60"/>
       <w:r>
         <w:t xml:space="preserve">Waves: dump and open in DVE</w:t>
       </w:r>
-      <w:bookmarkEnd w:id="59"/>
+      <w:bookmarkEnd w:id="60"/>
     </w:p>
     <w:p>
       <w:pPr>
         <w:pStyle w:val="Heading2"/>
       </w:pPr>
-      <w:bookmarkStart w:name="_Toc60" w:id="60"/>
+      <w:bookmarkStart w:name="_Toc61" w:id="61"/>
       <w:r>
         <w:t xml:space="preserve">Dumping waves</w:t>
       </w:r>
-      <w:bookmarkEnd w:id="60"/>
+      <w:bookmarkEnd w:id="61"/>
     </w:p>
     <w:p>
       <w:pPr>
@@ -31890,11 +33758,11 @@
       <w:pPr>
         <w:pStyle w:val="Heading2"/>
       </w:pPr>
-      <w:bookmarkStart w:name="_Toc61" w:id="61"/>
+      <w:bookmarkStart w:name="_Toc62" w:id="62"/>
       <w:r>
         <w:t xml:space="preserve">Opening waves</w:t>
       </w:r>
-      <w:bookmarkEnd w:id="61"/>
+      <w:bookmarkEnd w:id="62"/>
     </w:p>
     <w:p>
       <w:pPr>
@@ -32081,7 +33949,7 @@
           <w:sz w:val="20"/>
           <w:szCs w:val="20"/>
         </w:rPr>
-        <w:t xml:space="preserve">run.sh</w:t>
+        <w:t xml:space="preserve">run.csh</w:t>
       </w:r>
       <w:r>
         <w:t xml:space="preserve">, </w:t>
@@ -32093,7 +33961,7 @@
           <w:sz w:val="20"/>
           <w:szCs w:val="20"/>
         </w:rPr>
-        <w:t xml:space="preserve">.cmd</w:t>
+        <w:t xml:space="preserve">waves.csh</w:t>
       </w:r>
       <w:r>
         <w:t xml:space="preserve"> and log are there), so the test's own result files are never touched.</w:t>
@@ -32238,18 +34106,18 @@
           <w:sz w:val="17"/>
           <w:szCs w:val="17"/>
         </w:rPr>
-        <w:t xml:space="preserve">         bash out/dut_a/tests/reg_reset.1/waves_view/run.sh</w:t>
+        <w:t xml:space="preserve">         tcsh -f out/dut_a/tests/reg_reset.1/waves_view/run.csh</w:t>
       </w:r>
     </w:p>
     <w:p>
       <w:pPr>
         <w:pStyle w:val="Heading2"/>
       </w:pPr>
-      <w:bookmarkStart w:name="_Toc62" w:id="62"/>
+      <w:bookmarkStart w:name="_Toc63" w:id="63"/>
       <w:r>
         <w:t xml:space="preserve">Viewer and its Slurm settings</w:t>
       </w:r>
-      <w:bookmarkEnd w:id="62"/>
+      <w:bookmarkEnd w:id="63"/>
     </w:p>
     <w:p>
       <w:pPr>
@@ -32860,11 +34728,11 @@
       <w:pPr>
         <w:pStyle w:val="Heading2"/>
       </w:pPr>
-      <w:bookmarkStart w:name="_Toc63" w:id="63"/>
+      <w:bookmarkStart w:name="_Toc64" w:id="64"/>
       <w:r>
         <w:t xml:space="preserve">Problems with waves</w:t>
       </w:r>
-      <w:bookmarkEnd w:id="63"/>
+      <w:bookmarkEnd w:id="64"/>
     </w:p>
     <w:tbl>
       <w:tblPr>
@@ -33596,21 +35464,21 @@
         <w:pStyle w:val="Heading1"/>
         <w:pageBreakBefore/>
       </w:pPr>
-      <w:bookmarkStart w:name="_Toc64" w:id="64"/>
+      <w:bookmarkStart w:name="_Toc65" w:id="65"/>
       <w:r>
         <w:t xml:space="preserve">Debugging and troubleshooting</w:t>
       </w:r>
-      <w:bookmarkEnd w:id="64"/>
+      <w:bookmarkEnd w:id="65"/>
     </w:p>
     <w:p>
       <w:pPr>
         <w:pStyle w:val="Heading2"/>
       </w:pPr>
-      <w:bookmarkStart w:name="_Toc65" w:id="65"/>
+      <w:bookmarkStart w:name="_Toc66" w:id="66"/>
       <w:r>
         <w:t xml:space="preserve">A systematic approach</w:t>
       </w:r>
-      <w:bookmarkEnd w:id="65"/>
+      <w:bookmarkEnd w:id="66"/>
     </w:p>
     <w:p>
       <w:pPr>
@@ -33789,7 +35657,7 @@
           <w:b/>
           <w:bCs/>
         </w:rPr>
-        <w:t xml:space="preserve">Re-run the failing step by hand</w:t>
+        <w:t xml:space="preserve">Re-run the failing phase by hand</w:t>
       </w:r>
       <w:r>
         <w:t xml:space="preserve">: </w:t>
@@ -33801,10 +35669,34 @@
           <w:sz w:val="20"/>
           <w:szCs w:val="20"/>
         </w:rPr>
-        <w:t xml:space="preserve">cd &lt;dir&gt;; bash sim.phase.cmd</w:t>
-      </w:r>
-      <w:r>
-        <w:t xml:space="preserve">. It is exactly what the flow ran.</w:t>
+        <w:t xml:space="preserve">cd &lt;dir&gt;; tcsh -f sim.csh</w:t>
+      </w:r>
+      <w:r>
+        <w:t xml:space="preserve"> (or </w:t>
+      </w:r>
+      <w:r>
+        <w:rPr>
+          <w:rFonts w:ascii="Consolas" w:cs="Consolas" w:eastAsia="Consolas" w:hAnsi="Consolas"/>
+          <w:color w:val="C7254E"/>
+          <w:sz w:val="20"/>
+          <w:szCs w:val="20"/>
+        </w:rPr>
+        <w:t xml:space="preserve">sh sim.sh</w:t>
+      </w:r>
+      <w:r>
+        <w:t xml:space="preserve">). It runs exactly the pre_phase, phase and post_phase commands the flow ran. To re-run one step only, copy its command from the script or from the </w:t>
+      </w:r>
+      <w:r>
+        <w:rPr>
+          <w:rFonts w:ascii="Consolas" w:cs="Consolas" w:eastAsia="Consolas" w:hAnsi="Consolas"/>
+          <w:color w:val="C7254E"/>
+          <w:sz w:val="20"/>
+          <w:szCs w:val="20"/>
+        </w:rPr>
+        <w:t xml:space="preserve">=== [step]</w:t>
+      </w:r>
+      <w:r>
+        <w:t xml:space="preserve"> line in the log.</w:t>
       </w:r>
     </w:p>
     <w:p>
@@ -33833,7 +35725,7 @@
           <w:sz w:val="20"/>
           <w:szCs w:val="20"/>
         </w:rPr>
-        <w:t xml:space="preserve">bash run.sh</w:t>
+        <w:t xml:space="preserve">tcsh -f run.csh</w:t>
       </w:r>
       <w:r>
         <w:t xml:space="preserve"> - identical to what Slurm runs.</w:t>
@@ -33997,18 +35889,18 @@
           <w:sz w:val="17"/>
           <w:szCs w:val="17"/>
         </w:rPr>
-        <w:t xml:space="preserve">bash sim.phase.cmd            # re-run just the simulation</w:t>
+        <w:t xml:space="preserve">tcsh -f sim.csh               # re-run the sim phase (pre, main, post)</w:t>
       </w:r>
     </w:p>
     <w:p>
       <w:pPr>
         <w:pStyle w:val="Heading2"/>
       </w:pPr>
-      <w:bookmarkStart w:name="_Toc66" w:id="66"/>
+      <w:bookmarkStart w:name="_Toc67" w:id="67"/>
       <w:r>
         <w:t xml:space="preserve">Error messages</w:t>
       </w:r>
-      <w:bookmarkEnd w:id="66"/>
+      <w:bookmarkEnd w:id="67"/>
     </w:p>
     <w:tbl>
       <w:tblPr>
@@ -36669,11 +38561,11 @@
       <w:pPr>
         <w:pStyle w:val="Heading2"/>
       </w:pPr>
-      <w:bookmarkStart w:name="_Toc67" w:id="67"/>
+      <w:bookmarkStart w:name="_Toc68" w:id="68"/>
       <w:r>
         <w:t xml:space="preserve">Jobs stay PENDING</w:t>
       </w:r>
-      <w:bookmarkEnd w:id="67"/>
+      <w:bookmarkEnd w:id="68"/>
     </w:p>
     <w:p>
       <w:pPr>
@@ -37191,11 +39083,11 @@
       <w:pPr>
         <w:pStyle w:val="Heading2"/>
       </w:pPr>
-      <w:bookmarkStart w:name="_Toc68" w:id="68"/>
+      <w:bookmarkStart w:name="_Toc69" w:id="69"/>
       <w:r>
         <w:t xml:space="preserve">GUI does not open</w:t>
       </w:r>
-      <w:bookmarkEnd w:id="68"/>
+      <w:bookmarkEnd w:id="69"/>
     </w:p>
     <w:p>
       <w:pPr>
@@ -37207,7 +39099,7 @@
         <w:spacing w:after="60"/>
       </w:pPr>
       <w:r>
-        <w:t xml:space="preserve">Use interactive mode: </w:t>
+        <w:t xml:space="preserve">Use interactive mode (the default): </w:t>
       </w:r>
       <w:r>
         <w:rPr>
@@ -37216,7 +39108,7 @@
           <w:sz w:val="20"/>
           <w:szCs w:val="20"/>
         </w:rPr>
-        <w:t xml:space="preserve">--slurm --mode=interactive --gui</w:t>
+        <w:t xml:space="preserve">--slurm --gui</w:t>
       </w:r>
       <w:r>
         <w:t xml:space="preserve">.</w:t>
@@ -37324,11 +39216,11 @@
       <w:pPr>
         <w:pStyle w:val="Heading2"/>
       </w:pPr>
-      <w:bookmarkStart w:name="_Toc69" w:id="69"/>
+      <w:bookmarkStart w:name="_Toc70" w:id="70"/>
       <w:r>
         <w:t xml:space="preserve">A variable has the wrong value</w:t>
       </w:r>
-      <w:bookmarkEnd w:id="69"/>
+      <w:bookmarkEnd w:id="70"/>
     </w:p>
     <w:p>
       <w:pPr>
@@ -37454,11 +39346,11 @@
       <w:pPr>
         <w:pStyle w:val="Heading2"/>
       </w:pPr>
-      <w:bookmarkStart w:name="_Toc70" w:id="70"/>
+      <w:bookmarkStart w:name="_Toc71" w:id="71"/>
       <w:r>
         <w:t xml:space="preserve">Windows / Git Bash notes</w:t>
       </w:r>
-      <w:bookmarkEnd w:id="70"/>
+      <w:bookmarkEnd w:id="71"/>
     </w:p>
     <w:p>
       <w:pPr>
@@ -37539,11 +39431,11 @@
         <w:pStyle w:val="Heading1"/>
         <w:pageBreakBefore/>
       </w:pPr>
-      <w:bookmarkStart w:name="_Toc71" w:id="71"/>
+      <w:bookmarkStart w:name="_Toc72" w:id="72"/>
       <w:r>
         <w:t xml:space="preserve">Writing YAML files</w:t>
       </w:r>
-      <w:bookmarkEnd w:id="71"/>
+      <w:bookmarkEnd w:id="72"/>
     </w:p>
     <w:p>
       <w:pPr>
@@ -37567,11 +39459,11 @@
       <w:pPr>
         <w:pStyle w:val="Heading2"/>
       </w:pPr>
-      <w:bookmarkStart w:name="_Toc72" w:id="72"/>
+      <w:bookmarkStart w:name="_Toc73" w:id="73"/>
       <w:r>
         <w:t xml:space="preserve">Rules that matter most</w:t>
       </w:r>
-      <w:bookmarkEnd w:id="72"/>
+      <w:bookmarkEnd w:id="73"/>
     </w:p>
     <w:p>
       <w:pPr>
@@ -37859,11 +39751,11 @@
       <w:pPr>
         <w:pStyle w:val="Heading2"/>
       </w:pPr>
-      <w:bookmarkStart w:name="_Toc73" w:id="73"/>
+      <w:bookmarkStart w:name="_Toc74" w:id="74"/>
       <w:r>
         <w:t xml:space="preserve">When to quote</w:t>
       </w:r>
-      <w:bookmarkEnd w:id="73"/>
+      <w:bookmarkEnd w:id="74"/>
     </w:p>
     <w:p>
       <w:pPr>
@@ -38463,11 +40355,11 @@
       <w:pPr>
         <w:pStyle w:val="Heading2"/>
       </w:pPr>
-      <w:bookmarkStart w:name="_Toc74" w:id="74"/>
+      <w:bookmarkStart w:name="_Toc75" w:id="75"/>
       <w:r>
         <w:t xml:space="preserve">Inline mappings</w:t>
       </w:r>
-      <w:bookmarkEnd w:id="74"/>
+      <w:bookmarkEnd w:id="75"/>
     </w:p>
     <w:p>
       <w:pPr>
@@ -38584,11 +40476,11 @@
       <w:pPr>
         <w:pStyle w:val="Heading2"/>
       </w:pPr>
-      <w:bookmarkStart w:name="_Toc75" w:id="75"/>
+      <w:bookmarkStart w:name="_Toc76" w:id="76"/>
       <w:r>
         <w:t xml:space="preserve">Multi-line values</w:t>
       </w:r>
-      <w:bookmarkEnd w:id="75"/>
+      <w:bookmarkEnd w:id="76"/>
     </w:p>
     <w:p>
       <w:pPr>
@@ -38728,11 +40620,11 @@
       <w:pPr>
         <w:pStyle w:val="Heading2"/>
       </w:pPr>
-      <w:bookmarkStart w:name="_Toc76" w:id="76"/>
+      <w:bookmarkStart w:name="_Toc77" w:id="77"/>
       <w:r>
         <w:t xml:space="preserve">Anchors, aliases and merge keys</w:t>
       </w:r>
-      <w:bookmarkEnd w:id="76"/>
+      <w:bookmarkEnd w:id="77"/>
     </w:p>
     <w:p>
       <w:pPr>
@@ -38942,11 +40834,11 @@
       <w:pPr>
         <w:pStyle w:val="Heading2"/>
       </w:pPr>
-      <w:bookmarkStart w:name="_Toc77" w:id="77"/>
+      <w:bookmarkStart w:name="_Toc78" w:id="78"/>
       <w:r>
         <w:t xml:space="preserve">Checklist when YAML fails</w:t>
       </w:r>
-      <w:bookmarkEnd w:id="77"/>
+      <w:bookmarkEnd w:id="78"/>
     </w:p>
     <w:p>
       <w:pPr>
@@ -39076,11 +40968,11 @@
         <w:pStyle w:val="Heading1"/>
         <w:pageBreakBefore/>
       </w:pPr>
-      <w:bookmarkStart w:name="_Toc78" w:id="78"/>
+      <w:bookmarkStart w:name="_Toc79" w:id="79"/>
       <w:r>
         <w:t xml:space="preserve">Writing Jinja templates</w:t>
       </w:r>
-      <w:bookmarkEnd w:id="78"/>
+      <w:bookmarkEnd w:id="79"/>
     </w:p>
     <w:p>
       <w:pPr>
@@ -39094,11 +40986,11 @@
       <w:pPr>
         <w:pStyle w:val="Heading2"/>
       </w:pPr>
-      <w:bookmarkStart w:name="_Toc79" w:id="79"/>
+      <w:bookmarkStart w:name="_Toc80" w:id="80"/>
       <w:r>
         <w:t xml:space="preserve">Syntax</w:t>
       </w:r>
-      <w:bookmarkEnd w:id="79"/>
+      <w:bookmarkEnd w:id="80"/>
     </w:p>
     <w:tbl>
       <w:tblPr>
@@ -39782,11 +41674,11 @@
       <w:pPr>
         <w:pStyle w:val="Heading2"/>
       </w:pPr>
-      <w:bookmarkStart w:name="_Toc80" w:id="80"/>
+      <w:bookmarkStart w:name="_Toc81" w:id="81"/>
       <w:r>
         <w:t xml:space="preserve">Common patterns</w:t>
       </w:r>
-      <w:bookmarkEnd w:id="80"/>
+      <w:bookmarkEnd w:id="81"/>
     </w:p>
     <w:p>
       <w:pPr>
@@ -40366,11 +42258,11 @@
       <w:pPr>
         <w:pStyle w:val="Heading2"/>
       </w:pPr>
-      <w:bookmarkStart w:name="_Toc81" w:id="81"/>
+      <w:bookmarkStart w:name="_Toc82" w:id="82"/>
       <w:r>
         <w:t xml:space="preserve">Tips</w:t>
       </w:r>
-      <w:bookmarkEnd w:id="81"/>
+      <w:bookmarkEnd w:id="82"/>
     </w:p>
     <w:p>
       <w:pPr>
@@ -40877,11 +42769,11 @@
       <w:pPr>
         <w:pStyle w:val="Heading2"/>
       </w:pPr>
-      <w:bookmarkStart w:name="_Toc82" w:id="82"/>
+      <w:bookmarkStart w:name="_Toc83" w:id="83"/>
       <w:r>
         <w:t xml:space="preserve">Common Jinja mistakes</w:t>
       </w:r>
-      <w:bookmarkEnd w:id="82"/>
+      <w:bookmarkEnd w:id="83"/>
     </w:p>
     <w:tbl>
       <w:tblPr>
@@ -41683,11 +43575,11 @@
         <w:pStyle w:val="Heading1"/>
         <w:pageBreakBefore/>
       </w:pPr>
-      <w:bookmarkStart w:name="_Toc83" w:id="83"/>
+      <w:bookmarkStart w:name="_Toc84" w:id="84"/>
       <w:r>
         <w:t xml:space="preserve">Code structure (for maintainers)</w:t>
       </w:r>
-      <w:bookmarkEnd w:id="83"/>
+      <w:bookmarkEnd w:id="84"/>
     </w:p>
     <w:p>
       <w:pPr>
@@ -42621,7 +44513,55 @@
                 <w:sz w:val="19"/>
                 <w:szCs w:val="19"/>
               </w:rPr>
-              <w:t xml:space="preserve">Writes </w:t>
+              <w:t xml:space="preserve">Writes the per-phase </w:t>
+            </w:r>
+            <w:r>
+              <w:rPr>
+                <w:rFonts w:ascii="Consolas" w:cs="Consolas" w:eastAsia="Consolas" w:hAnsi="Consolas"/>
+                <w:color w:val="C7254E"/>
+                <w:sz w:val="17"/>
+                <w:szCs w:val="17"/>
+              </w:rPr>
+              <w:t xml:space="preserve">&lt;phase&gt;.csh</w:t>
+            </w:r>
+            <w:r>
+              <w:rPr>
+                <w:sz w:val="19"/>
+                <w:szCs w:val="19"/>
+              </w:rPr>
+              <w:t xml:space="preserve"> / </w:t>
+            </w:r>
+            <w:r>
+              <w:rPr>
+                <w:rFonts w:ascii="Consolas" w:cs="Consolas" w:eastAsia="Consolas" w:hAnsi="Consolas"/>
+                <w:color w:val="C7254E"/>
+                <w:sz w:val="17"/>
+                <w:szCs w:val="17"/>
+              </w:rPr>
+              <w:t xml:space="preserve">&lt;phase&gt;.sh</w:t>
+            </w:r>
+            <w:r>
+              <w:rPr>
+                <w:sz w:val="19"/>
+                <w:szCs w:val="19"/>
+              </w:rPr>
+              <w:t xml:space="preserve"> scripts and </w:t>
+            </w:r>
+            <w:r>
+              <w:rPr>
+                <w:rFonts w:ascii="Consolas" w:cs="Consolas" w:eastAsia="Consolas" w:hAnsi="Consolas"/>
+                <w:color w:val="C7254E"/>
+                <w:sz w:val="17"/>
+                <w:szCs w:val="17"/>
+              </w:rPr>
+              <w:t xml:space="preserve">run.csh</w:t>
+            </w:r>
+            <w:r>
+              <w:rPr>
+                <w:sz w:val="19"/>
+                <w:szCs w:val="19"/>
+              </w:rPr>
+              <w:t xml:space="preserve"> / </w:t>
             </w:r>
             <w:r>
               <w:rPr>
@@ -42637,23 +44577,7 @@
                 <w:sz w:val="19"/>
                 <w:szCs w:val="19"/>
               </w:rPr>
-              <w:t xml:space="preserve"> and the </w:t>
-            </w:r>
-            <w:r>
-              <w:rPr>
-                <w:rFonts w:ascii="Consolas" w:cs="Consolas" w:eastAsia="Consolas" w:hAnsi="Consolas"/>
-                <w:color w:val="C7254E"/>
-                <w:sz w:val="17"/>
-                <w:szCs w:val="17"/>
-              </w:rPr>
-              <w:t xml:space="preserve">.cmd</w:t>
-            </w:r>
-            <w:r>
-              <w:rPr>
-                <w:sz w:val="19"/>
-                <w:szCs w:val="19"/>
-              </w:rPr>
-              <w:t xml:space="preserve"> files; builds the </w:t>
+              <w:t xml:space="preserve">; builds the </w:t>
             </w:r>
             <w:r>
               <w:rPr>
@@ -43122,7 +45046,7 @@
           <w:sz w:val="17"/>
           <w:szCs w:val="17"/>
         </w:rPr>
-        <w:t xml:space="preserve">  -&gt; Runner(flow).execute(jobs)    jobscript.write_script -&gt; run.sh, *.cmd</w:t>
+        <w:t xml:space="preserve">  -&gt; Runner(flow).execute(jobs)    jobscript.write_script -&gt; run.csh/.sh, &lt;phase&gt;.csh/.sh</w:t>
       </w:r>
     </w:p>
     <w:p>
@@ -43488,7 +45412,7 @@
                 <w:sz w:val="19"/>
                 <w:szCs w:val="19"/>
               </w:rPr>
-              <w:t xml:space="preserve">What run.sh does</w:t>
+              <w:t xml:space="preserve">What the job scripts do</w:t>
             </w:r>
           </w:p>
         </w:tc>
@@ -43519,7 +45443,55 @@
                 <w:sz w:val="17"/>
                 <w:szCs w:val="17"/>
               </w:rPr>
-              <w:t xml:space="preserve">jobscript.write_script</w:t>
+              <w:t xml:space="preserve">jobscript.csh_phase_script</w:t>
+            </w:r>
+            <w:r>
+              <w:rPr>
+                <w:sz w:val="19"/>
+                <w:szCs w:val="19"/>
+              </w:rPr>
+              <w:t xml:space="preserve">, </w:t>
+            </w:r>
+            <w:r>
+              <w:rPr>
+                <w:rFonts w:ascii="Consolas" w:cs="Consolas" w:eastAsia="Consolas" w:hAnsi="Consolas"/>
+                <w:color w:val="C7254E"/>
+                <w:sz w:val="17"/>
+                <w:szCs w:val="17"/>
+              </w:rPr>
+              <w:t xml:space="preserve">sh_phase_script</w:t>
+            </w:r>
+            <w:r>
+              <w:rPr>
+                <w:sz w:val="19"/>
+                <w:szCs w:val="19"/>
+              </w:rPr>
+              <w:t xml:space="preserve">, </w:t>
+            </w:r>
+            <w:r>
+              <w:rPr>
+                <w:rFonts w:ascii="Consolas" w:cs="Consolas" w:eastAsia="Consolas" w:hAnsi="Consolas"/>
+                <w:color w:val="C7254E"/>
+                <w:sz w:val="17"/>
+                <w:szCs w:val="17"/>
+              </w:rPr>
+              <w:t xml:space="preserve">csh_run_script</w:t>
+            </w:r>
+            <w:r>
+              <w:rPr>
+                <w:sz w:val="19"/>
+                <w:szCs w:val="19"/>
+              </w:rPr>
+              <w:t xml:space="preserve">, </w:t>
+            </w:r>
+            <w:r>
+              <w:rPr>
+                <w:rFonts w:ascii="Consolas" w:cs="Consolas" w:eastAsia="Consolas" w:hAnsi="Consolas"/>
+                <w:color w:val="C7254E"/>
+                <w:sz w:val="17"/>
+                <w:szCs w:val="17"/>
+              </w:rPr>
+              <w:t xml:space="preserve">sh_run_script</w:t>
             </w:r>
             <w:r>
               <w:rPr>
@@ -43688,21 +45660,21 @@
         <w:pStyle w:val="Heading1"/>
         <w:pageBreakBefore/>
       </w:pPr>
-      <w:bookmarkStart w:name="_Toc84" w:id="84"/>
+      <w:bookmarkStart w:name="_Toc85" w:id="85"/>
       <w:r>
         <w:t xml:space="preserve">Appendix</w:t>
       </w:r>
-      <w:bookmarkEnd w:id="84"/>
+      <w:bookmarkEnd w:id="85"/>
     </w:p>
     <w:p>
       <w:pPr>
         <w:pStyle w:val="Heading2"/>
       </w:pPr>
-      <w:bookmarkStart w:name="_Toc85" w:id="85"/>
+      <w:bookmarkStart w:name="_Toc86" w:id="86"/>
       <w:r>
         <w:t xml:space="preserve">Complete example: project config</w:t>
       </w:r>
-      <w:bookmarkEnd w:id="85"/>
+      <w:bookmarkEnd w:id="86"/>
     </w:p>
     <w:p>
       <w:pPr>
@@ -44282,11 +46254,11 @@
       <w:pPr>
         <w:pStyle w:val="Heading2"/>
       </w:pPr>
-      <w:bookmarkStart w:name="_Toc86" w:id="86"/>
+      <w:bookmarkStart w:name="_Toc87" w:id="87"/>
       <w:r>
         <w:t xml:space="preserve">Complete example: test list</w:t>
       </w:r>
-      <w:bookmarkEnd w:id="86"/>
+      <w:bookmarkEnd w:id="87"/>
     </w:p>
     <w:p>
       <w:pPr>
@@ -45240,11 +47212,11 @@
       <w:pPr>
         <w:pStyle w:val="Heading2"/>
       </w:pPr>
-      <w:bookmarkStart w:name="_Toc87" w:id="87"/>
+      <w:bookmarkStart w:name="_Toc88" w:id="88"/>
       <w:r>
         <w:t xml:space="preserve">The full command of one simulation</w:t>
       </w:r>
-      <w:bookmarkEnd w:id="87"/>
+      <w:bookmarkEnd w:id="88"/>
     </w:p>
     <w:p>
       <w:pPr>
@@ -45286,7 +47258,7 @@
           <w:sz w:val="17"/>
           <w:szCs w:val="17"/>
         </w:rPr>
-        <w:t xml:space="preserve"># submitted</w:t>
+        <w:t xml:space="preserve"># started (interactive is the default slurm mode)</w:t>
       </w:r>
     </w:p>
     <w:p>
@@ -45308,7 +47280,7 @@
           <w:sz w:val="17"/>
           <w:szCs w:val="17"/>
         </w:rPr>
-        <w:t xml:space="preserve">sbatch --parsable -J dut_a_reg_test.1.&lt;time&gt; --chdir=&lt;proj&gt;/out/dut_a/tests/reg_reset.1</w:t>
+        <w:t xml:space="preserve">srun --pty -J dut_a_reg_test.1.&lt;time&gt; --chdir=&lt;proj&gt;/out/dut_a/tests/reg_reset.1</w:t>
       </w:r>
     </w:p>
     <w:p>
@@ -45330,7 +47302,7 @@
           <w:sz w:val="17"/>
           <w:szCs w:val="17"/>
         </w:rPr>
-        <w:t xml:space="preserve">       --partition=dv --time=01:00:00 --mem=8G --cpus-per-task=2</w:t>
+        <w:t xml:space="preserve">     --partition=dv --time=01:00:00 --mem=16G --cpus-per-task=2</w:t>
       </w:r>
     </w:p>
     <w:p>
@@ -45352,7 +47324,7 @@
           <w:sz w:val="17"/>
           <w:szCs w:val="17"/>
         </w:rPr>
-        <w:t xml:space="preserve">       --output=&lt;proj&gt;/out/dut_a/tests/reg_reset.1/slurm_%j.log</w:t>
+        <w:t xml:space="preserve">     tcsh -f &lt;proj&gt;/out/dut_a/tests/reg_reset.1/run.csh</w:t>
       </w:r>
     </w:p>
     <w:p>
@@ -45374,7 +47346,7 @@
           <w:sz w:val="17"/>
           <w:szCs w:val="17"/>
         </w:rPr>
-        <w:t xml:space="preserve">       &lt;proj&gt;/out/dut_a/tests/reg_reset.1/run.sh</w:t>
+        <w:t xml:space="preserve"> </w:t>
       </w:r>
     </w:p>
     <w:p>
@@ -45396,7 +47368,7 @@
           <w:sz w:val="17"/>
           <w:szCs w:val="17"/>
         </w:rPr>
-        <w:t xml:space="preserve"> </w:t>
+        <w:t xml:space="preserve"># run.csh runs sim.csh, which runs these three steps in the run directory</w:t>
       </w:r>
     </w:p>
     <w:p>
@@ -45418,7 +47390,7 @@
           <w:sz w:val="17"/>
           <w:szCs w:val="17"/>
         </w:rPr>
-        <w:t xml:space="preserve"># run.sh runs, in the run directory</w:t>
+        <w:t xml:space="preserve">ln -sf &lt;proj&gt;/out/dut_a/build/simv &lt;proj&gt;/out/dut_a/build/simv.daidir .</w:t>
       </w:r>
     </w:p>
     <w:p>
@@ -45440,7 +47412,7 @@
           <w:sz w:val="17"/>
           <w:szCs w:val="17"/>
         </w:rPr>
-        <w:t xml:space="preserve">ln -sf &lt;proj&gt;/out/dut_a/build/simv &lt;proj&gt;/out/dut_a/build/simv.daidir .</w:t>
+        <w:t xml:space="preserve">./simv +ntb_random_seed=1 +UVM_VERBOSITY=UVM_HIGH +UVM_MAX_QUIT_COUNT=50,NO</w:t>
       </w:r>
     </w:p>
     <w:p>
@@ -45462,7 +47434,7 @@
           <w:sz w:val="17"/>
           <w:szCs w:val="17"/>
         </w:rPr>
-        <w:t xml:space="preserve">./simv +ntb_random_seed=1 +UVM_VERBOSITY=UVM_HIGH +UVM_MAX_QUIT_COUNT=50,NO</w:t>
+        <w:t xml:space="preserve">       +UVM_TIMEOUT=1ms,NO -cm line+cond+fsm+tgl+branch+assert</w:t>
       </w:r>
     </w:p>
     <w:p>
@@ -45484,7 +47456,7 @@
           <w:sz w:val="17"/>
           <w:szCs w:val="17"/>
         </w:rPr>
-        <w:t xml:space="preserve">       +UVM_TIMEOUT=1ms,NO -cm line+cond+fsm+tgl+branch+assert</w:t>
+        <w:t xml:space="preserve">       -cm_dir &lt;proj&gt;/out/dut_a/cov/dut_a.vdb -cm_name reg_reset.1</w:t>
       </w:r>
     </w:p>
     <w:p>
@@ -45506,7 +47478,7 @@
           <w:sz w:val="17"/>
           <w:szCs w:val="17"/>
         </w:rPr>
-        <w:t xml:space="preserve">       -cm_dir &lt;proj&gt;/out/dut_a/cov/dut_a.vdb -cm_name reg_reset.1</w:t>
+        <w:t xml:space="preserve">       +REG_RESET_CHECK=1 -l sim.log +UVM_TESTNAME=dut_a_reg_test +REG_SEQ=hw_reset</w:t>
       </w:r>
     </w:p>
     <w:p>
@@ -45528,28 +47500,6 @@
           <w:sz w:val="17"/>
           <w:szCs w:val="17"/>
         </w:rPr>
-        <w:t xml:space="preserve">       +REG_RESET_CHECK=1 -l sim.log +UVM_TESTNAME=dut_a_reg_test +REG_SEQ=hw_reset</w:t>
-      </w:r>
-    </w:p>
-    <w:p>
-      <w:pPr>
-        <w:keepNext/>
-        <w:keepLines/>
-        <w:pBdr>
-          <w:left w:val="single" w:color="D0D7DE" w:sz="4" w:space="6"/>
-          <w:right w:val="single" w:color="D0D7DE" w:sz="4" w:space="6"/>
-        </w:pBdr>
-        <w:shd w:fill="F3F5F8" w:color="auto" w:val="clear"/>
-        <w:spacing w:after="0" w:before="0" w:line="250"/>
-        <w:ind w:left="120" w:right="120"/>
-      </w:pPr>
-      <w:r>
-        <w:rPr>
-          <w:rFonts w:ascii="Consolas" w:cs="Consolas" w:eastAsia="Consolas" w:hAnsi="Consolas"/>
-          <w:color w:val="1F2328"/>
-          <w:sz w:val="17"/>
-          <w:szCs w:val="17"/>
-        </w:rPr>
         <w:t xml:space="preserve">python &lt;flow&gt;/scripts/check_log.py --rules &lt;proj&gt;/common/log_check.yml</w:t>
       </w:r>
     </w:p>
@@ -45580,11 +47530,11 @@
       <w:pPr>
         <w:pStyle w:val="Heading2"/>
       </w:pPr>
-      <w:bookmarkStart w:name="_Toc88" w:id="88"/>
+      <w:bookmarkStart w:name="_Toc89" w:id="89"/>
       <w:r>
         <w:t xml:space="preserve">Quick reference card</w:t>
       </w:r>
-      <w:bookmarkEnd w:id="88"/>
+      <w:bookmarkEnd w:id="89"/>
     </w:p>
     <w:tbl>
       <w:tblPr>
@@ -46647,7 +48597,7 @@
                 <w:sz w:val="17"/>
                 <w:szCs w:val="17"/>
               </w:rPr>
-              <w:t xml:space="preserve">--slurm --mode=interactive --gui</w:t>
+              <w:t xml:space="preserve">--slurm --gui</w:t>
             </w:r>
           </w:p>
         </w:tc>
@@ -47091,7 +49041,7 @@
                 <w:sz w:val="19"/>
                 <w:szCs w:val="19"/>
               </w:rPr>
-              <w:t xml:space="preserve">Re-run a step</w:t>
+              <w:t xml:space="preserve">Re-run a phase</w:t>
             </w:r>
           </w:p>
         </w:tc>
@@ -47123,7 +49073,7 @@
                 <w:sz w:val="17"/>
                 <w:szCs w:val="17"/>
               </w:rPr>
-              <w:t xml:space="preserve">cd &lt;run dir&gt;; bash sim.phase.cmd</w:t>
+              <w:t xml:space="preserve">cd &lt;run dir&gt;; tcsh -f sim.csh</w:t>
             </w:r>
           </w:p>
         </w:tc>
